--- a/Fase 2/Evidencias Proyecto (version Agil)/Documento 04- Definition of Done.docx
+++ b/Fase 2/Evidencias Proyecto (version Agil)/Documento 04- Definition of Done.docx
@@ -1,6 +1,6 @@
 
 <file path=word/document.xml><?xml version="1.0" encoding="utf-8"?>
-<w:document xmlns:wpc="http://schemas.microsoft.com/office/word/2010/wordprocessingCanvas" xmlns:cx="http://schemas.microsoft.com/office/drawing/2014/chartex" xmlns:cx1="http://schemas.microsoft.com/office/drawing/2015/9/8/chartex" xmlns:cx2="http://schemas.microsoft.com/office/drawing/2015/10/21/chartex" xmlns:cx3="http://schemas.microsoft.com/office/drawing/2016/5/9/chartex" xmlns:cx4="http://schemas.microsoft.com/office/drawing/2016/5/10/chartex" xmlns:cx5="http://schemas.microsoft.com/office/drawing/2016/5/11/chartex" xmlns:cx6="http://schemas.microsoft.com/office/drawing/2016/5/12/chartex" xmlns:cx7="http://schemas.microsoft.com/office/drawing/2016/5/13/chartex" xmlns:cx8="http://schemas.microsoft.com/office/drawing/2016/5/14/chartex" xmlns:mc="http://schemas.openxmlformats.org/markup-compatibility/2006" xmlns:m="http://schemas.openxmlformats.org/officeDocument/2006/math" xmlns:aink="http://schemas.microsoft.com/office/drawing/2016/ink" xmlns:am3d="http://schemas.microsoft.com/office/drawing/2017/model3d" xmlns:oel="http://schemas.microsoft.com/office/2019/extlst" xmlns:r="http://schemas.openxmlformats.org/officeDocument/2006/relationships" xmlns:wp14="http://schemas.microsoft.com/office/word/2010/wordprocessingDrawing" xmlns:wp="http://schemas.openxmlformats.org/drawingml/2006/wordprocessingDrawing" xmlns:wpg="http://schemas.microsoft.com/office/word/2010/wordprocessingGroup" xmlns:wpi="http://schemas.microsoft.com/office/word/2010/wordprocessingInk" xmlns:wps="http://schemas.microsoft.com/office/word/2010/wordprocessingShape" xmlns:o="urn:schemas-microsoft-com:office:office" xmlns:v="urn:schemas-microsoft-com:vml" xmlns:w10="urn:schemas-microsoft-com:office:word" xmlns:w="http://schemas.openxmlformats.org/wordprocessingml/2006/main" xmlns:w14="http://schemas.microsoft.com/office/word/2010/wordml" xmlns:w15="http://schemas.microsoft.com/office/word/2012/wordml" xmlns:w16cex="http://schemas.microsoft.com/office/word/2018/wordml/cex" xmlns:w16cid="http://schemas.microsoft.com/office/word/2016/wordml/cid" xmlns:w16="http://schemas.microsoft.com/office/word/2018/wordml" xmlns:w16sdtdh="http://schemas.microsoft.com/office/word/2020/wordml/sdtdatahash" xmlns:w16sdtfl="http://schemas.microsoft.com/office/word/2024/wordml/sdtformatlock" xmlns:w16se="http://schemas.microsoft.com/office/word/2015/wordml/symex" xmlns:w16du="http://schemas.microsoft.com/office/word/2023/wordml/word16du" xmlns:wne="http://schemas.microsoft.com/office/word/2006/wordml" mc:Ignorable="w14 w15 w16se w16cid w16 w16cex w16sdtdh w16sdtfl w16du wp14">
+<w:document xmlns:wpc="http://schemas.microsoft.com/office/word/2010/wordprocessingCanvas" xmlns:cx="http://schemas.microsoft.com/office/drawing/2014/chartex" xmlns:cx1="http://schemas.microsoft.com/office/drawing/2015/9/8/chartex" xmlns:cx2="http://schemas.microsoft.com/office/drawing/2015/10/21/chartex" xmlns:cx3="http://schemas.microsoft.com/office/drawing/2016/5/9/chartex" xmlns:cx4="http://schemas.microsoft.com/office/drawing/2016/5/10/chartex" xmlns:cx5="http://schemas.microsoft.com/office/drawing/2016/5/11/chartex" xmlns:cx6="http://schemas.microsoft.com/office/drawing/2016/5/12/chartex" xmlns:cx7="http://schemas.microsoft.com/office/drawing/2016/5/13/chartex" xmlns:cx8="http://schemas.microsoft.com/office/drawing/2016/5/14/chartex" xmlns:mc="http://schemas.openxmlformats.org/markup-compatibility/2006" xmlns:aink="http://schemas.microsoft.com/office/drawing/2016/ink" xmlns:am3d="http://schemas.microsoft.com/office/drawing/2017/model3d" xmlns:o="urn:schemas-microsoft-com:office:office" xmlns:r="http://schemas.openxmlformats.org/officeDocument/2006/relationships" xmlns:m="http://schemas.openxmlformats.org/officeDocument/2006/math" xmlns:v="urn:schemas-microsoft-com:vml" xmlns:wp14="http://schemas.microsoft.com/office/word/2010/wordprocessingDrawing" xmlns:wp="http://schemas.openxmlformats.org/drawingml/2006/wordprocessingDrawing" xmlns:w10="urn:schemas-microsoft-com:office:word" xmlns:w="http://schemas.openxmlformats.org/wordprocessingml/2006/main" xmlns:w14="http://schemas.microsoft.com/office/word/2010/wordml" xmlns:w15="http://schemas.microsoft.com/office/word/2012/wordml" xmlns:w16cex="http://schemas.microsoft.com/office/word/2018/wordml/cex" xmlns:w16cid="http://schemas.microsoft.com/office/word/2016/wordml/cid" xmlns:w16="http://schemas.microsoft.com/office/word/2018/wordml" xmlns:w16sdtdh="http://schemas.microsoft.com/office/word/2020/wordml/sdtdatahash" xmlns:w16se="http://schemas.microsoft.com/office/word/2015/wordml/symex" xmlns:wpg="http://schemas.microsoft.com/office/word/2010/wordprocessingGroup" xmlns:wpi="http://schemas.microsoft.com/office/word/2010/wordprocessingInk" xmlns:wne="http://schemas.microsoft.com/office/word/2006/wordml" xmlns:wps="http://schemas.microsoft.com/office/word/2010/wordprocessingShape" mc:Ignorable="w14 w15 w16se w16cid w16 w16cex w16sdtdh wp14">
   <w:body>
     <w:sdt>
       <w:sdtPr>
@@ -102,6 +102,7 @@
                 <w:dataBinding w:prefixMappings="xmlns:ns0='http://schemas.openxmlformats.org/package/2006/metadata/core-properties' xmlns:ns1='http://purl.org/dc/elements/1.1/'" w:xpath="/ns0:coreProperties[1]/ns1:title[1]" w:storeItemID="{6C3C8BC8-F283-45AE-878A-BAB7291924A1}"/>
                 <w:text/>
               </w:sdtPr>
+              <w:sdtEndPr/>
               <w:sdtContent>
                 <w:tc>
                   <w:tcPr>
@@ -162,6 +163,7 @@
                 <w:dataBinding w:prefixMappings="xmlns:ns0='http://schemas.openxmlformats.org/package/2006/metadata/core-properties' xmlns:ns1='http://purl.org/dc/elements/1.1/'" w:xpath="/ns0:coreProperties[1]/ns1:subject[1]" w:storeItemID="{6C3C8BC8-F283-45AE-878A-BAB7291924A1}"/>
                 <w:text/>
               </w:sdtPr>
+              <w:sdtEndPr/>
               <w:sdtContent>
                 <w:tc>
                   <w:tcPr>
@@ -201,7 +203,7 @@
                         <w:szCs w:val="44"/>
                         <w:lang w:val="es-AR"/>
                       </w:rPr>
-                      <w:t>[Insertar Nombre de Proyecto]</w:t>
+                      <w:t>CACHAI-QA</w:t>
                     </w:r>
                   </w:p>
                 </w:tc>
@@ -255,46 +257,7 @@
                     <w:b/>
                     <w:bCs/>
                   </w:rPr>
-                  <w:t>Revisión</w:t>
-                </w:r>
-                <w:r>
-                  <w:rPr>
-                    <w:rFonts w:cstheme="minorHAnsi"/>
-                    <w:b/>
-                    <w:bCs/>
-                    <w:i/>
-                  </w:rPr>
-                  <w:t xml:space="preserve">: </w:t>
-                </w:r>
-                <w:r>
-                  <w:rPr>
-                    <w:rFonts w:cstheme="minorHAnsi"/>
-                    <w:b/>
-                    <w:bCs/>
-                    <w:i/>
-                    <w:color w:val="FF0000"/>
-                  </w:rPr>
-                  <w:t>[</w:t>
-                </w:r>
-                <w:r>
-                  <w:rPr>
-                    <w:rFonts w:cstheme="minorHAnsi"/>
-                    <w:b/>
-                    <w:bCs/>
-                    <w:i/>
-                    <w:color w:val="FF0000"/>
-                  </w:rPr>
-                  <w:t>01</w:t>
-                </w:r>
-                <w:r>
-                  <w:rPr>
-                    <w:rFonts w:cstheme="minorHAnsi"/>
-                    <w:b/>
-                    <w:bCs/>
-                    <w:i/>
-                    <w:color w:val="FF0000"/>
-                  </w:rPr>
-                  <w:t>]</w:t>
+                  <w:t>Revisión: [02]</w:t>
                 </w:r>
               </w:p>
             </w:tc>
@@ -304,52 +267,31 @@
               <w:trHeight w:val="360"/>
               <w:jc w:val="center"/>
             </w:trPr>
-            <w:sdt>
-              <w:sdtPr>
-                <w:rPr>
-                  <w:rFonts w:cstheme="minorHAnsi"/>
-                  <w:b/>
-                  <w:bCs/>
-                </w:rPr>
-                <w:alias w:val="Fecha"/>
-                <w:id w:val="516659546"/>
-                <w:showingPlcHdr/>
-                <w:dataBinding w:prefixMappings="xmlns:ns0='http://schemas.microsoft.com/office/2006/coverPageProps'" w:xpath="/ns0:CoverPageProperties[1]/ns0:PublishDate[1]" w:storeItemID="{55AF091B-3C7A-41E3-B477-F2FDAA23CFDA}"/>
-                <w:date>
-                  <w:lid w:val="es-ES"/>
-                  <w:storeMappedDataAs w:val="dateTime"/>
-                  <w:calendar w:val="gregorian"/>
-                </w:date>
-              </w:sdtPr>
-              <w:sdtContent>
-                <w:tc>
-                  <w:tcPr>
-                    <w:tcW w:w="5000" w:type="pct"/>
-                    <w:vAlign w:val="center"/>
-                  </w:tcPr>
-                  <w:p>
-                    <w:pPr>
-                      <w:pStyle w:val="Sinespaciado"/>
-                      <w:jc w:val="center"/>
-                      <w:rPr>
-                        <w:rFonts w:cstheme="minorHAnsi"/>
-                        <w:b/>
-                        <w:bCs/>
-                      </w:rPr>
-                    </w:pPr>
-                    <w:r>
-                      <w:rPr>
-                        <w:rFonts w:cstheme="minorHAnsi"/>
-                        <w:b/>
-                        <w:bCs/>
-                        <w:color w:val="FF0000"/>
-                      </w:rPr>
-                      <w:t>[Seleccionar fecha]</w:t>
-                    </w:r>
-                  </w:p>
-                </w:tc>
-              </w:sdtContent>
-            </w:sdt>
+            <w:tc>
+              <w:tcPr>
+                <w:tcW w:w="5000" w:type="pct"/>
+                <w:vAlign w:val="center"/>
+              </w:tcPr>
+              <w:p>
+                <w:pPr>
+                  <w:pStyle w:val="Sinespaciado"/>
+                  <w:jc w:val="center"/>
+                  <w:rPr>
+                    <w:rFonts w:cstheme="minorHAnsi"/>
+                    <w:b/>
+                    <w:bCs/>
+                  </w:rPr>
+                </w:pPr>
+                <w:r>
+                  <w:rPr>
+                    <w:rFonts w:cstheme="minorHAnsi"/>
+                    <w:b/>
+                    <w:bCs/>
+                  </w:rPr>
+                  <w:t>12/10/2026</w:t>
+                </w:r>
+              </w:p>
+            </w:tc>
           </w:tr>
         </w:tbl>
         <w:p>
@@ -390,6 +332,7 @@
                 <w:dataBinding w:prefixMappings="xmlns:ns0='http://schemas.microsoft.com/office/2006/coverPageProps'" w:xpath="/ns0:CoverPageProperties[1]/ns0:Abstract[1]" w:storeItemID="{55AF091B-3C7A-41E3-B477-F2FDAA23CFDA}"/>
                 <w:text/>
               </w:sdtPr>
+              <w:sdtEndPr/>
               <w:sdtContent>
                 <w:tc>
                   <w:tcPr>
@@ -510,6 +453,7 @@
           <w:docPartUnique/>
         </w:docPartObj>
       </w:sdtPr>
+      <w:sdtEndPr/>
       <w:sdtContent>
         <w:p>
           <w:pPr>
@@ -539,11 +483,9 @@
               <w:bCs w:val="0"/>
               <w:caps w:val="0"/>
               <w:noProof/>
-              <w:kern w:val="2"/>
-              <w:sz w:val="24"/>
-              <w:szCs w:val="24"/>
-              <w:lang w:val="es-CL" w:eastAsia="es-MX"/>
-              <w14:ligatures w14:val="standardContextual"/>
+              <w:sz w:val="22"/>
+              <w:szCs w:val="22"/>
+              <w:lang w:val="es-CL" w:eastAsia="es-CL"/>
             </w:rPr>
           </w:pPr>
           <w:r>
@@ -571,7 +513,7 @@
             </w:rPr>
             <w:fldChar w:fldCharType="separate"/>
           </w:r>
-          <w:hyperlink w:anchor="_Toc241504474" w:history="1">
+          <w:hyperlink w:anchor="_Toc242713382" w:history="1">
             <w:r>
               <w:rPr>
                 <w:rStyle w:val="Hipervnculo"/>
@@ -588,11 +530,9 @@
                 <w:bCs w:val="0"/>
                 <w:caps w:val="0"/>
                 <w:noProof/>
-                <w:kern w:val="2"/>
-                <w:sz w:val="24"/>
-                <w:szCs w:val="24"/>
-                <w:lang w:val="es-CL" w:eastAsia="es-MX"/>
-                <w14:ligatures w14:val="standardContextual"/>
+                <w:sz w:val="22"/>
+                <w:szCs w:val="22"/>
+                <w:lang w:val="es-CL" w:eastAsia="es-CL"/>
               </w:rPr>
               <w:tab/>
             </w:r>
@@ -624,7 +564,7 @@
                 <w:noProof/>
                 <w:webHidden/>
               </w:rPr>
-              <w:instrText xml:space="preserve"> PAGEREF _Toc241504474 \h </w:instrText>
+              <w:instrText xml:space="preserve"> PAGEREF _Toc242713382 \h </w:instrText>
             </w:r>
             <w:r>
               <w:rPr>
@@ -644,7 +584,7 @@
                 <w:noProof/>
                 <w:webHidden/>
               </w:rPr>
-              <w:t>2</w:t>
+              <w:t>3</w:t>
             </w:r>
             <w:r>
               <w:rPr>
@@ -668,14 +608,12 @@
               <w:bCs w:val="0"/>
               <w:caps w:val="0"/>
               <w:noProof/>
-              <w:kern w:val="2"/>
-              <w:sz w:val="24"/>
-              <w:szCs w:val="24"/>
-              <w:lang w:val="es-CL" w:eastAsia="es-MX"/>
-              <w14:ligatures w14:val="standardContextual"/>
+              <w:sz w:val="22"/>
+              <w:szCs w:val="22"/>
+              <w:lang w:val="es-CL" w:eastAsia="es-CL"/>
             </w:rPr>
           </w:pPr>
-          <w:hyperlink w:anchor="_Toc241504475" w:history="1">
+          <w:hyperlink w:anchor="_Toc242713383" w:history="1">
             <w:r>
               <w:rPr>
                 <w:rStyle w:val="Hipervnculo"/>
@@ -690,11 +628,9 @@
                 <w:bCs w:val="0"/>
                 <w:caps w:val="0"/>
                 <w:noProof/>
-                <w:kern w:val="2"/>
-                <w:sz w:val="24"/>
-                <w:szCs w:val="24"/>
-                <w:lang w:val="es-CL" w:eastAsia="es-MX"/>
-                <w14:ligatures w14:val="standardContextual"/>
+                <w:sz w:val="22"/>
+                <w:szCs w:val="22"/>
+                <w:lang w:val="es-CL" w:eastAsia="es-CL"/>
               </w:rPr>
               <w:tab/>
             </w:r>
@@ -724,7 +660,7 @@
                 <w:noProof/>
                 <w:webHidden/>
               </w:rPr>
-              <w:instrText xml:space="preserve"> PAGEREF _Toc241504475 \h </w:instrText>
+              <w:instrText xml:space="preserve"> PAGEREF _Toc242713383 \h </w:instrText>
             </w:r>
             <w:r>
               <w:rPr>
@@ -768,14 +704,12 @@
               <w:bCs w:val="0"/>
               <w:caps w:val="0"/>
               <w:noProof/>
-              <w:kern w:val="2"/>
-              <w:sz w:val="24"/>
-              <w:szCs w:val="24"/>
-              <w:lang w:val="es-CL" w:eastAsia="es-MX"/>
-              <w14:ligatures w14:val="standardContextual"/>
+              <w:sz w:val="22"/>
+              <w:szCs w:val="22"/>
+              <w:lang w:val="es-CL" w:eastAsia="es-CL"/>
             </w:rPr>
           </w:pPr>
-          <w:hyperlink w:anchor="_Toc241504476" w:history="1">
+          <w:hyperlink w:anchor="_Toc242713384" w:history="1">
             <w:r>
               <w:rPr>
                 <w:rStyle w:val="Hipervnculo"/>
@@ -791,11 +725,9 @@
                 <w:bCs w:val="0"/>
                 <w:caps w:val="0"/>
                 <w:noProof/>
-                <w:kern w:val="2"/>
-                <w:sz w:val="24"/>
-                <w:szCs w:val="24"/>
-                <w:lang w:val="es-CL" w:eastAsia="es-MX"/>
-                <w14:ligatures w14:val="standardContextual"/>
+                <w:sz w:val="22"/>
+                <w:szCs w:val="22"/>
+                <w:lang w:val="es-CL" w:eastAsia="es-CL"/>
               </w:rPr>
               <w:tab/>
             </w:r>
@@ -826,7 +758,7 @@
                 <w:noProof/>
                 <w:webHidden/>
               </w:rPr>
-              <w:instrText xml:space="preserve"> PAGEREF _Toc241504476 \h </w:instrText>
+              <w:instrText xml:space="preserve"> PAGEREF _Toc242713384 \h </w:instrText>
             </w:r>
             <w:r>
               <w:rPr>
@@ -868,14 +800,12 @@
               <w:rFonts w:eastAsiaTheme="minorEastAsia"/>
               <w:smallCaps w:val="0"/>
               <w:noProof/>
-              <w:kern w:val="2"/>
-              <w:sz w:val="24"/>
-              <w:szCs w:val="24"/>
-              <w:lang w:val="es-CL" w:eastAsia="es-MX"/>
-              <w14:ligatures w14:val="standardContextual"/>
+              <w:sz w:val="22"/>
+              <w:szCs w:val="22"/>
+              <w:lang w:val="es-CL" w:eastAsia="es-CL"/>
             </w:rPr>
           </w:pPr>
-          <w:hyperlink w:anchor="_Toc241504477" w:history="1">
+          <w:hyperlink w:anchor="_Toc242713385" w:history="1">
             <w:r>
               <w:rPr>
                 <w:rStyle w:val="Hipervnculo"/>
@@ -888,11 +818,9 @@
                 <w:rFonts w:eastAsiaTheme="minorEastAsia"/>
                 <w:smallCaps w:val="0"/>
                 <w:noProof/>
-                <w:kern w:val="2"/>
-                <w:sz w:val="24"/>
-                <w:szCs w:val="24"/>
-                <w:lang w:val="es-CL" w:eastAsia="es-MX"/>
-                <w14:ligatures w14:val="standardContextual"/>
+                <w:sz w:val="22"/>
+                <w:szCs w:val="22"/>
+                <w:lang w:val="es-CL" w:eastAsia="es-CL"/>
               </w:rPr>
               <w:tab/>
             </w:r>
@@ -901,7 +829,7 @@
                 <w:rStyle w:val="Hipervnculo"/>
                 <w:noProof/>
               </w:rPr>
-              <w:t>Historia 001</w:t>
+              <w:t>HU-001: Configuración Plug &amp; Play y recepción de URL</w:t>
             </w:r>
             <w:r>
               <w:rPr>
@@ -922,7 +850,7 @@
                 <w:noProof/>
                 <w:webHidden/>
               </w:rPr>
-              <w:instrText xml:space="preserve"> PAGEREF _Toc241504477 \h </w:instrText>
+              <w:instrText xml:space="preserve"> PAGEREF _Toc242713385 \h </w:instrText>
             </w:r>
             <w:r>
               <w:rPr>
@@ -957,7 +885,7 @@
           <w:pPr>
             <w:pStyle w:val="TDC3"/>
             <w:tabs>
-              <w:tab w:val="left" w:pos="1320"/>
+              <w:tab w:val="left" w:pos="1100"/>
               <w:tab w:val="right" w:leader="dot" w:pos="8828"/>
             </w:tabs>
             <w:rPr>
@@ -965,17 +893,16 @@
               <w:i w:val="0"/>
               <w:iCs w:val="0"/>
               <w:noProof/>
-              <w:kern w:val="2"/>
-              <w:sz w:val="24"/>
-              <w:szCs w:val="24"/>
-              <w:lang w:val="es-CL" w:eastAsia="es-MX"/>
-              <w14:ligatures w14:val="standardContextual"/>
+              <w:sz w:val="22"/>
+              <w:szCs w:val="22"/>
+              <w:lang w:val="es-CL" w:eastAsia="es-CL"/>
             </w:rPr>
           </w:pPr>
-          <w:hyperlink w:anchor="_Toc241504478" w:history="1">
+          <w:hyperlink w:anchor="_Toc242713386" w:history="1">
             <w:r>
               <w:rPr>
                 <w:rStyle w:val="Hipervnculo"/>
+                <w:rFonts w:eastAsiaTheme="majorEastAsia"/>
                 <w:noProof/>
               </w:rPr>
               <w:t>4.1.1</w:t>
@@ -986,17 +913,16 @@
                 <w:i w:val="0"/>
                 <w:iCs w:val="0"/>
                 <w:noProof/>
-                <w:kern w:val="2"/>
-                <w:sz w:val="24"/>
-                <w:szCs w:val="24"/>
-                <w:lang w:val="es-CL" w:eastAsia="es-MX"/>
-                <w14:ligatures w14:val="standardContextual"/>
+                <w:sz w:val="22"/>
+                <w:szCs w:val="22"/>
+                <w:lang w:val="es-CL" w:eastAsia="es-CL"/>
               </w:rPr>
               <w:tab/>
             </w:r>
             <w:r>
               <w:rPr>
                 <w:rStyle w:val="Hipervnculo"/>
+                <w:rFonts w:eastAsiaTheme="majorEastAsia"/>
                 <w:noProof/>
               </w:rPr>
               <w:t>Definición</w:t>
@@ -1020,7 +946,7 @@
                 <w:noProof/>
                 <w:webHidden/>
               </w:rPr>
-              <w:instrText xml:space="preserve"> PAGEREF _Toc241504478 \h </w:instrText>
+              <w:instrText xml:space="preserve"> PAGEREF _Toc242713386 \h </w:instrText>
             </w:r>
             <w:r>
               <w:rPr>
@@ -1055,7 +981,7 @@
           <w:pPr>
             <w:pStyle w:val="TDC3"/>
             <w:tabs>
-              <w:tab w:val="left" w:pos="1320"/>
+              <w:tab w:val="left" w:pos="1100"/>
               <w:tab w:val="right" w:leader="dot" w:pos="8828"/>
             </w:tabs>
             <w:rPr>
@@ -1063,17 +989,16 @@
               <w:i w:val="0"/>
               <w:iCs w:val="0"/>
               <w:noProof/>
-              <w:kern w:val="2"/>
-              <w:sz w:val="24"/>
-              <w:szCs w:val="24"/>
-              <w:lang w:val="es-CL" w:eastAsia="es-MX"/>
-              <w14:ligatures w14:val="standardContextual"/>
+              <w:sz w:val="22"/>
+              <w:szCs w:val="22"/>
+              <w:lang w:val="es-CL" w:eastAsia="es-CL"/>
             </w:rPr>
           </w:pPr>
-          <w:hyperlink w:anchor="_Toc241504479" w:history="1">
+          <w:hyperlink w:anchor="_Toc242713387" w:history="1">
             <w:r>
               <w:rPr>
                 <w:rStyle w:val="Hipervnculo"/>
+                <w:rFonts w:eastAsiaTheme="majorEastAsia"/>
                 <w:noProof/>
               </w:rPr>
               <w:t>4.1.2</w:t>
@@ -1084,20 +1009,19 @@
                 <w:i w:val="0"/>
                 <w:iCs w:val="0"/>
                 <w:noProof/>
-                <w:kern w:val="2"/>
-                <w:sz w:val="24"/>
-                <w:szCs w:val="24"/>
-                <w:lang w:val="es-CL" w:eastAsia="es-MX"/>
-                <w14:ligatures w14:val="standardContextual"/>
+                <w:sz w:val="22"/>
+                <w:szCs w:val="22"/>
+                <w:lang w:val="es-CL" w:eastAsia="es-CL"/>
               </w:rPr>
               <w:tab/>
             </w:r>
             <w:r>
               <w:rPr>
                 <w:rStyle w:val="Hipervnculo"/>
-                <w:noProof/>
-              </w:rPr>
-              <w:t>Criterios de Aceptación</w:t>
+                <w:rFonts w:eastAsiaTheme="majorEastAsia"/>
+                <w:noProof/>
+              </w:rPr>
+              <w:t>DoD de Negocio</w:t>
             </w:r>
             <w:r>
               <w:rPr>
@@ -1118,7 +1042,103 @@
                 <w:noProof/>
                 <w:webHidden/>
               </w:rPr>
-              <w:instrText xml:space="preserve"> PAGEREF _Toc241504479 \h </w:instrText>
+              <w:instrText xml:space="preserve"> PAGEREF _Toc242713387 \h </w:instrText>
+            </w:r>
+            <w:r>
+              <w:rPr>
+                <w:noProof/>
+                <w:webHidden/>
+              </w:rPr>
+            </w:r>
+            <w:r>
+              <w:rPr>
+                <w:noProof/>
+                <w:webHidden/>
+              </w:rPr>
+              <w:fldChar w:fldCharType="separate"/>
+            </w:r>
+            <w:r>
+              <w:rPr>
+                <w:noProof/>
+                <w:webHidden/>
+              </w:rPr>
+              <w:t>4</w:t>
+            </w:r>
+            <w:r>
+              <w:rPr>
+                <w:noProof/>
+                <w:webHidden/>
+              </w:rPr>
+              <w:fldChar w:fldCharType="end"/>
+            </w:r>
+          </w:hyperlink>
+        </w:p>
+        <w:p>
+          <w:pPr>
+            <w:pStyle w:val="TDC3"/>
+            <w:tabs>
+              <w:tab w:val="left" w:pos="1100"/>
+              <w:tab w:val="right" w:leader="dot" w:pos="8828"/>
+            </w:tabs>
+            <w:rPr>
+              <w:rFonts w:eastAsiaTheme="minorEastAsia"/>
+              <w:i w:val="0"/>
+              <w:iCs w:val="0"/>
+              <w:noProof/>
+              <w:sz w:val="22"/>
+              <w:szCs w:val="22"/>
+              <w:lang w:val="es-CL" w:eastAsia="es-CL"/>
+            </w:rPr>
+          </w:pPr>
+          <w:hyperlink w:anchor="_Toc242713388" w:history="1">
+            <w:r>
+              <w:rPr>
+                <w:rStyle w:val="Hipervnculo"/>
+                <w:rFonts w:eastAsiaTheme="majorEastAsia"/>
+                <w:noProof/>
+              </w:rPr>
+              <w:t>4.1.3</w:t>
+            </w:r>
+            <w:r>
+              <w:rPr>
+                <w:rFonts w:eastAsiaTheme="minorEastAsia"/>
+                <w:i w:val="0"/>
+                <w:iCs w:val="0"/>
+                <w:noProof/>
+                <w:sz w:val="22"/>
+                <w:szCs w:val="22"/>
+                <w:lang w:val="es-CL" w:eastAsia="es-CL"/>
+              </w:rPr>
+              <w:tab/>
+            </w:r>
+            <w:r>
+              <w:rPr>
+                <w:rStyle w:val="Hipervnculo"/>
+                <w:rFonts w:eastAsiaTheme="majorEastAsia"/>
+                <w:noProof/>
+              </w:rPr>
+              <w:t>DoD Técnico</w:t>
+            </w:r>
+            <w:r>
+              <w:rPr>
+                <w:noProof/>
+                <w:webHidden/>
+              </w:rPr>
+              <w:tab/>
+            </w:r>
+            <w:r>
+              <w:rPr>
+                <w:noProof/>
+                <w:webHidden/>
+              </w:rPr>
+              <w:fldChar w:fldCharType="begin"/>
+            </w:r>
+            <w:r>
+              <w:rPr>
+                <w:noProof/>
+                <w:webHidden/>
+              </w:rPr>
+              <w:instrText xml:space="preserve"> PAGEREF _Toc242713388 \h </w:instrText>
             </w:r>
             <w:r>
               <w:rPr>
@@ -1160,14 +1180,12 @@
               <w:rFonts w:eastAsiaTheme="minorEastAsia"/>
               <w:smallCaps w:val="0"/>
               <w:noProof/>
-              <w:kern w:val="2"/>
-              <w:sz w:val="24"/>
-              <w:szCs w:val="24"/>
-              <w:lang w:val="es-CL" w:eastAsia="es-MX"/>
-              <w14:ligatures w14:val="standardContextual"/>
+              <w:sz w:val="22"/>
+              <w:szCs w:val="22"/>
+              <w:lang w:val="es-CL" w:eastAsia="es-CL"/>
             </w:rPr>
           </w:pPr>
-          <w:hyperlink w:anchor="_Toc241504480" w:history="1">
+          <w:hyperlink w:anchor="_Toc242713389" w:history="1">
             <w:r>
               <w:rPr>
                 <w:rStyle w:val="Hipervnculo"/>
@@ -1180,11 +1198,9 @@
                 <w:rFonts w:eastAsiaTheme="minorEastAsia"/>
                 <w:smallCaps w:val="0"/>
                 <w:noProof/>
-                <w:kern w:val="2"/>
-                <w:sz w:val="24"/>
-                <w:szCs w:val="24"/>
-                <w:lang w:val="es-CL" w:eastAsia="es-MX"/>
-                <w14:ligatures w14:val="standardContextual"/>
+                <w:sz w:val="22"/>
+                <w:szCs w:val="22"/>
+                <w:lang w:val="es-CL" w:eastAsia="es-CL"/>
               </w:rPr>
               <w:tab/>
             </w:r>
@@ -1193,7 +1209,7 @@
                 <w:rStyle w:val="Hipervnculo"/>
                 <w:noProof/>
               </w:rPr>
-              <w:t>Historia 002</w:t>
+              <w:t>HU-002: Escaneo automático de enlaces del DOM</w:t>
             </w:r>
             <w:r>
               <w:rPr>
@@ -1214,7 +1230,7 @@
                 <w:noProof/>
                 <w:webHidden/>
               </w:rPr>
-              <w:instrText xml:space="preserve"> PAGEREF _Toc241504480 \h </w:instrText>
+              <w:instrText xml:space="preserve"> PAGEREF _Toc242713389 \h </w:instrText>
             </w:r>
             <w:r>
               <w:rPr>
@@ -1249,7 +1265,7 @@
           <w:pPr>
             <w:pStyle w:val="TDC3"/>
             <w:tabs>
-              <w:tab w:val="left" w:pos="1320"/>
+              <w:tab w:val="left" w:pos="1100"/>
               <w:tab w:val="right" w:leader="dot" w:pos="8828"/>
             </w:tabs>
             <w:rPr>
@@ -1257,17 +1273,16 @@
               <w:i w:val="0"/>
               <w:iCs w:val="0"/>
               <w:noProof/>
-              <w:kern w:val="2"/>
-              <w:sz w:val="24"/>
-              <w:szCs w:val="24"/>
-              <w:lang w:val="es-CL" w:eastAsia="es-MX"/>
-              <w14:ligatures w14:val="standardContextual"/>
+              <w:sz w:val="22"/>
+              <w:szCs w:val="22"/>
+              <w:lang w:val="es-CL" w:eastAsia="es-CL"/>
             </w:rPr>
           </w:pPr>
-          <w:hyperlink w:anchor="_Toc241504481" w:history="1">
+          <w:hyperlink w:anchor="_Toc242713390" w:history="1">
             <w:r>
               <w:rPr>
                 <w:rStyle w:val="Hipervnculo"/>
+                <w:rFonts w:eastAsiaTheme="majorEastAsia"/>
                 <w:noProof/>
               </w:rPr>
               <w:t>4.2.1</w:t>
@@ -1278,17 +1293,16 @@
                 <w:i w:val="0"/>
                 <w:iCs w:val="0"/>
                 <w:noProof/>
-                <w:kern w:val="2"/>
-                <w:sz w:val="24"/>
-                <w:szCs w:val="24"/>
-                <w:lang w:val="es-CL" w:eastAsia="es-MX"/>
-                <w14:ligatures w14:val="standardContextual"/>
+                <w:sz w:val="22"/>
+                <w:szCs w:val="22"/>
+                <w:lang w:val="es-CL" w:eastAsia="es-CL"/>
               </w:rPr>
               <w:tab/>
             </w:r>
             <w:r>
               <w:rPr>
                 <w:rStyle w:val="Hipervnculo"/>
+                <w:rFonts w:eastAsiaTheme="majorEastAsia"/>
                 <w:noProof/>
               </w:rPr>
               <w:t>Definición</w:t>
@@ -1312,7 +1326,7 @@
                 <w:noProof/>
                 <w:webHidden/>
               </w:rPr>
-              <w:instrText xml:space="preserve"> PAGEREF _Toc241504481 \h </w:instrText>
+              <w:instrText xml:space="preserve"> PAGEREF _Toc242713390 \h </w:instrText>
             </w:r>
             <w:r>
               <w:rPr>
@@ -1347,7 +1361,7 @@
           <w:pPr>
             <w:pStyle w:val="TDC3"/>
             <w:tabs>
-              <w:tab w:val="left" w:pos="1320"/>
+              <w:tab w:val="left" w:pos="1100"/>
               <w:tab w:val="right" w:leader="dot" w:pos="8828"/>
             </w:tabs>
             <w:rPr>
@@ -1355,17 +1369,16 @@
               <w:i w:val="0"/>
               <w:iCs w:val="0"/>
               <w:noProof/>
-              <w:kern w:val="2"/>
-              <w:sz w:val="24"/>
-              <w:szCs w:val="24"/>
-              <w:lang w:val="es-CL" w:eastAsia="es-MX"/>
-              <w14:ligatures w14:val="standardContextual"/>
+              <w:sz w:val="22"/>
+              <w:szCs w:val="22"/>
+              <w:lang w:val="es-CL" w:eastAsia="es-CL"/>
             </w:rPr>
           </w:pPr>
-          <w:hyperlink w:anchor="_Toc241504482" w:history="1">
+          <w:hyperlink w:anchor="_Toc242713391" w:history="1">
             <w:r>
               <w:rPr>
                 <w:rStyle w:val="Hipervnculo"/>
+                <w:rFonts w:eastAsiaTheme="majorEastAsia"/>
                 <w:noProof/>
               </w:rPr>
               <w:t>4.2.2</w:t>
@@ -1376,20 +1389,19 @@
                 <w:i w:val="0"/>
                 <w:iCs w:val="0"/>
                 <w:noProof/>
-                <w:kern w:val="2"/>
-                <w:sz w:val="24"/>
-                <w:szCs w:val="24"/>
-                <w:lang w:val="es-CL" w:eastAsia="es-MX"/>
-                <w14:ligatures w14:val="standardContextual"/>
+                <w:sz w:val="22"/>
+                <w:szCs w:val="22"/>
+                <w:lang w:val="es-CL" w:eastAsia="es-CL"/>
               </w:rPr>
               <w:tab/>
             </w:r>
             <w:r>
               <w:rPr>
                 <w:rStyle w:val="Hipervnculo"/>
-                <w:noProof/>
-              </w:rPr>
-              <w:t>Criterios de Aceptación</w:t>
+                <w:rFonts w:eastAsiaTheme="majorEastAsia"/>
+                <w:noProof/>
+              </w:rPr>
+              <w:t>DoD de Negocio</w:t>
             </w:r>
             <w:r>
               <w:rPr>
@@ -1410,7 +1422,7 @@
                 <w:noProof/>
                 <w:webHidden/>
               </w:rPr>
-              <w:instrText xml:space="preserve"> PAGEREF _Toc241504482 \h </w:instrText>
+              <w:instrText xml:space="preserve"> PAGEREF _Toc242713391 \h </w:instrText>
             </w:r>
             <w:r>
               <w:rPr>
@@ -1443,55 +1455,49 @@
         </w:p>
         <w:p>
           <w:pPr>
-            <w:pStyle w:val="TDC1"/>
+            <w:pStyle w:val="TDC3"/>
             <w:tabs>
-              <w:tab w:val="left" w:pos="440"/>
+              <w:tab w:val="left" w:pos="1100"/>
               <w:tab w:val="right" w:leader="dot" w:pos="8828"/>
             </w:tabs>
             <w:rPr>
               <w:rFonts w:eastAsiaTheme="minorEastAsia"/>
-              <w:b w:val="0"/>
-              <w:bCs w:val="0"/>
-              <w:caps w:val="0"/>
+              <w:i w:val="0"/>
+              <w:iCs w:val="0"/>
               <w:noProof/>
-              <w:kern w:val="2"/>
-              <w:sz w:val="24"/>
-              <w:szCs w:val="24"/>
-              <w:lang w:val="es-CL" w:eastAsia="es-MX"/>
-              <w14:ligatures w14:val="standardContextual"/>
+              <w:sz w:val="22"/>
+              <w:szCs w:val="22"/>
+              <w:lang w:val="es-CL" w:eastAsia="es-CL"/>
             </w:rPr>
           </w:pPr>
-          <w:hyperlink w:anchor="_Toc241504483" w:history="1">
+          <w:hyperlink w:anchor="_Toc242713392" w:history="1">
             <w:r>
               <w:rPr>
                 <w:rStyle w:val="Hipervnculo"/>
-                <w:noProof/>
-                <w:lang w:val="es-ES" w:eastAsia="es-ES"/>
-              </w:rPr>
-              <w:t>5</w:t>
+                <w:rFonts w:eastAsiaTheme="majorEastAsia"/>
+                <w:noProof/>
+              </w:rPr>
+              <w:t>4.2.3</w:t>
             </w:r>
             <w:r>
               <w:rPr>
                 <w:rFonts w:eastAsiaTheme="minorEastAsia"/>
-                <w:b w:val="0"/>
-                <w:bCs w:val="0"/>
-                <w:caps w:val="0"/>
-                <w:noProof/>
-                <w:kern w:val="2"/>
-                <w:sz w:val="24"/>
-                <w:szCs w:val="24"/>
-                <w:lang w:val="es-CL" w:eastAsia="es-MX"/>
-                <w14:ligatures w14:val="standardContextual"/>
+                <w:i w:val="0"/>
+                <w:iCs w:val="0"/>
+                <w:noProof/>
+                <w:sz w:val="22"/>
+                <w:szCs w:val="22"/>
+                <w:lang w:val="es-CL" w:eastAsia="es-CL"/>
               </w:rPr>
               <w:tab/>
             </w:r>
             <w:r>
               <w:rPr>
                 <w:rStyle w:val="Hipervnculo"/>
-                <w:noProof/>
-                <w:lang w:val="es-ES" w:eastAsia="es-ES"/>
-              </w:rPr>
-              <w:t>Backlog</w:t>
+                <w:rFonts w:eastAsiaTheme="majorEastAsia"/>
+                <w:noProof/>
+              </w:rPr>
+              <w:t>DoD Técnico</w:t>
             </w:r>
             <w:r>
               <w:rPr>
@@ -1512,7 +1518,7 @@
                 <w:noProof/>
                 <w:webHidden/>
               </w:rPr>
-              <w:instrText xml:space="preserve"> PAGEREF _Toc241504483 \h </w:instrText>
+              <w:instrText xml:space="preserve"> PAGEREF _Toc242713392 \h </w:instrText>
             </w:r>
             <w:r>
               <w:rPr>
@@ -1532,7 +1538,7 @@
                 <w:noProof/>
                 <w:webHidden/>
               </w:rPr>
-              <w:t>5</w:t>
+              <w:t>4</w:t>
             </w:r>
             <w:r>
               <w:rPr>
@@ -1554,32 +1560,27 @@
               <w:rFonts w:eastAsiaTheme="minorEastAsia"/>
               <w:smallCaps w:val="0"/>
               <w:noProof/>
-              <w:kern w:val="2"/>
-              <w:sz w:val="24"/>
-              <w:szCs w:val="24"/>
-              <w:lang w:val="es-CL" w:eastAsia="es-MX"/>
-              <w14:ligatures w14:val="standardContextual"/>
+              <w:sz w:val="22"/>
+              <w:szCs w:val="22"/>
+              <w:lang w:val="es-CL" w:eastAsia="es-CL"/>
             </w:rPr>
           </w:pPr>
-          <w:hyperlink w:anchor="_Toc241504484" w:history="1">
+          <w:hyperlink w:anchor="_Toc242713393" w:history="1">
             <w:r>
               <w:rPr>
                 <w:rStyle w:val="Hipervnculo"/>
                 <w:noProof/>
-                <w:lang w:val="es-ES" w:eastAsia="es-ES"/>
-              </w:rPr>
-              <w:t>5.1</w:t>
+              </w:rPr>
+              <w:t>4.3</w:t>
             </w:r>
             <w:r>
               <w:rPr>
                 <w:rFonts w:eastAsiaTheme="minorEastAsia"/>
                 <w:smallCaps w:val="0"/>
                 <w:noProof/>
-                <w:kern w:val="2"/>
-                <w:sz w:val="24"/>
-                <w:szCs w:val="24"/>
-                <w:lang w:val="es-CL" w:eastAsia="es-MX"/>
-                <w14:ligatures w14:val="standardContextual"/>
+                <w:sz w:val="22"/>
+                <w:szCs w:val="22"/>
+                <w:lang w:val="es-CL" w:eastAsia="es-CL"/>
               </w:rPr>
               <w:tab/>
             </w:r>
@@ -1587,9 +1588,8 @@
               <w:rPr>
                 <w:rStyle w:val="Hipervnculo"/>
                 <w:noProof/>
-                <w:lang w:val="es-ES" w:eastAsia="es-ES"/>
-              </w:rPr>
-              <w:t>Historias con su peso relativo</w:t>
+              </w:rPr>
+              <w:t>HU-003: Identificación de componentes interactivos</w:t>
             </w:r>
             <w:r>
               <w:rPr>
@@ -1610,7 +1610,295 @@
                 <w:noProof/>
                 <w:webHidden/>
               </w:rPr>
-              <w:instrText xml:space="preserve"> PAGEREF _Toc241504484 \h </w:instrText>
+              <w:instrText xml:space="preserve"> PAGEREF _Toc242713393 \h </w:instrText>
+            </w:r>
+            <w:r>
+              <w:rPr>
+                <w:noProof/>
+                <w:webHidden/>
+              </w:rPr>
+            </w:r>
+            <w:r>
+              <w:rPr>
+                <w:noProof/>
+                <w:webHidden/>
+              </w:rPr>
+              <w:fldChar w:fldCharType="separate"/>
+            </w:r>
+            <w:r>
+              <w:rPr>
+                <w:noProof/>
+                <w:webHidden/>
+              </w:rPr>
+              <w:t>5</w:t>
+            </w:r>
+            <w:r>
+              <w:rPr>
+                <w:noProof/>
+                <w:webHidden/>
+              </w:rPr>
+              <w:fldChar w:fldCharType="end"/>
+            </w:r>
+          </w:hyperlink>
+        </w:p>
+        <w:p>
+          <w:pPr>
+            <w:pStyle w:val="TDC3"/>
+            <w:tabs>
+              <w:tab w:val="left" w:pos="1100"/>
+              <w:tab w:val="right" w:leader="dot" w:pos="8828"/>
+            </w:tabs>
+            <w:rPr>
+              <w:rFonts w:eastAsiaTheme="minorEastAsia"/>
+              <w:i w:val="0"/>
+              <w:iCs w:val="0"/>
+              <w:noProof/>
+              <w:sz w:val="22"/>
+              <w:szCs w:val="22"/>
+              <w:lang w:val="es-CL" w:eastAsia="es-CL"/>
+            </w:rPr>
+          </w:pPr>
+          <w:hyperlink w:anchor="_Toc242713394" w:history="1">
+            <w:r>
+              <w:rPr>
+                <w:rStyle w:val="Hipervnculo"/>
+                <w:rFonts w:eastAsiaTheme="majorEastAsia"/>
+                <w:noProof/>
+              </w:rPr>
+              <w:t>4.3.1</w:t>
+            </w:r>
+            <w:r>
+              <w:rPr>
+                <w:rFonts w:eastAsiaTheme="minorEastAsia"/>
+                <w:i w:val="0"/>
+                <w:iCs w:val="0"/>
+                <w:noProof/>
+                <w:sz w:val="22"/>
+                <w:szCs w:val="22"/>
+                <w:lang w:val="es-CL" w:eastAsia="es-CL"/>
+              </w:rPr>
+              <w:tab/>
+            </w:r>
+            <w:r>
+              <w:rPr>
+                <w:rStyle w:val="Hipervnculo"/>
+                <w:rFonts w:eastAsiaTheme="majorEastAsia"/>
+                <w:noProof/>
+              </w:rPr>
+              <w:t>Definición</w:t>
+            </w:r>
+            <w:r>
+              <w:rPr>
+                <w:noProof/>
+                <w:webHidden/>
+              </w:rPr>
+              <w:tab/>
+            </w:r>
+            <w:r>
+              <w:rPr>
+                <w:noProof/>
+                <w:webHidden/>
+              </w:rPr>
+              <w:fldChar w:fldCharType="begin"/>
+            </w:r>
+            <w:r>
+              <w:rPr>
+                <w:noProof/>
+                <w:webHidden/>
+              </w:rPr>
+              <w:instrText xml:space="preserve"> PAGEREF _Toc242713394 \h </w:instrText>
+            </w:r>
+            <w:r>
+              <w:rPr>
+                <w:noProof/>
+                <w:webHidden/>
+              </w:rPr>
+            </w:r>
+            <w:r>
+              <w:rPr>
+                <w:noProof/>
+                <w:webHidden/>
+              </w:rPr>
+              <w:fldChar w:fldCharType="separate"/>
+            </w:r>
+            <w:r>
+              <w:rPr>
+                <w:noProof/>
+                <w:webHidden/>
+              </w:rPr>
+              <w:t>5</w:t>
+            </w:r>
+            <w:r>
+              <w:rPr>
+                <w:noProof/>
+                <w:webHidden/>
+              </w:rPr>
+              <w:fldChar w:fldCharType="end"/>
+            </w:r>
+          </w:hyperlink>
+        </w:p>
+        <w:p>
+          <w:pPr>
+            <w:pStyle w:val="TDC3"/>
+            <w:tabs>
+              <w:tab w:val="left" w:pos="1100"/>
+              <w:tab w:val="right" w:leader="dot" w:pos="8828"/>
+            </w:tabs>
+            <w:rPr>
+              <w:rFonts w:eastAsiaTheme="minorEastAsia"/>
+              <w:i w:val="0"/>
+              <w:iCs w:val="0"/>
+              <w:noProof/>
+              <w:sz w:val="22"/>
+              <w:szCs w:val="22"/>
+              <w:lang w:val="es-CL" w:eastAsia="es-CL"/>
+            </w:rPr>
+          </w:pPr>
+          <w:hyperlink w:anchor="_Toc242713395" w:history="1">
+            <w:r>
+              <w:rPr>
+                <w:rStyle w:val="Hipervnculo"/>
+                <w:rFonts w:eastAsiaTheme="majorEastAsia"/>
+                <w:noProof/>
+              </w:rPr>
+              <w:t>4.3.2</w:t>
+            </w:r>
+            <w:r>
+              <w:rPr>
+                <w:rFonts w:eastAsiaTheme="minorEastAsia"/>
+                <w:i w:val="0"/>
+                <w:iCs w:val="0"/>
+                <w:noProof/>
+                <w:sz w:val="22"/>
+                <w:szCs w:val="22"/>
+                <w:lang w:val="es-CL" w:eastAsia="es-CL"/>
+              </w:rPr>
+              <w:tab/>
+            </w:r>
+            <w:r>
+              <w:rPr>
+                <w:rStyle w:val="Hipervnculo"/>
+                <w:rFonts w:eastAsiaTheme="majorEastAsia"/>
+                <w:noProof/>
+              </w:rPr>
+              <w:t>DoD de Negocio</w:t>
+            </w:r>
+            <w:r>
+              <w:rPr>
+                <w:noProof/>
+                <w:webHidden/>
+              </w:rPr>
+              <w:tab/>
+            </w:r>
+            <w:r>
+              <w:rPr>
+                <w:noProof/>
+                <w:webHidden/>
+              </w:rPr>
+              <w:fldChar w:fldCharType="begin"/>
+            </w:r>
+            <w:r>
+              <w:rPr>
+                <w:noProof/>
+                <w:webHidden/>
+              </w:rPr>
+              <w:instrText xml:space="preserve"> PAGEREF _Toc242713395 \h </w:instrText>
+            </w:r>
+            <w:r>
+              <w:rPr>
+                <w:noProof/>
+                <w:webHidden/>
+              </w:rPr>
+            </w:r>
+            <w:r>
+              <w:rPr>
+                <w:noProof/>
+                <w:webHidden/>
+              </w:rPr>
+              <w:fldChar w:fldCharType="separate"/>
+            </w:r>
+            <w:r>
+              <w:rPr>
+                <w:noProof/>
+                <w:webHidden/>
+              </w:rPr>
+              <w:t>5</w:t>
+            </w:r>
+            <w:r>
+              <w:rPr>
+                <w:noProof/>
+                <w:webHidden/>
+              </w:rPr>
+              <w:fldChar w:fldCharType="end"/>
+            </w:r>
+          </w:hyperlink>
+        </w:p>
+        <w:p>
+          <w:pPr>
+            <w:pStyle w:val="TDC3"/>
+            <w:tabs>
+              <w:tab w:val="left" w:pos="1100"/>
+              <w:tab w:val="right" w:leader="dot" w:pos="8828"/>
+            </w:tabs>
+            <w:rPr>
+              <w:rFonts w:eastAsiaTheme="minorEastAsia"/>
+              <w:i w:val="0"/>
+              <w:iCs w:val="0"/>
+              <w:noProof/>
+              <w:sz w:val="22"/>
+              <w:szCs w:val="22"/>
+              <w:lang w:val="es-CL" w:eastAsia="es-CL"/>
+            </w:rPr>
+          </w:pPr>
+          <w:hyperlink w:anchor="_Toc242713396" w:history="1">
+            <w:r>
+              <w:rPr>
+                <w:rStyle w:val="Hipervnculo"/>
+                <w:rFonts w:eastAsiaTheme="majorEastAsia"/>
+                <w:noProof/>
+              </w:rPr>
+              <w:t>4.3.3</w:t>
+            </w:r>
+            <w:r>
+              <w:rPr>
+                <w:rFonts w:eastAsiaTheme="minorEastAsia"/>
+                <w:i w:val="0"/>
+                <w:iCs w:val="0"/>
+                <w:noProof/>
+                <w:sz w:val="22"/>
+                <w:szCs w:val="22"/>
+                <w:lang w:val="es-CL" w:eastAsia="es-CL"/>
+              </w:rPr>
+              <w:tab/>
+            </w:r>
+            <w:r>
+              <w:rPr>
+                <w:rStyle w:val="Hipervnculo"/>
+                <w:rFonts w:eastAsiaTheme="majorEastAsia"/>
+                <w:noProof/>
+              </w:rPr>
+              <w:t>DoD Técnico</w:t>
+            </w:r>
+            <w:r>
+              <w:rPr>
+                <w:noProof/>
+                <w:webHidden/>
+              </w:rPr>
+              <w:tab/>
+            </w:r>
+            <w:r>
+              <w:rPr>
+                <w:noProof/>
+                <w:webHidden/>
+              </w:rPr>
+              <w:fldChar w:fldCharType="begin"/>
+            </w:r>
+            <w:r>
+              <w:rPr>
+                <w:noProof/>
+                <w:webHidden/>
+              </w:rPr>
+              <w:instrText xml:space="preserve"> PAGEREF _Toc242713396 \h </w:instrText>
             </w:r>
             <w:r>
               <w:rPr>
@@ -1652,32 +1940,27 @@
               <w:rFonts w:eastAsiaTheme="minorEastAsia"/>
               <w:smallCaps w:val="0"/>
               <w:noProof/>
-              <w:kern w:val="2"/>
-              <w:sz w:val="24"/>
-              <w:szCs w:val="24"/>
-              <w:lang w:val="es-CL" w:eastAsia="es-MX"/>
-              <w14:ligatures w14:val="standardContextual"/>
+              <w:sz w:val="22"/>
+              <w:szCs w:val="22"/>
+              <w:lang w:val="es-CL" w:eastAsia="es-CL"/>
             </w:rPr>
           </w:pPr>
-          <w:hyperlink w:anchor="_Toc241504485" w:history="1">
+          <w:hyperlink w:anchor="_Toc242713397" w:history="1">
             <w:r>
               <w:rPr>
                 <w:rStyle w:val="Hipervnculo"/>
                 <w:noProof/>
-                <w:lang w:val="es-ES" w:eastAsia="es-ES"/>
-              </w:rPr>
-              <w:t>5.2</w:t>
+              </w:rPr>
+              <w:t>4.4</w:t>
             </w:r>
             <w:r>
               <w:rPr>
                 <w:rFonts w:eastAsiaTheme="minorEastAsia"/>
                 <w:smallCaps w:val="0"/>
                 <w:noProof/>
-                <w:kern w:val="2"/>
-                <w:sz w:val="24"/>
-                <w:szCs w:val="24"/>
-                <w:lang w:val="es-CL" w:eastAsia="es-MX"/>
-                <w14:ligatures w14:val="standardContextual"/>
+                <w:sz w:val="22"/>
+                <w:szCs w:val="22"/>
+                <w:lang w:val="es-CL" w:eastAsia="es-CL"/>
               </w:rPr>
               <w:tab/>
             </w:r>
@@ -1685,9 +1968,8 @@
               <w:rPr>
                 <w:rStyle w:val="Hipervnculo"/>
                 <w:noProof/>
-                <w:lang w:val="es-ES" w:eastAsia="es-ES"/>
-              </w:rPr>
-              <w:t>Backlog priorizado</w:t>
+              </w:rPr>
+              <w:t>HU-004: Escenarios genéricos de prueba en lenguaje natural</w:t>
             </w:r>
             <w:r>
               <w:rPr>
@@ -1708,7 +1990,7 @@
                 <w:noProof/>
                 <w:webHidden/>
               </w:rPr>
-              <w:instrText xml:space="preserve"> PAGEREF _Toc241504485 \h </w:instrText>
+              <w:instrText xml:space="preserve"> PAGEREF _Toc242713397 \h </w:instrText>
             </w:r>
             <w:r>
               <w:rPr>
@@ -1729,6 +2011,1814 @@
                 <w:webHidden/>
               </w:rPr>
               <w:t>5</w:t>
+            </w:r>
+            <w:r>
+              <w:rPr>
+                <w:noProof/>
+                <w:webHidden/>
+              </w:rPr>
+              <w:fldChar w:fldCharType="end"/>
+            </w:r>
+          </w:hyperlink>
+        </w:p>
+        <w:p>
+          <w:pPr>
+            <w:pStyle w:val="TDC3"/>
+            <w:tabs>
+              <w:tab w:val="left" w:pos="1100"/>
+              <w:tab w:val="right" w:leader="dot" w:pos="8828"/>
+            </w:tabs>
+            <w:rPr>
+              <w:rFonts w:eastAsiaTheme="minorEastAsia"/>
+              <w:i w:val="0"/>
+              <w:iCs w:val="0"/>
+              <w:noProof/>
+              <w:sz w:val="22"/>
+              <w:szCs w:val="22"/>
+              <w:lang w:val="es-CL" w:eastAsia="es-CL"/>
+            </w:rPr>
+          </w:pPr>
+          <w:hyperlink w:anchor="_Toc242713398" w:history="1">
+            <w:r>
+              <w:rPr>
+                <w:rStyle w:val="Hipervnculo"/>
+                <w:rFonts w:eastAsiaTheme="majorEastAsia"/>
+                <w:noProof/>
+              </w:rPr>
+              <w:t>4.4.1</w:t>
+            </w:r>
+            <w:r>
+              <w:rPr>
+                <w:rFonts w:eastAsiaTheme="minorEastAsia"/>
+                <w:i w:val="0"/>
+                <w:iCs w:val="0"/>
+                <w:noProof/>
+                <w:sz w:val="22"/>
+                <w:szCs w:val="22"/>
+                <w:lang w:val="es-CL" w:eastAsia="es-CL"/>
+              </w:rPr>
+              <w:tab/>
+            </w:r>
+            <w:r>
+              <w:rPr>
+                <w:rStyle w:val="Hipervnculo"/>
+                <w:rFonts w:eastAsiaTheme="majorEastAsia"/>
+                <w:noProof/>
+              </w:rPr>
+              <w:t>Definición</w:t>
+            </w:r>
+            <w:r>
+              <w:rPr>
+                <w:noProof/>
+                <w:webHidden/>
+              </w:rPr>
+              <w:tab/>
+            </w:r>
+            <w:r>
+              <w:rPr>
+                <w:noProof/>
+                <w:webHidden/>
+              </w:rPr>
+              <w:fldChar w:fldCharType="begin"/>
+            </w:r>
+            <w:r>
+              <w:rPr>
+                <w:noProof/>
+                <w:webHidden/>
+              </w:rPr>
+              <w:instrText xml:space="preserve"> PAGEREF _Toc242713398 \h </w:instrText>
+            </w:r>
+            <w:r>
+              <w:rPr>
+                <w:noProof/>
+                <w:webHidden/>
+              </w:rPr>
+            </w:r>
+            <w:r>
+              <w:rPr>
+                <w:noProof/>
+                <w:webHidden/>
+              </w:rPr>
+              <w:fldChar w:fldCharType="separate"/>
+            </w:r>
+            <w:r>
+              <w:rPr>
+                <w:noProof/>
+                <w:webHidden/>
+              </w:rPr>
+              <w:t>5</w:t>
+            </w:r>
+            <w:r>
+              <w:rPr>
+                <w:noProof/>
+                <w:webHidden/>
+              </w:rPr>
+              <w:fldChar w:fldCharType="end"/>
+            </w:r>
+          </w:hyperlink>
+        </w:p>
+        <w:p>
+          <w:pPr>
+            <w:pStyle w:val="TDC3"/>
+            <w:tabs>
+              <w:tab w:val="left" w:pos="1100"/>
+              <w:tab w:val="right" w:leader="dot" w:pos="8828"/>
+            </w:tabs>
+            <w:rPr>
+              <w:rFonts w:eastAsiaTheme="minorEastAsia"/>
+              <w:i w:val="0"/>
+              <w:iCs w:val="0"/>
+              <w:noProof/>
+              <w:sz w:val="22"/>
+              <w:szCs w:val="22"/>
+              <w:lang w:val="es-CL" w:eastAsia="es-CL"/>
+            </w:rPr>
+          </w:pPr>
+          <w:hyperlink w:anchor="_Toc242713399" w:history="1">
+            <w:r>
+              <w:rPr>
+                <w:rStyle w:val="Hipervnculo"/>
+                <w:rFonts w:eastAsiaTheme="majorEastAsia"/>
+                <w:noProof/>
+              </w:rPr>
+              <w:t>4.4.2</w:t>
+            </w:r>
+            <w:r>
+              <w:rPr>
+                <w:rFonts w:eastAsiaTheme="minorEastAsia"/>
+                <w:i w:val="0"/>
+                <w:iCs w:val="0"/>
+                <w:noProof/>
+                <w:sz w:val="22"/>
+                <w:szCs w:val="22"/>
+                <w:lang w:val="es-CL" w:eastAsia="es-CL"/>
+              </w:rPr>
+              <w:tab/>
+            </w:r>
+            <w:r>
+              <w:rPr>
+                <w:rStyle w:val="Hipervnculo"/>
+                <w:rFonts w:eastAsiaTheme="majorEastAsia"/>
+                <w:noProof/>
+              </w:rPr>
+              <w:t>DoD de Negocio</w:t>
+            </w:r>
+            <w:r>
+              <w:rPr>
+                <w:noProof/>
+                <w:webHidden/>
+              </w:rPr>
+              <w:tab/>
+            </w:r>
+            <w:r>
+              <w:rPr>
+                <w:noProof/>
+                <w:webHidden/>
+              </w:rPr>
+              <w:fldChar w:fldCharType="begin"/>
+            </w:r>
+            <w:r>
+              <w:rPr>
+                <w:noProof/>
+                <w:webHidden/>
+              </w:rPr>
+              <w:instrText xml:space="preserve"> PAGEREF _Toc242713399 \h </w:instrText>
+            </w:r>
+            <w:r>
+              <w:rPr>
+                <w:noProof/>
+                <w:webHidden/>
+              </w:rPr>
+            </w:r>
+            <w:r>
+              <w:rPr>
+                <w:noProof/>
+                <w:webHidden/>
+              </w:rPr>
+              <w:fldChar w:fldCharType="separate"/>
+            </w:r>
+            <w:r>
+              <w:rPr>
+                <w:noProof/>
+                <w:webHidden/>
+              </w:rPr>
+              <w:t>5</w:t>
+            </w:r>
+            <w:r>
+              <w:rPr>
+                <w:noProof/>
+                <w:webHidden/>
+              </w:rPr>
+              <w:fldChar w:fldCharType="end"/>
+            </w:r>
+          </w:hyperlink>
+        </w:p>
+        <w:p>
+          <w:pPr>
+            <w:pStyle w:val="TDC3"/>
+            <w:tabs>
+              <w:tab w:val="left" w:pos="1100"/>
+              <w:tab w:val="right" w:leader="dot" w:pos="8828"/>
+            </w:tabs>
+            <w:rPr>
+              <w:rFonts w:eastAsiaTheme="minorEastAsia"/>
+              <w:i w:val="0"/>
+              <w:iCs w:val="0"/>
+              <w:noProof/>
+              <w:sz w:val="22"/>
+              <w:szCs w:val="22"/>
+              <w:lang w:val="es-CL" w:eastAsia="es-CL"/>
+            </w:rPr>
+          </w:pPr>
+          <w:hyperlink w:anchor="_Toc242713400" w:history="1">
+            <w:r>
+              <w:rPr>
+                <w:rStyle w:val="Hipervnculo"/>
+                <w:rFonts w:eastAsiaTheme="majorEastAsia"/>
+                <w:noProof/>
+              </w:rPr>
+              <w:t>4.4.3</w:t>
+            </w:r>
+            <w:r>
+              <w:rPr>
+                <w:rFonts w:eastAsiaTheme="minorEastAsia"/>
+                <w:i w:val="0"/>
+                <w:iCs w:val="0"/>
+                <w:noProof/>
+                <w:sz w:val="22"/>
+                <w:szCs w:val="22"/>
+                <w:lang w:val="es-CL" w:eastAsia="es-CL"/>
+              </w:rPr>
+              <w:tab/>
+            </w:r>
+            <w:r>
+              <w:rPr>
+                <w:rStyle w:val="Hipervnculo"/>
+                <w:rFonts w:eastAsiaTheme="majorEastAsia"/>
+                <w:noProof/>
+              </w:rPr>
+              <w:t>DoD Técnico</w:t>
+            </w:r>
+            <w:r>
+              <w:rPr>
+                <w:noProof/>
+                <w:webHidden/>
+              </w:rPr>
+              <w:tab/>
+            </w:r>
+            <w:r>
+              <w:rPr>
+                <w:noProof/>
+                <w:webHidden/>
+              </w:rPr>
+              <w:fldChar w:fldCharType="begin"/>
+            </w:r>
+            <w:r>
+              <w:rPr>
+                <w:noProof/>
+                <w:webHidden/>
+              </w:rPr>
+              <w:instrText xml:space="preserve"> PAGEREF _Toc242713400 \h </w:instrText>
+            </w:r>
+            <w:r>
+              <w:rPr>
+                <w:noProof/>
+                <w:webHidden/>
+              </w:rPr>
+            </w:r>
+            <w:r>
+              <w:rPr>
+                <w:noProof/>
+                <w:webHidden/>
+              </w:rPr>
+              <w:fldChar w:fldCharType="separate"/>
+            </w:r>
+            <w:r>
+              <w:rPr>
+                <w:noProof/>
+                <w:webHidden/>
+              </w:rPr>
+              <w:t>5</w:t>
+            </w:r>
+            <w:r>
+              <w:rPr>
+                <w:noProof/>
+                <w:webHidden/>
+              </w:rPr>
+              <w:fldChar w:fldCharType="end"/>
+            </w:r>
+          </w:hyperlink>
+        </w:p>
+        <w:p>
+          <w:pPr>
+            <w:pStyle w:val="TDC2"/>
+            <w:tabs>
+              <w:tab w:val="left" w:pos="880"/>
+              <w:tab w:val="right" w:leader="dot" w:pos="8828"/>
+            </w:tabs>
+            <w:rPr>
+              <w:rFonts w:eastAsiaTheme="minorEastAsia"/>
+              <w:smallCaps w:val="0"/>
+              <w:noProof/>
+              <w:sz w:val="22"/>
+              <w:szCs w:val="22"/>
+              <w:lang w:val="es-CL" w:eastAsia="es-CL"/>
+            </w:rPr>
+          </w:pPr>
+          <w:hyperlink w:anchor="_Toc242713401" w:history="1">
+            <w:r>
+              <w:rPr>
+                <w:rStyle w:val="Hipervnculo"/>
+                <w:noProof/>
+              </w:rPr>
+              <w:t>4.5</w:t>
+            </w:r>
+            <w:r>
+              <w:rPr>
+                <w:rFonts w:eastAsiaTheme="minorEastAsia"/>
+                <w:smallCaps w:val="0"/>
+                <w:noProof/>
+                <w:sz w:val="22"/>
+                <w:szCs w:val="22"/>
+                <w:lang w:val="es-CL" w:eastAsia="es-CL"/>
+              </w:rPr>
+              <w:tab/>
+            </w:r>
+            <w:r>
+              <w:rPr>
+                <w:rStyle w:val="Hipervnculo"/>
+                <w:noProof/>
+              </w:rPr>
+              <w:t>HU-005: Esperas inteligentes y pruebas deterministas</w:t>
+            </w:r>
+            <w:r>
+              <w:rPr>
+                <w:noProof/>
+                <w:webHidden/>
+              </w:rPr>
+              <w:tab/>
+            </w:r>
+            <w:r>
+              <w:rPr>
+                <w:noProof/>
+                <w:webHidden/>
+              </w:rPr>
+              <w:fldChar w:fldCharType="begin"/>
+            </w:r>
+            <w:r>
+              <w:rPr>
+                <w:noProof/>
+                <w:webHidden/>
+              </w:rPr>
+              <w:instrText xml:space="preserve"> PAGEREF _Toc242713401 \h </w:instrText>
+            </w:r>
+            <w:r>
+              <w:rPr>
+                <w:noProof/>
+                <w:webHidden/>
+              </w:rPr>
+            </w:r>
+            <w:r>
+              <w:rPr>
+                <w:noProof/>
+                <w:webHidden/>
+              </w:rPr>
+              <w:fldChar w:fldCharType="separate"/>
+            </w:r>
+            <w:r>
+              <w:rPr>
+                <w:noProof/>
+                <w:webHidden/>
+              </w:rPr>
+              <w:t>5</w:t>
+            </w:r>
+            <w:r>
+              <w:rPr>
+                <w:noProof/>
+                <w:webHidden/>
+              </w:rPr>
+              <w:fldChar w:fldCharType="end"/>
+            </w:r>
+          </w:hyperlink>
+        </w:p>
+        <w:p>
+          <w:pPr>
+            <w:pStyle w:val="TDC3"/>
+            <w:tabs>
+              <w:tab w:val="left" w:pos="1100"/>
+              <w:tab w:val="right" w:leader="dot" w:pos="8828"/>
+            </w:tabs>
+            <w:rPr>
+              <w:rFonts w:eastAsiaTheme="minorEastAsia"/>
+              <w:i w:val="0"/>
+              <w:iCs w:val="0"/>
+              <w:noProof/>
+              <w:sz w:val="22"/>
+              <w:szCs w:val="22"/>
+              <w:lang w:val="es-CL" w:eastAsia="es-CL"/>
+            </w:rPr>
+          </w:pPr>
+          <w:hyperlink w:anchor="_Toc242713402" w:history="1">
+            <w:r>
+              <w:rPr>
+                <w:rStyle w:val="Hipervnculo"/>
+                <w:rFonts w:eastAsiaTheme="majorEastAsia"/>
+                <w:noProof/>
+              </w:rPr>
+              <w:t>4.5.1</w:t>
+            </w:r>
+            <w:r>
+              <w:rPr>
+                <w:rFonts w:eastAsiaTheme="minorEastAsia"/>
+                <w:i w:val="0"/>
+                <w:iCs w:val="0"/>
+                <w:noProof/>
+                <w:sz w:val="22"/>
+                <w:szCs w:val="22"/>
+                <w:lang w:val="es-CL" w:eastAsia="es-CL"/>
+              </w:rPr>
+              <w:tab/>
+            </w:r>
+            <w:r>
+              <w:rPr>
+                <w:rStyle w:val="Hipervnculo"/>
+                <w:rFonts w:eastAsiaTheme="majorEastAsia"/>
+                <w:noProof/>
+              </w:rPr>
+              <w:t>Definición</w:t>
+            </w:r>
+            <w:r>
+              <w:rPr>
+                <w:noProof/>
+                <w:webHidden/>
+              </w:rPr>
+              <w:tab/>
+            </w:r>
+            <w:r>
+              <w:rPr>
+                <w:noProof/>
+                <w:webHidden/>
+              </w:rPr>
+              <w:fldChar w:fldCharType="begin"/>
+            </w:r>
+            <w:r>
+              <w:rPr>
+                <w:noProof/>
+                <w:webHidden/>
+              </w:rPr>
+              <w:instrText xml:space="preserve"> PAGEREF _Toc242713402 \h </w:instrText>
+            </w:r>
+            <w:r>
+              <w:rPr>
+                <w:noProof/>
+                <w:webHidden/>
+              </w:rPr>
+            </w:r>
+            <w:r>
+              <w:rPr>
+                <w:noProof/>
+                <w:webHidden/>
+              </w:rPr>
+              <w:fldChar w:fldCharType="separate"/>
+            </w:r>
+            <w:r>
+              <w:rPr>
+                <w:noProof/>
+                <w:webHidden/>
+              </w:rPr>
+              <w:t>5</w:t>
+            </w:r>
+            <w:r>
+              <w:rPr>
+                <w:noProof/>
+                <w:webHidden/>
+              </w:rPr>
+              <w:fldChar w:fldCharType="end"/>
+            </w:r>
+          </w:hyperlink>
+        </w:p>
+        <w:p>
+          <w:pPr>
+            <w:pStyle w:val="TDC3"/>
+            <w:tabs>
+              <w:tab w:val="left" w:pos="1100"/>
+              <w:tab w:val="right" w:leader="dot" w:pos="8828"/>
+            </w:tabs>
+            <w:rPr>
+              <w:rFonts w:eastAsiaTheme="minorEastAsia"/>
+              <w:i w:val="0"/>
+              <w:iCs w:val="0"/>
+              <w:noProof/>
+              <w:sz w:val="22"/>
+              <w:szCs w:val="22"/>
+              <w:lang w:val="es-CL" w:eastAsia="es-CL"/>
+            </w:rPr>
+          </w:pPr>
+          <w:hyperlink w:anchor="_Toc242713403" w:history="1">
+            <w:r>
+              <w:rPr>
+                <w:rStyle w:val="Hipervnculo"/>
+                <w:rFonts w:eastAsiaTheme="majorEastAsia"/>
+                <w:noProof/>
+              </w:rPr>
+              <w:t>4.5.2</w:t>
+            </w:r>
+            <w:r>
+              <w:rPr>
+                <w:rFonts w:eastAsiaTheme="minorEastAsia"/>
+                <w:i w:val="0"/>
+                <w:iCs w:val="0"/>
+                <w:noProof/>
+                <w:sz w:val="22"/>
+                <w:szCs w:val="22"/>
+                <w:lang w:val="es-CL" w:eastAsia="es-CL"/>
+              </w:rPr>
+              <w:tab/>
+            </w:r>
+            <w:r>
+              <w:rPr>
+                <w:rStyle w:val="Hipervnculo"/>
+                <w:rFonts w:eastAsiaTheme="majorEastAsia"/>
+                <w:noProof/>
+              </w:rPr>
+              <w:t>DoD de Negocio</w:t>
+            </w:r>
+            <w:r>
+              <w:rPr>
+                <w:noProof/>
+                <w:webHidden/>
+              </w:rPr>
+              <w:tab/>
+            </w:r>
+            <w:r>
+              <w:rPr>
+                <w:noProof/>
+                <w:webHidden/>
+              </w:rPr>
+              <w:fldChar w:fldCharType="begin"/>
+            </w:r>
+            <w:r>
+              <w:rPr>
+                <w:noProof/>
+                <w:webHidden/>
+              </w:rPr>
+              <w:instrText xml:space="preserve"> PAGEREF _Toc242713403 \h </w:instrText>
+            </w:r>
+            <w:r>
+              <w:rPr>
+                <w:noProof/>
+                <w:webHidden/>
+              </w:rPr>
+            </w:r>
+            <w:r>
+              <w:rPr>
+                <w:noProof/>
+                <w:webHidden/>
+              </w:rPr>
+              <w:fldChar w:fldCharType="separate"/>
+            </w:r>
+            <w:r>
+              <w:rPr>
+                <w:noProof/>
+                <w:webHidden/>
+              </w:rPr>
+              <w:t>6</w:t>
+            </w:r>
+            <w:r>
+              <w:rPr>
+                <w:noProof/>
+                <w:webHidden/>
+              </w:rPr>
+              <w:fldChar w:fldCharType="end"/>
+            </w:r>
+          </w:hyperlink>
+        </w:p>
+        <w:p>
+          <w:pPr>
+            <w:pStyle w:val="TDC3"/>
+            <w:tabs>
+              <w:tab w:val="left" w:pos="1100"/>
+              <w:tab w:val="right" w:leader="dot" w:pos="8828"/>
+            </w:tabs>
+            <w:rPr>
+              <w:rFonts w:eastAsiaTheme="minorEastAsia"/>
+              <w:i w:val="0"/>
+              <w:iCs w:val="0"/>
+              <w:noProof/>
+              <w:sz w:val="22"/>
+              <w:szCs w:val="22"/>
+              <w:lang w:val="es-CL" w:eastAsia="es-CL"/>
+            </w:rPr>
+          </w:pPr>
+          <w:hyperlink w:anchor="_Toc242713404" w:history="1">
+            <w:r>
+              <w:rPr>
+                <w:rStyle w:val="Hipervnculo"/>
+                <w:rFonts w:eastAsiaTheme="majorEastAsia"/>
+                <w:noProof/>
+              </w:rPr>
+              <w:t>4.5.3</w:t>
+            </w:r>
+            <w:r>
+              <w:rPr>
+                <w:rFonts w:eastAsiaTheme="minorEastAsia"/>
+                <w:i w:val="0"/>
+                <w:iCs w:val="0"/>
+                <w:noProof/>
+                <w:sz w:val="22"/>
+                <w:szCs w:val="22"/>
+                <w:lang w:val="es-CL" w:eastAsia="es-CL"/>
+              </w:rPr>
+              <w:tab/>
+            </w:r>
+            <w:r>
+              <w:rPr>
+                <w:rStyle w:val="Hipervnculo"/>
+                <w:rFonts w:eastAsiaTheme="majorEastAsia"/>
+                <w:noProof/>
+              </w:rPr>
+              <w:t>DoD Técnico</w:t>
+            </w:r>
+            <w:r>
+              <w:rPr>
+                <w:noProof/>
+                <w:webHidden/>
+              </w:rPr>
+              <w:tab/>
+            </w:r>
+            <w:r>
+              <w:rPr>
+                <w:noProof/>
+                <w:webHidden/>
+              </w:rPr>
+              <w:fldChar w:fldCharType="begin"/>
+            </w:r>
+            <w:r>
+              <w:rPr>
+                <w:noProof/>
+                <w:webHidden/>
+              </w:rPr>
+              <w:instrText xml:space="preserve"> PAGEREF _Toc242713404 \h </w:instrText>
+            </w:r>
+            <w:r>
+              <w:rPr>
+                <w:noProof/>
+                <w:webHidden/>
+              </w:rPr>
+            </w:r>
+            <w:r>
+              <w:rPr>
+                <w:noProof/>
+                <w:webHidden/>
+              </w:rPr>
+              <w:fldChar w:fldCharType="separate"/>
+            </w:r>
+            <w:r>
+              <w:rPr>
+                <w:noProof/>
+                <w:webHidden/>
+              </w:rPr>
+              <w:t>6</w:t>
+            </w:r>
+            <w:r>
+              <w:rPr>
+                <w:noProof/>
+                <w:webHidden/>
+              </w:rPr>
+              <w:fldChar w:fldCharType="end"/>
+            </w:r>
+          </w:hyperlink>
+        </w:p>
+        <w:p>
+          <w:pPr>
+            <w:pStyle w:val="TDC2"/>
+            <w:tabs>
+              <w:tab w:val="left" w:pos="880"/>
+              <w:tab w:val="right" w:leader="dot" w:pos="8828"/>
+            </w:tabs>
+            <w:rPr>
+              <w:rFonts w:eastAsiaTheme="minorEastAsia"/>
+              <w:smallCaps w:val="0"/>
+              <w:noProof/>
+              <w:sz w:val="22"/>
+              <w:szCs w:val="22"/>
+              <w:lang w:val="es-CL" w:eastAsia="es-CL"/>
+            </w:rPr>
+          </w:pPr>
+          <w:hyperlink w:anchor="_Toc242713405" w:history="1">
+            <w:r>
+              <w:rPr>
+                <w:rStyle w:val="Hipervnculo"/>
+                <w:noProof/>
+              </w:rPr>
+              <w:t>4.6</w:t>
+            </w:r>
+            <w:r>
+              <w:rPr>
+                <w:rFonts w:eastAsiaTheme="minorEastAsia"/>
+                <w:smallCaps w:val="0"/>
+                <w:noProof/>
+                <w:sz w:val="22"/>
+                <w:szCs w:val="22"/>
+                <w:lang w:val="es-CL" w:eastAsia="es-CL"/>
+              </w:rPr>
+              <w:tab/>
+            </w:r>
+            <w:r>
+              <w:rPr>
+                <w:rStyle w:val="Hipervnculo"/>
+                <w:noProof/>
+              </w:rPr>
+              <w:t>HU-006: Parametrización dinámica del volumen de pruebas</w:t>
+            </w:r>
+            <w:r>
+              <w:rPr>
+                <w:noProof/>
+                <w:webHidden/>
+              </w:rPr>
+              <w:tab/>
+            </w:r>
+            <w:r>
+              <w:rPr>
+                <w:noProof/>
+                <w:webHidden/>
+              </w:rPr>
+              <w:fldChar w:fldCharType="begin"/>
+            </w:r>
+            <w:r>
+              <w:rPr>
+                <w:noProof/>
+                <w:webHidden/>
+              </w:rPr>
+              <w:instrText xml:space="preserve"> PAGEREF _Toc242713405 \h </w:instrText>
+            </w:r>
+            <w:r>
+              <w:rPr>
+                <w:noProof/>
+                <w:webHidden/>
+              </w:rPr>
+            </w:r>
+            <w:r>
+              <w:rPr>
+                <w:noProof/>
+                <w:webHidden/>
+              </w:rPr>
+              <w:fldChar w:fldCharType="separate"/>
+            </w:r>
+            <w:r>
+              <w:rPr>
+                <w:noProof/>
+                <w:webHidden/>
+              </w:rPr>
+              <w:t>6</w:t>
+            </w:r>
+            <w:r>
+              <w:rPr>
+                <w:noProof/>
+                <w:webHidden/>
+              </w:rPr>
+              <w:fldChar w:fldCharType="end"/>
+            </w:r>
+          </w:hyperlink>
+        </w:p>
+        <w:p>
+          <w:pPr>
+            <w:pStyle w:val="TDC3"/>
+            <w:tabs>
+              <w:tab w:val="left" w:pos="1100"/>
+              <w:tab w:val="right" w:leader="dot" w:pos="8828"/>
+            </w:tabs>
+            <w:rPr>
+              <w:rFonts w:eastAsiaTheme="minorEastAsia"/>
+              <w:i w:val="0"/>
+              <w:iCs w:val="0"/>
+              <w:noProof/>
+              <w:sz w:val="22"/>
+              <w:szCs w:val="22"/>
+              <w:lang w:val="es-CL" w:eastAsia="es-CL"/>
+            </w:rPr>
+          </w:pPr>
+          <w:hyperlink w:anchor="_Toc242713406" w:history="1">
+            <w:r>
+              <w:rPr>
+                <w:rStyle w:val="Hipervnculo"/>
+                <w:rFonts w:eastAsiaTheme="majorEastAsia"/>
+                <w:noProof/>
+              </w:rPr>
+              <w:t>4.6.1</w:t>
+            </w:r>
+            <w:r>
+              <w:rPr>
+                <w:rFonts w:eastAsiaTheme="minorEastAsia"/>
+                <w:i w:val="0"/>
+                <w:iCs w:val="0"/>
+                <w:noProof/>
+                <w:sz w:val="22"/>
+                <w:szCs w:val="22"/>
+                <w:lang w:val="es-CL" w:eastAsia="es-CL"/>
+              </w:rPr>
+              <w:tab/>
+            </w:r>
+            <w:r>
+              <w:rPr>
+                <w:rStyle w:val="Hipervnculo"/>
+                <w:rFonts w:eastAsiaTheme="majorEastAsia"/>
+                <w:noProof/>
+              </w:rPr>
+              <w:t>Definición</w:t>
+            </w:r>
+            <w:r>
+              <w:rPr>
+                <w:noProof/>
+                <w:webHidden/>
+              </w:rPr>
+              <w:tab/>
+            </w:r>
+            <w:r>
+              <w:rPr>
+                <w:noProof/>
+                <w:webHidden/>
+              </w:rPr>
+              <w:fldChar w:fldCharType="begin"/>
+            </w:r>
+            <w:r>
+              <w:rPr>
+                <w:noProof/>
+                <w:webHidden/>
+              </w:rPr>
+              <w:instrText xml:space="preserve"> PAGEREF _Toc242713406 \h </w:instrText>
+            </w:r>
+            <w:r>
+              <w:rPr>
+                <w:noProof/>
+                <w:webHidden/>
+              </w:rPr>
+            </w:r>
+            <w:r>
+              <w:rPr>
+                <w:noProof/>
+                <w:webHidden/>
+              </w:rPr>
+              <w:fldChar w:fldCharType="separate"/>
+            </w:r>
+            <w:r>
+              <w:rPr>
+                <w:noProof/>
+                <w:webHidden/>
+              </w:rPr>
+              <w:t>6</w:t>
+            </w:r>
+            <w:r>
+              <w:rPr>
+                <w:noProof/>
+                <w:webHidden/>
+              </w:rPr>
+              <w:fldChar w:fldCharType="end"/>
+            </w:r>
+          </w:hyperlink>
+        </w:p>
+        <w:p>
+          <w:pPr>
+            <w:pStyle w:val="TDC3"/>
+            <w:tabs>
+              <w:tab w:val="left" w:pos="1100"/>
+              <w:tab w:val="right" w:leader="dot" w:pos="8828"/>
+            </w:tabs>
+            <w:rPr>
+              <w:rFonts w:eastAsiaTheme="minorEastAsia"/>
+              <w:i w:val="0"/>
+              <w:iCs w:val="0"/>
+              <w:noProof/>
+              <w:sz w:val="22"/>
+              <w:szCs w:val="22"/>
+              <w:lang w:val="es-CL" w:eastAsia="es-CL"/>
+            </w:rPr>
+          </w:pPr>
+          <w:hyperlink w:anchor="_Toc242713407" w:history="1">
+            <w:r>
+              <w:rPr>
+                <w:rStyle w:val="Hipervnculo"/>
+                <w:rFonts w:eastAsiaTheme="majorEastAsia"/>
+                <w:noProof/>
+              </w:rPr>
+              <w:t>4.6.2</w:t>
+            </w:r>
+            <w:r>
+              <w:rPr>
+                <w:rFonts w:eastAsiaTheme="minorEastAsia"/>
+                <w:i w:val="0"/>
+                <w:iCs w:val="0"/>
+                <w:noProof/>
+                <w:sz w:val="22"/>
+                <w:szCs w:val="22"/>
+                <w:lang w:val="es-CL" w:eastAsia="es-CL"/>
+              </w:rPr>
+              <w:tab/>
+            </w:r>
+            <w:r>
+              <w:rPr>
+                <w:rStyle w:val="Hipervnculo"/>
+                <w:rFonts w:eastAsiaTheme="majorEastAsia"/>
+                <w:noProof/>
+              </w:rPr>
+              <w:t>DoD de Negocio</w:t>
+            </w:r>
+            <w:r>
+              <w:rPr>
+                <w:noProof/>
+                <w:webHidden/>
+              </w:rPr>
+              <w:tab/>
+            </w:r>
+            <w:r>
+              <w:rPr>
+                <w:noProof/>
+                <w:webHidden/>
+              </w:rPr>
+              <w:fldChar w:fldCharType="begin"/>
+            </w:r>
+            <w:r>
+              <w:rPr>
+                <w:noProof/>
+                <w:webHidden/>
+              </w:rPr>
+              <w:instrText xml:space="preserve"> PAGEREF _Toc242713407 \h </w:instrText>
+            </w:r>
+            <w:r>
+              <w:rPr>
+                <w:noProof/>
+                <w:webHidden/>
+              </w:rPr>
+            </w:r>
+            <w:r>
+              <w:rPr>
+                <w:noProof/>
+                <w:webHidden/>
+              </w:rPr>
+              <w:fldChar w:fldCharType="separate"/>
+            </w:r>
+            <w:r>
+              <w:rPr>
+                <w:noProof/>
+                <w:webHidden/>
+              </w:rPr>
+              <w:t>6</w:t>
+            </w:r>
+            <w:r>
+              <w:rPr>
+                <w:noProof/>
+                <w:webHidden/>
+              </w:rPr>
+              <w:fldChar w:fldCharType="end"/>
+            </w:r>
+          </w:hyperlink>
+        </w:p>
+        <w:p>
+          <w:pPr>
+            <w:pStyle w:val="TDC3"/>
+            <w:tabs>
+              <w:tab w:val="left" w:pos="1100"/>
+              <w:tab w:val="right" w:leader="dot" w:pos="8828"/>
+            </w:tabs>
+            <w:rPr>
+              <w:rFonts w:eastAsiaTheme="minorEastAsia"/>
+              <w:i w:val="0"/>
+              <w:iCs w:val="0"/>
+              <w:noProof/>
+              <w:sz w:val="22"/>
+              <w:szCs w:val="22"/>
+              <w:lang w:val="es-CL" w:eastAsia="es-CL"/>
+            </w:rPr>
+          </w:pPr>
+          <w:hyperlink w:anchor="_Toc242713408" w:history="1">
+            <w:r>
+              <w:rPr>
+                <w:rStyle w:val="Hipervnculo"/>
+                <w:rFonts w:eastAsiaTheme="majorEastAsia"/>
+                <w:noProof/>
+              </w:rPr>
+              <w:t>4.6.3</w:t>
+            </w:r>
+            <w:r>
+              <w:rPr>
+                <w:rFonts w:eastAsiaTheme="minorEastAsia"/>
+                <w:i w:val="0"/>
+                <w:iCs w:val="0"/>
+                <w:noProof/>
+                <w:sz w:val="22"/>
+                <w:szCs w:val="22"/>
+                <w:lang w:val="es-CL" w:eastAsia="es-CL"/>
+              </w:rPr>
+              <w:tab/>
+            </w:r>
+            <w:r>
+              <w:rPr>
+                <w:rStyle w:val="Hipervnculo"/>
+                <w:rFonts w:eastAsiaTheme="majorEastAsia"/>
+                <w:noProof/>
+              </w:rPr>
+              <w:t>DoD Técnico</w:t>
+            </w:r>
+            <w:r>
+              <w:rPr>
+                <w:noProof/>
+                <w:webHidden/>
+              </w:rPr>
+              <w:tab/>
+            </w:r>
+            <w:r>
+              <w:rPr>
+                <w:noProof/>
+                <w:webHidden/>
+              </w:rPr>
+              <w:fldChar w:fldCharType="begin"/>
+            </w:r>
+            <w:r>
+              <w:rPr>
+                <w:noProof/>
+                <w:webHidden/>
+              </w:rPr>
+              <w:instrText xml:space="preserve"> PAGEREF _Toc242713408 \h </w:instrText>
+            </w:r>
+            <w:r>
+              <w:rPr>
+                <w:noProof/>
+                <w:webHidden/>
+              </w:rPr>
+            </w:r>
+            <w:r>
+              <w:rPr>
+                <w:noProof/>
+                <w:webHidden/>
+              </w:rPr>
+              <w:fldChar w:fldCharType="separate"/>
+            </w:r>
+            <w:r>
+              <w:rPr>
+                <w:noProof/>
+                <w:webHidden/>
+              </w:rPr>
+              <w:t>6</w:t>
+            </w:r>
+            <w:r>
+              <w:rPr>
+                <w:noProof/>
+                <w:webHidden/>
+              </w:rPr>
+              <w:fldChar w:fldCharType="end"/>
+            </w:r>
+          </w:hyperlink>
+        </w:p>
+        <w:p>
+          <w:pPr>
+            <w:pStyle w:val="TDC2"/>
+            <w:tabs>
+              <w:tab w:val="left" w:pos="880"/>
+              <w:tab w:val="right" w:leader="dot" w:pos="8828"/>
+            </w:tabs>
+            <w:rPr>
+              <w:rFonts w:eastAsiaTheme="minorEastAsia"/>
+              <w:smallCaps w:val="0"/>
+              <w:noProof/>
+              <w:sz w:val="22"/>
+              <w:szCs w:val="22"/>
+              <w:lang w:val="es-CL" w:eastAsia="es-CL"/>
+            </w:rPr>
+          </w:pPr>
+          <w:hyperlink w:anchor="_Toc242713409" w:history="1">
+            <w:r>
+              <w:rPr>
+                <w:rStyle w:val="Hipervnculo"/>
+                <w:noProof/>
+              </w:rPr>
+              <w:t>4.7</w:t>
+            </w:r>
+            <w:r>
+              <w:rPr>
+                <w:rFonts w:eastAsiaTheme="minorEastAsia"/>
+                <w:smallCaps w:val="0"/>
+                <w:noProof/>
+                <w:sz w:val="22"/>
+                <w:szCs w:val="22"/>
+                <w:lang w:val="es-CL" w:eastAsia="es-CL"/>
+              </w:rPr>
+              <w:tab/>
+            </w:r>
+            <w:r>
+              <w:rPr>
+                <w:rStyle w:val="Hipervnculo"/>
+                <w:noProof/>
+              </w:rPr>
+              <w:t>HU-007: Ejecución cross-browser en la nube</w:t>
+            </w:r>
+            <w:r>
+              <w:rPr>
+                <w:noProof/>
+                <w:webHidden/>
+              </w:rPr>
+              <w:tab/>
+            </w:r>
+            <w:r>
+              <w:rPr>
+                <w:noProof/>
+                <w:webHidden/>
+              </w:rPr>
+              <w:fldChar w:fldCharType="begin"/>
+            </w:r>
+            <w:r>
+              <w:rPr>
+                <w:noProof/>
+                <w:webHidden/>
+              </w:rPr>
+              <w:instrText xml:space="preserve"> PAGEREF _Toc242713409 \h </w:instrText>
+            </w:r>
+            <w:r>
+              <w:rPr>
+                <w:noProof/>
+                <w:webHidden/>
+              </w:rPr>
+            </w:r>
+            <w:r>
+              <w:rPr>
+                <w:noProof/>
+                <w:webHidden/>
+              </w:rPr>
+              <w:fldChar w:fldCharType="separate"/>
+            </w:r>
+            <w:r>
+              <w:rPr>
+                <w:noProof/>
+                <w:webHidden/>
+              </w:rPr>
+              <w:t>6</w:t>
+            </w:r>
+            <w:r>
+              <w:rPr>
+                <w:noProof/>
+                <w:webHidden/>
+              </w:rPr>
+              <w:fldChar w:fldCharType="end"/>
+            </w:r>
+          </w:hyperlink>
+        </w:p>
+        <w:p>
+          <w:pPr>
+            <w:pStyle w:val="TDC3"/>
+            <w:tabs>
+              <w:tab w:val="left" w:pos="1100"/>
+              <w:tab w:val="right" w:leader="dot" w:pos="8828"/>
+            </w:tabs>
+            <w:rPr>
+              <w:rFonts w:eastAsiaTheme="minorEastAsia"/>
+              <w:i w:val="0"/>
+              <w:iCs w:val="0"/>
+              <w:noProof/>
+              <w:sz w:val="22"/>
+              <w:szCs w:val="22"/>
+              <w:lang w:val="es-CL" w:eastAsia="es-CL"/>
+            </w:rPr>
+          </w:pPr>
+          <w:hyperlink w:anchor="_Toc242713410" w:history="1">
+            <w:r>
+              <w:rPr>
+                <w:rStyle w:val="Hipervnculo"/>
+                <w:rFonts w:eastAsiaTheme="majorEastAsia"/>
+                <w:noProof/>
+              </w:rPr>
+              <w:t>4.7.1</w:t>
+            </w:r>
+            <w:r>
+              <w:rPr>
+                <w:rFonts w:eastAsiaTheme="minorEastAsia"/>
+                <w:i w:val="0"/>
+                <w:iCs w:val="0"/>
+                <w:noProof/>
+                <w:sz w:val="22"/>
+                <w:szCs w:val="22"/>
+                <w:lang w:val="es-CL" w:eastAsia="es-CL"/>
+              </w:rPr>
+              <w:tab/>
+            </w:r>
+            <w:r>
+              <w:rPr>
+                <w:rStyle w:val="Hipervnculo"/>
+                <w:rFonts w:eastAsiaTheme="majorEastAsia"/>
+                <w:noProof/>
+              </w:rPr>
+              <w:t>Definición</w:t>
+            </w:r>
+            <w:r>
+              <w:rPr>
+                <w:noProof/>
+                <w:webHidden/>
+              </w:rPr>
+              <w:tab/>
+            </w:r>
+            <w:r>
+              <w:rPr>
+                <w:noProof/>
+                <w:webHidden/>
+              </w:rPr>
+              <w:fldChar w:fldCharType="begin"/>
+            </w:r>
+            <w:r>
+              <w:rPr>
+                <w:noProof/>
+                <w:webHidden/>
+              </w:rPr>
+              <w:instrText xml:space="preserve"> PAGEREF _Toc242713410 \h </w:instrText>
+            </w:r>
+            <w:r>
+              <w:rPr>
+                <w:noProof/>
+                <w:webHidden/>
+              </w:rPr>
+            </w:r>
+            <w:r>
+              <w:rPr>
+                <w:noProof/>
+                <w:webHidden/>
+              </w:rPr>
+              <w:fldChar w:fldCharType="separate"/>
+            </w:r>
+            <w:r>
+              <w:rPr>
+                <w:noProof/>
+                <w:webHidden/>
+              </w:rPr>
+              <w:t>6</w:t>
+            </w:r>
+            <w:r>
+              <w:rPr>
+                <w:noProof/>
+                <w:webHidden/>
+              </w:rPr>
+              <w:fldChar w:fldCharType="end"/>
+            </w:r>
+          </w:hyperlink>
+        </w:p>
+        <w:p>
+          <w:pPr>
+            <w:pStyle w:val="TDC3"/>
+            <w:tabs>
+              <w:tab w:val="left" w:pos="1100"/>
+              <w:tab w:val="right" w:leader="dot" w:pos="8828"/>
+            </w:tabs>
+            <w:rPr>
+              <w:rFonts w:eastAsiaTheme="minorEastAsia"/>
+              <w:i w:val="0"/>
+              <w:iCs w:val="0"/>
+              <w:noProof/>
+              <w:sz w:val="22"/>
+              <w:szCs w:val="22"/>
+              <w:lang w:val="es-CL" w:eastAsia="es-CL"/>
+            </w:rPr>
+          </w:pPr>
+          <w:hyperlink w:anchor="_Toc242713411" w:history="1">
+            <w:r>
+              <w:rPr>
+                <w:rStyle w:val="Hipervnculo"/>
+                <w:rFonts w:eastAsiaTheme="majorEastAsia"/>
+                <w:noProof/>
+              </w:rPr>
+              <w:t>4.7.2</w:t>
+            </w:r>
+            <w:r>
+              <w:rPr>
+                <w:rFonts w:eastAsiaTheme="minorEastAsia"/>
+                <w:i w:val="0"/>
+                <w:iCs w:val="0"/>
+                <w:noProof/>
+                <w:sz w:val="22"/>
+                <w:szCs w:val="22"/>
+                <w:lang w:val="es-CL" w:eastAsia="es-CL"/>
+              </w:rPr>
+              <w:tab/>
+            </w:r>
+            <w:r>
+              <w:rPr>
+                <w:rStyle w:val="Hipervnculo"/>
+                <w:rFonts w:eastAsiaTheme="majorEastAsia"/>
+                <w:noProof/>
+              </w:rPr>
+              <w:t>DoD de Negocio</w:t>
+            </w:r>
+            <w:r>
+              <w:rPr>
+                <w:noProof/>
+                <w:webHidden/>
+              </w:rPr>
+              <w:tab/>
+            </w:r>
+            <w:r>
+              <w:rPr>
+                <w:noProof/>
+                <w:webHidden/>
+              </w:rPr>
+              <w:fldChar w:fldCharType="begin"/>
+            </w:r>
+            <w:r>
+              <w:rPr>
+                <w:noProof/>
+                <w:webHidden/>
+              </w:rPr>
+              <w:instrText xml:space="preserve"> PAGEREF _Toc242713411 \h </w:instrText>
+            </w:r>
+            <w:r>
+              <w:rPr>
+                <w:noProof/>
+                <w:webHidden/>
+              </w:rPr>
+            </w:r>
+            <w:r>
+              <w:rPr>
+                <w:noProof/>
+                <w:webHidden/>
+              </w:rPr>
+              <w:fldChar w:fldCharType="separate"/>
+            </w:r>
+            <w:r>
+              <w:rPr>
+                <w:noProof/>
+                <w:webHidden/>
+              </w:rPr>
+              <w:t>6</w:t>
+            </w:r>
+            <w:r>
+              <w:rPr>
+                <w:noProof/>
+                <w:webHidden/>
+              </w:rPr>
+              <w:fldChar w:fldCharType="end"/>
+            </w:r>
+          </w:hyperlink>
+        </w:p>
+        <w:p>
+          <w:pPr>
+            <w:pStyle w:val="TDC3"/>
+            <w:tabs>
+              <w:tab w:val="left" w:pos="1100"/>
+              <w:tab w:val="right" w:leader="dot" w:pos="8828"/>
+            </w:tabs>
+            <w:rPr>
+              <w:rFonts w:eastAsiaTheme="minorEastAsia"/>
+              <w:i w:val="0"/>
+              <w:iCs w:val="0"/>
+              <w:noProof/>
+              <w:sz w:val="22"/>
+              <w:szCs w:val="22"/>
+              <w:lang w:val="es-CL" w:eastAsia="es-CL"/>
+            </w:rPr>
+          </w:pPr>
+          <w:hyperlink w:anchor="_Toc242713412" w:history="1">
+            <w:r>
+              <w:rPr>
+                <w:rStyle w:val="Hipervnculo"/>
+                <w:rFonts w:eastAsiaTheme="majorEastAsia"/>
+                <w:noProof/>
+              </w:rPr>
+              <w:t>4.7.3</w:t>
+            </w:r>
+            <w:r>
+              <w:rPr>
+                <w:rFonts w:eastAsiaTheme="minorEastAsia"/>
+                <w:i w:val="0"/>
+                <w:iCs w:val="0"/>
+                <w:noProof/>
+                <w:sz w:val="22"/>
+                <w:szCs w:val="22"/>
+                <w:lang w:val="es-CL" w:eastAsia="es-CL"/>
+              </w:rPr>
+              <w:tab/>
+            </w:r>
+            <w:r>
+              <w:rPr>
+                <w:rStyle w:val="Hipervnculo"/>
+                <w:rFonts w:eastAsiaTheme="majorEastAsia"/>
+                <w:noProof/>
+              </w:rPr>
+              <w:t>DoD Técnico</w:t>
+            </w:r>
+            <w:r>
+              <w:rPr>
+                <w:noProof/>
+                <w:webHidden/>
+              </w:rPr>
+              <w:tab/>
+            </w:r>
+            <w:r>
+              <w:rPr>
+                <w:noProof/>
+                <w:webHidden/>
+              </w:rPr>
+              <w:fldChar w:fldCharType="begin"/>
+            </w:r>
+            <w:r>
+              <w:rPr>
+                <w:noProof/>
+                <w:webHidden/>
+              </w:rPr>
+              <w:instrText xml:space="preserve"> PAGEREF _Toc242713412 \h </w:instrText>
+            </w:r>
+            <w:r>
+              <w:rPr>
+                <w:noProof/>
+                <w:webHidden/>
+              </w:rPr>
+            </w:r>
+            <w:r>
+              <w:rPr>
+                <w:noProof/>
+                <w:webHidden/>
+              </w:rPr>
+              <w:fldChar w:fldCharType="separate"/>
+            </w:r>
+            <w:r>
+              <w:rPr>
+                <w:noProof/>
+                <w:webHidden/>
+              </w:rPr>
+              <w:t>6</w:t>
+            </w:r>
+            <w:r>
+              <w:rPr>
+                <w:noProof/>
+                <w:webHidden/>
+              </w:rPr>
+              <w:fldChar w:fldCharType="end"/>
+            </w:r>
+          </w:hyperlink>
+        </w:p>
+        <w:p>
+          <w:pPr>
+            <w:pStyle w:val="TDC2"/>
+            <w:tabs>
+              <w:tab w:val="left" w:pos="880"/>
+              <w:tab w:val="right" w:leader="dot" w:pos="8828"/>
+            </w:tabs>
+            <w:rPr>
+              <w:rFonts w:eastAsiaTheme="minorEastAsia"/>
+              <w:smallCaps w:val="0"/>
+              <w:noProof/>
+              <w:sz w:val="22"/>
+              <w:szCs w:val="22"/>
+              <w:lang w:val="es-CL" w:eastAsia="es-CL"/>
+            </w:rPr>
+          </w:pPr>
+          <w:hyperlink w:anchor="_Toc242713413" w:history="1">
+            <w:r>
+              <w:rPr>
+                <w:rStyle w:val="Hipervnculo"/>
+                <w:noProof/>
+              </w:rPr>
+              <w:t>4.8</w:t>
+            </w:r>
+            <w:r>
+              <w:rPr>
+                <w:rFonts w:eastAsiaTheme="minorEastAsia"/>
+                <w:smallCaps w:val="0"/>
+                <w:noProof/>
+                <w:sz w:val="22"/>
+                <w:szCs w:val="22"/>
+                <w:lang w:val="es-CL" w:eastAsia="es-CL"/>
+              </w:rPr>
+              <w:tab/>
+            </w:r>
+            <w:r>
+              <w:rPr>
+                <w:rStyle w:val="Hipervnculo"/>
+                <w:noProof/>
+              </w:rPr>
+              <w:t>HU-008: Diagnóstico y reportes con evidencias</w:t>
+            </w:r>
+            <w:r>
+              <w:rPr>
+                <w:noProof/>
+                <w:webHidden/>
+              </w:rPr>
+              <w:tab/>
+            </w:r>
+            <w:r>
+              <w:rPr>
+                <w:noProof/>
+                <w:webHidden/>
+              </w:rPr>
+              <w:fldChar w:fldCharType="begin"/>
+            </w:r>
+            <w:r>
+              <w:rPr>
+                <w:noProof/>
+                <w:webHidden/>
+              </w:rPr>
+              <w:instrText xml:space="preserve"> PAGEREF _Toc242713413 \h </w:instrText>
+            </w:r>
+            <w:r>
+              <w:rPr>
+                <w:noProof/>
+                <w:webHidden/>
+              </w:rPr>
+            </w:r>
+            <w:r>
+              <w:rPr>
+                <w:noProof/>
+                <w:webHidden/>
+              </w:rPr>
+              <w:fldChar w:fldCharType="separate"/>
+            </w:r>
+            <w:r>
+              <w:rPr>
+                <w:noProof/>
+                <w:webHidden/>
+              </w:rPr>
+              <w:t>7</w:t>
+            </w:r>
+            <w:r>
+              <w:rPr>
+                <w:noProof/>
+                <w:webHidden/>
+              </w:rPr>
+              <w:fldChar w:fldCharType="end"/>
+            </w:r>
+          </w:hyperlink>
+        </w:p>
+        <w:p>
+          <w:pPr>
+            <w:pStyle w:val="TDC3"/>
+            <w:tabs>
+              <w:tab w:val="left" w:pos="1100"/>
+              <w:tab w:val="right" w:leader="dot" w:pos="8828"/>
+            </w:tabs>
+            <w:rPr>
+              <w:rFonts w:eastAsiaTheme="minorEastAsia"/>
+              <w:i w:val="0"/>
+              <w:iCs w:val="0"/>
+              <w:noProof/>
+              <w:sz w:val="22"/>
+              <w:szCs w:val="22"/>
+              <w:lang w:val="es-CL" w:eastAsia="es-CL"/>
+            </w:rPr>
+          </w:pPr>
+          <w:hyperlink w:anchor="_Toc242713414" w:history="1">
+            <w:r>
+              <w:rPr>
+                <w:rStyle w:val="Hipervnculo"/>
+                <w:rFonts w:eastAsiaTheme="majorEastAsia"/>
+                <w:noProof/>
+              </w:rPr>
+              <w:t>4.8.1</w:t>
+            </w:r>
+            <w:r>
+              <w:rPr>
+                <w:rFonts w:eastAsiaTheme="minorEastAsia"/>
+                <w:i w:val="0"/>
+                <w:iCs w:val="0"/>
+                <w:noProof/>
+                <w:sz w:val="22"/>
+                <w:szCs w:val="22"/>
+                <w:lang w:val="es-CL" w:eastAsia="es-CL"/>
+              </w:rPr>
+              <w:tab/>
+            </w:r>
+            <w:r>
+              <w:rPr>
+                <w:rStyle w:val="Hipervnculo"/>
+                <w:rFonts w:eastAsiaTheme="majorEastAsia"/>
+                <w:noProof/>
+              </w:rPr>
+              <w:t>Definición</w:t>
+            </w:r>
+            <w:r>
+              <w:rPr>
+                <w:noProof/>
+                <w:webHidden/>
+              </w:rPr>
+              <w:tab/>
+            </w:r>
+            <w:r>
+              <w:rPr>
+                <w:noProof/>
+                <w:webHidden/>
+              </w:rPr>
+              <w:fldChar w:fldCharType="begin"/>
+            </w:r>
+            <w:r>
+              <w:rPr>
+                <w:noProof/>
+                <w:webHidden/>
+              </w:rPr>
+              <w:instrText xml:space="preserve"> PAGEREF _Toc242713414 \h </w:instrText>
+            </w:r>
+            <w:r>
+              <w:rPr>
+                <w:noProof/>
+                <w:webHidden/>
+              </w:rPr>
+            </w:r>
+            <w:r>
+              <w:rPr>
+                <w:noProof/>
+                <w:webHidden/>
+              </w:rPr>
+              <w:fldChar w:fldCharType="separate"/>
+            </w:r>
+            <w:r>
+              <w:rPr>
+                <w:noProof/>
+                <w:webHidden/>
+              </w:rPr>
+              <w:t>7</w:t>
+            </w:r>
+            <w:r>
+              <w:rPr>
+                <w:noProof/>
+                <w:webHidden/>
+              </w:rPr>
+              <w:fldChar w:fldCharType="end"/>
+            </w:r>
+          </w:hyperlink>
+        </w:p>
+        <w:p>
+          <w:pPr>
+            <w:pStyle w:val="TDC3"/>
+            <w:tabs>
+              <w:tab w:val="left" w:pos="1100"/>
+              <w:tab w:val="right" w:leader="dot" w:pos="8828"/>
+            </w:tabs>
+            <w:rPr>
+              <w:rFonts w:eastAsiaTheme="minorEastAsia"/>
+              <w:i w:val="0"/>
+              <w:iCs w:val="0"/>
+              <w:noProof/>
+              <w:sz w:val="22"/>
+              <w:szCs w:val="22"/>
+              <w:lang w:val="es-CL" w:eastAsia="es-CL"/>
+            </w:rPr>
+          </w:pPr>
+          <w:hyperlink w:anchor="_Toc242713415" w:history="1">
+            <w:r>
+              <w:rPr>
+                <w:rStyle w:val="Hipervnculo"/>
+                <w:rFonts w:eastAsiaTheme="majorEastAsia"/>
+                <w:noProof/>
+              </w:rPr>
+              <w:t>4.8.2</w:t>
+            </w:r>
+            <w:r>
+              <w:rPr>
+                <w:rFonts w:eastAsiaTheme="minorEastAsia"/>
+                <w:i w:val="0"/>
+                <w:iCs w:val="0"/>
+                <w:noProof/>
+                <w:sz w:val="22"/>
+                <w:szCs w:val="22"/>
+                <w:lang w:val="es-CL" w:eastAsia="es-CL"/>
+              </w:rPr>
+              <w:tab/>
+            </w:r>
+            <w:r>
+              <w:rPr>
+                <w:rStyle w:val="Hipervnculo"/>
+                <w:rFonts w:eastAsiaTheme="majorEastAsia"/>
+                <w:noProof/>
+              </w:rPr>
+              <w:t>DoD de Negocio</w:t>
+            </w:r>
+            <w:r>
+              <w:rPr>
+                <w:noProof/>
+                <w:webHidden/>
+              </w:rPr>
+              <w:tab/>
+            </w:r>
+            <w:r>
+              <w:rPr>
+                <w:noProof/>
+                <w:webHidden/>
+              </w:rPr>
+              <w:fldChar w:fldCharType="begin"/>
+            </w:r>
+            <w:r>
+              <w:rPr>
+                <w:noProof/>
+                <w:webHidden/>
+              </w:rPr>
+              <w:instrText xml:space="preserve"> PAGEREF _Toc242713415 \h </w:instrText>
+            </w:r>
+            <w:r>
+              <w:rPr>
+                <w:noProof/>
+                <w:webHidden/>
+              </w:rPr>
+            </w:r>
+            <w:r>
+              <w:rPr>
+                <w:noProof/>
+                <w:webHidden/>
+              </w:rPr>
+              <w:fldChar w:fldCharType="separate"/>
+            </w:r>
+            <w:r>
+              <w:rPr>
+                <w:noProof/>
+                <w:webHidden/>
+              </w:rPr>
+              <w:t>7</w:t>
+            </w:r>
+            <w:r>
+              <w:rPr>
+                <w:noProof/>
+                <w:webHidden/>
+              </w:rPr>
+              <w:fldChar w:fldCharType="end"/>
+            </w:r>
+          </w:hyperlink>
+        </w:p>
+        <w:p>
+          <w:pPr>
+            <w:pStyle w:val="TDC3"/>
+            <w:tabs>
+              <w:tab w:val="left" w:pos="1100"/>
+              <w:tab w:val="right" w:leader="dot" w:pos="8828"/>
+            </w:tabs>
+            <w:rPr>
+              <w:rFonts w:eastAsiaTheme="minorEastAsia"/>
+              <w:i w:val="0"/>
+              <w:iCs w:val="0"/>
+              <w:noProof/>
+              <w:sz w:val="22"/>
+              <w:szCs w:val="22"/>
+              <w:lang w:val="es-CL" w:eastAsia="es-CL"/>
+            </w:rPr>
+          </w:pPr>
+          <w:hyperlink w:anchor="_Toc242713416" w:history="1">
+            <w:r>
+              <w:rPr>
+                <w:rStyle w:val="Hipervnculo"/>
+                <w:rFonts w:eastAsiaTheme="majorEastAsia"/>
+                <w:noProof/>
+              </w:rPr>
+              <w:t>4.8.3</w:t>
+            </w:r>
+            <w:r>
+              <w:rPr>
+                <w:rFonts w:eastAsiaTheme="minorEastAsia"/>
+                <w:i w:val="0"/>
+                <w:iCs w:val="0"/>
+                <w:noProof/>
+                <w:sz w:val="22"/>
+                <w:szCs w:val="22"/>
+                <w:lang w:val="es-CL" w:eastAsia="es-CL"/>
+              </w:rPr>
+              <w:tab/>
+            </w:r>
+            <w:r>
+              <w:rPr>
+                <w:rStyle w:val="Hipervnculo"/>
+                <w:rFonts w:eastAsiaTheme="majorEastAsia"/>
+                <w:noProof/>
+              </w:rPr>
+              <w:t>DoD Técnico</w:t>
+            </w:r>
+            <w:r>
+              <w:rPr>
+                <w:noProof/>
+                <w:webHidden/>
+              </w:rPr>
+              <w:tab/>
+            </w:r>
+            <w:r>
+              <w:rPr>
+                <w:noProof/>
+                <w:webHidden/>
+              </w:rPr>
+              <w:fldChar w:fldCharType="begin"/>
+            </w:r>
+            <w:r>
+              <w:rPr>
+                <w:noProof/>
+                <w:webHidden/>
+              </w:rPr>
+              <w:instrText xml:space="preserve"> PAGEREF _Toc242713416 \h </w:instrText>
+            </w:r>
+            <w:r>
+              <w:rPr>
+                <w:noProof/>
+                <w:webHidden/>
+              </w:rPr>
+            </w:r>
+            <w:r>
+              <w:rPr>
+                <w:noProof/>
+                <w:webHidden/>
+              </w:rPr>
+              <w:fldChar w:fldCharType="separate"/>
+            </w:r>
+            <w:r>
+              <w:rPr>
+                <w:noProof/>
+                <w:webHidden/>
+              </w:rPr>
+              <w:t>7</w:t>
             </w:r>
             <w:r>
               <w:rPr>
@@ -1767,12 +3857,13 @@
         </w:rPr>
       </w:pPr>
       <w:bookmarkStart w:id="0" w:name="_Toc33411057"/>
-      <w:bookmarkStart w:id="1" w:name="_Toc241504474"/>
+      <w:bookmarkStart w:id="1" w:name="_Toc242713382"/>
       <w:r>
         <w:rPr>
           <w:rFonts w:asciiTheme="minorHAnsi" w:eastAsia="Times New Roman" w:hAnsiTheme="minorHAnsi" w:cstheme="minorHAnsi"/>
           <w:kern w:val="32"/>
         </w:rPr>
+        <w:lastRenderedPageBreak/>
         <w:t>Ficha del documento</w:t>
       </w:r>
       <w:bookmarkEnd w:id="0"/>
@@ -1942,8 +4033,9 @@
               <w:jc w:val="both"/>
               <w:rPr>
                 <w:rFonts w:asciiTheme="minorHAnsi" w:hAnsiTheme="minorHAnsi" w:cstheme="minorHAnsi"/>
-                <w:i/>
-                <w:color w:val="FF0000"/>
+                <w:b/>
+                <w:bCs/>
+                <w:iCs/>
                 <w:szCs w:val="24"/>
                 <w:lang w:val="es-ES" w:eastAsia="es-ES"/>
               </w:rPr>
@@ -1951,32 +4043,13 @@
             <w:r>
               <w:rPr>
                 <w:rFonts w:cstheme="minorHAnsi"/>
-                <w:i/>
-                <w:color w:val="FF0000"/>
+                <w:b/>
+                <w:bCs/>
+                <w:iCs/>
                 <w:szCs w:val="24"/>
                 <w:lang w:val="es-ES" w:eastAsia="es-ES"/>
               </w:rPr>
-              <w:fldChar w:fldCharType="begin"/>
-            </w:r>
-            <w:r>
-              <w:rPr>
-                <w:rFonts w:asciiTheme="minorHAnsi" w:hAnsiTheme="minorHAnsi" w:cstheme="minorHAnsi"/>
-                <w:i/>
-                <w:color w:val="FF0000"/>
-                <w:szCs w:val="24"/>
-                <w:lang w:val="es-ES" w:eastAsia="es-ES"/>
-              </w:rPr>
-              <w:instrText>MACROBUTTON NoMacro [Fecha]</w:instrText>
-            </w:r>
-            <w:r>
-              <w:rPr>
-                <w:rFonts w:cstheme="minorHAnsi"/>
-                <w:i/>
-                <w:color w:val="FF0000"/>
-                <w:szCs w:val="24"/>
-                <w:lang w:val="es-ES" w:eastAsia="es-ES"/>
-              </w:rPr>
-              <w:fldChar w:fldCharType="end"/>
+              <w:t>30-09-2026</w:t>
             </w:r>
           </w:p>
         </w:tc>
@@ -1990,8 +4063,9 @@
               <w:jc w:val="both"/>
               <w:rPr>
                 <w:rFonts w:asciiTheme="minorHAnsi" w:hAnsiTheme="minorHAnsi" w:cstheme="minorHAnsi"/>
-                <w:i/>
-                <w:color w:val="FF0000"/>
+                <w:b/>
+                <w:bCs/>
+                <w:iCs/>
                 <w:szCs w:val="24"/>
                 <w:lang w:val="es-ES" w:eastAsia="es-ES"/>
               </w:rPr>
@@ -1999,32 +4073,13 @@
             <w:r>
               <w:rPr>
                 <w:rFonts w:cstheme="minorHAnsi"/>
-                <w:i/>
-                <w:color w:val="FF0000"/>
+                <w:b/>
+                <w:bCs/>
+                <w:iCs/>
                 <w:szCs w:val="24"/>
                 <w:lang w:val="es-ES" w:eastAsia="es-ES"/>
               </w:rPr>
-              <w:fldChar w:fldCharType="begin"/>
-            </w:r>
-            <w:r>
-              <w:rPr>
-                <w:rFonts w:asciiTheme="minorHAnsi" w:hAnsiTheme="minorHAnsi" w:cstheme="minorHAnsi"/>
-                <w:i/>
-                <w:color w:val="FF0000"/>
-                <w:szCs w:val="24"/>
-                <w:lang w:val="es-ES" w:eastAsia="es-ES"/>
-              </w:rPr>
-              <w:instrText>MACROBUTTON NoMacro [Rev]</w:instrText>
-            </w:r>
-            <w:r>
-              <w:rPr>
-                <w:rFonts w:cstheme="minorHAnsi"/>
-                <w:i/>
-                <w:color w:val="FF0000"/>
-                <w:szCs w:val="24"/>
-                <w:lang w:val="es-ES" w:eastAsia="es-ES"/>
-              </w:rPr>
-              <w:fldChar w:fldCharType="end"/>
+              <w:t>1.0</w:t>
             </w:r>
           </w:p>
         </w:tc>
@@ -2038,8 +4093,7 @@
               <w:jc w:val="both"/>
               <w:rPr>
                 <w:rFonts w:asciiTheme="minorHAnsi" w:hAnsiTheme="minorHAnsi" w:cstheme="minorHAnsi"/>
-                <w:i/>
-                <w:color w:val="FF0000"/>
+                <w:iCs/>
                 <w:szCs w:val="24"/>
                 <w:lang w:val="es-ES" w:eastAsia="es-ES"/>
               </w:rPr>
@@ -2047,32 +4101,11 @@
             <w:r>
               <w:rPr>
                 <w:rFonts w:cstheme="minorHAnsi"/>
-                <w:i/>
-                <w:color w:val="FF0000"/>
+                <w:iCs/>
                 <w:szCs w:val="24"/>
                 <w:lang w:val="es-ES" w:eastAsia="es-ES"/>
               </w:rPr>
-              <w:fldChar w:fldCharType="begin"/>
-            </w:r>
-            <w:r>
-              <w:rPr>
-                <w:rFonts w:asciiTheme="minorHAnsi" w:hAnsiTheme="minorHAnsi" w:cstheme="minorHAnsi"/>
-                <w:i/>
-                <w:color w:val="FF0000"/>
-                <w:szCs w:val="24"/>
-                <w:lang w:val="es-ES" w:eastAsia="es-ES"/>
-              </w:rPr>
-              <w:instrText>MACROBUTTON NoMacro [Descripcion]</w:instrText>
-            </w:r>
-            <w:r>
-              <w:rPr>
-                <w:rFonts w:cstheme="minorHAnsi"/>
-                <w:i/>
-                <w:color w:val="FF0000"/>
-                <w:szCs w:val="24"/>
-                <w:lang w:val="es-ES" w:eastAsia="es-ES"/>
-              </w:rPr>
-              <w:fldChar w:fldCharType="end"/>
+              <w:t>Alex Mauricio Puebla Allendes</w:t>
             </w:r>
           </w:p>
         </w:tc>
@@ -2086,8 +4119,7 @@
               <w:jc w:val="both"/>
               <w:rPr>
                 <w:rFonts w:asciiTheme="minorHAnsi" w:hAnsiTheme="minorHAnsi" w:cstheme="minorHAnsi"/>
-                <w:i/>
-                <w:color w:val="FF0000"/>
+                <w:iCs/>
                 <w:szCs w:val="24"/>
                 <w:lang w:val="es-ES" w:eastAsia="es-ES"/>
               </w:rPr>
@@ -2095,32 +4127,11 @@
             <w:r>
               <w:rPr>
                 <w:rFonts w:cstheme="minorHAnsi"/>
-                <w:i/>
-                <w:color w:val="FF0000"/>
+                <w:iCs/>
                 <w:szCs w:val="24"/>
                 <w:lang w:val="es-ES" w:eastAsia="es-ES"/>
               </w:rPr>
-              <w:fldChar w:fldCharType="begin"/>
-            </w:r>
-            <w:r>
-              <w:rPr>
-                <w:rFonts w:asciiTheme="minorHAnsi" w:hAnsiTheme="minorHAnsi" w:cstheme="minorHAnsi"/>
-                <w:i/>
-                <w:color w:val="FF0000"/>
-                <w:szCs w:val="24"/>
-                <w:lang w:val="es-ES" w:eastAsia="es-ES"/>
-              </w:rPr>
-              <w:instrText>MACROBUTTON NoMacro [Descripcion]</w:instrText>
-            </w:r>
-            <w:r>
-              <w:rPr>
-                <w:rFonts w:cstheme="minorHAnsi"/>
-                <w:i/>
-                <w:color w:val="FF0000"/>
-                <w:szCs w:val="24"/>
-                <w:lang w:val="es-ES" w:eastAsia="es-ES"/>
-              </w:rPr>
-              <w:fldChar w:fldCharType="end"/>
+              <w:t>Inicio Documentación</w:t>
             </w:r>
           </w:p>
         </w:tc>
@@ -2139,8 +4150,9 @@
               <w:jc w:val="both"/>
               <w:rPr>
                 <w:rFonts w:asciiTheme="minorHAnsi" w:hAnsiTheme="minorHAnsi" w:cstheme="minorHAnsi"/>
-                <w:i/>
-                <w:color w:val="FF0000"/>
+                <w:b/>
+                <w:bCs/>
+                <w:iCs/>
                 <w:szCs w:val="24"/>
                 <w:lang w:val="es-ES" w:eastAsia="es-ES"/>
               </w:rPr>
@@ -2148,32 +4160,13 @@
             <w:r>
               <w:rPr>
                 <w:rFonts w:cstheme="minorHAnsi"/>
-                <w:i/>
-                <w:color w:val="FF0000"/>
+                <w:b/>
+                <w:bCs/>
+                <w:iCs/>
                 <w:szCs w:val="24"/>
                 <w:lang w:val="es-ES" w:eastAsia="es-ES"/>
               </w:rPr>
-              <w:fldChar w:fldCharType="begin"/>
-            </w:r>
-            <w:r>
-              <w:rPr>
-                <w:rFonts w:asciiTheme="minorHAnsi" w:hAnsiTheme="minorHAnsi" w:cstheme="minorHAnsi"/>
-                <w:i/>
-                <w:color w:val="FF0000"/>
-                <w:szCs w:val="24"/>
-                <w:lang w:val="es-ES" w:eastAsia="es-ES"/>
-              </w:rPr>
-              <w:instrText>MACROBUTTON NoMacro [Fecha]</w:instrText>
-            </w:r>
-            <w:r>
-              <w:rPr>
-                <w:rFonts w:cstheme="minorHAnsi"/>
-                <w:i/>
-                <w:color w:val="FF0000"/>
-                <w:szCs w:val="24"/>
-                <w:lang w:val="es-ES" w:eastAsia="es-ES"/>
-              </w:rPr>
-              <w:fldChar w:fldCharType="end"/>
+              <w:t>12-10-2026</w:t>
             </w:r>
           </w:p>
         </w:tc>
@@ -2187,8 +4180,9 @@
               <w:jc w:val="both"/>
               <w:rPr>
                 <w:rFonts w:asciiTheme="minorHAnsi" w:hAnsiTheme="minorHAnsi" w:cstheme="minorHAnsi"/>
-                <w:i/>
-                <w:color w:val="FF0000"/>
+                <w:b/>
+                <w:bCs/>
+                <w:iCs/>
                 <w:szCs w:val="24"/>
                 <w:lang w:val="es-ES" w:eastAsia="es-ES"/>
               </w:rPr>
@@ -2196,32 +4190,13 @@
             <w:r>
               <w:rPr>
                 <w:rFonts w:cstheme="minorHAnsi"/>
-                <w:i/>
-                <w:color w:val="FF0000"/>
+                <w:b/>
+                <w:bCs/>
+                <w:iCs/>
                 <w:szCs w:val="24"/>
                 <w:lang w:val="es-ES" w:eastAsia="es-ES"/>
               </w:rPr>
-              <w:fldChar w:fldCharType="begin"/>
-            </w:r>
-            <w:r>
-              <w:rPr>
-                <w:rFonts w:asciiTheme="minorHAnsi" w:hAnsiTheme="minorHAnsi" w:cstheme="minorHAnsi"/>
-                <w:i/>
-                <w:color w:val="FF0000"/>
-                <w:szCs w:val="24"/>
-                <w:lang w:val="es-ES" w:eastAsia="es-ES"/>
-              </w:rPr>
-              <w:instrText>MACROBUTTON NoMacro [Rev]</w:instrText>
-            </w:r>
-            <w:r>
-              <w:rPr>
-                <w:rFonts w:cstheme="minorHAnsi"/>
-                <w:i/>
-                <w:color w:val="FF0000"/>
-                <w:szCs w:val="24"/>
-                <w:lang w:val="es-ES" w:eastAsia="es-ES"/>
-              </w:rPr>
-              <w:fldChar w:fldCharType="end"/>
+              <w:t>1.1</w:t>
             </w:r>
           </w:p>
         </w:tc>
@@ -2235,8 +4210,7 @@
               <w:jc w:val="both"/>
               <w:rPr>
                 <w:rFonts w:asciiTheme="minorHAnsi" w:hAnsiTheme="minorHAnsi" w:cstheme="minorHAnsi"/>
-                <w:i/>
-                <w:color w:val="FF0000"/>
+                <w:iCs/>
                 <w:szCs w:val="24"/>
                 <w:lang w:val="es-ES" w:eastAsia="es-ES"/>
               </w:rPr>
@@ -2244,32 +4218,11 @@
             <w:r>
               <w:rPr>
                 <w:rFonts w:cstheme="minorHAnsi"/>
-                <w:i/>
-                <w:color w:val="FF0000"/>
+                <w:iCs/>
                 <w:szCs w:val="24"/>
                 <w:lang w:val="es-ES" w:eastAsia="es-ES"/>
               </w:rPr>
-              <w:fldChar w:fldCharType="begin"/>
-            </w:r>
-            <w:r>
-              <w:rPr>
-                <w:rFonts w:asciiTheme="minorHAnsi" w:hAnsiTheme="minorHAnsi" w:cstheme="minorHAnsi"/>
-                <w:i/>
-                <w:color w:val="FF0000"/>
-                <w:szCs w:val="24"/>
-                <w:lang w:val="es-ES" w:eastAsia="es-ES"/>
-              </w:rPr>
-              <w:instrText>MACROBUTTON NoMacro [Descripcion]</w:instrText>
-            </w:r>
-            <w:r>
-              <w:rPr>
-                <w:rFonts w:cstheme="minorHAnsi"/>
-                <w:i/>
-                <w:color w:val="FF0000"/>
-                <w:szCs w:val="24"/>
-                <w:lang w:val="es-ES" w:eastAsia="es-ES"/>
-              </w:rPr>
-              <w:fldChar w:fldCharType="end"/>
+              <w:t>Alex Mauricio Puebla Allendes / José Ignacio Valdivia Mendoza</w:t>
             </w:r>
           </w:p>
         </w:tc>
@@ -2283,8 +4236,7 @@
               <w:jc w:val="both"/>
               <w:rPr>
                 <w:rFonts w:asciiTheme="minorHAnsi" w:hAnsiTheme="minorHAnsi" w:cstheme="minorHAnsi"/>
-                <w:i/>
-                <w:color w:val="FF0000"/>
+                <w:iCs/>
                 <w:szCs w:val="24"/>
                 <w:lang w:val="es-ES" w:eastAsia="es-ES"/>
               </w:rPr>
@@ -2292,32 +4244,51 @@
             <w:r>
               <w:rPr>
                 <w:rFonts w:cstheme="minorHAnsi"/>
-                <w:i/>
-                <w:color w:val="FF0000"/>
+                <w:iCs/>
                 <w:szCs w:val="24"/>
                 <w:lang w:val="es-ES" w:eastAsia="es-ES"/>
               </w:rPr>
-              <w:fldChar w:fldCharType="begin"/>
-            </w:r>
-            <w:r>
-              <w:rPr>
-                <w:rFonts w:asciiTheme="minorHAnsi" w:hAnsiTheme="minorHAnsi" w:cstheme="minorHAnsi"/>
-                <w:i/>
-                <w:color w:val="FF0000"/>
+              <w:t xml:space="preserve">Se define el </w:t>
+            </w:r>
+            <w:proofErr w:type="spellStart"/>
+            <w:r>
+              <w:rPr>
+                <w:rFonts w:cstheme="minorHAnsi"/>
+                <w:iCs/>
                 <w:szCs w:val="24"/>
                 <w:lang w:val="es-ES" w:eastAsia="es-ES"/>
               </w:rPr>
-              <w:instrText>MACROBUTTON NoMacro [Descripcion]</w:instrText>
-            </w:r>
+              <w:t>Definition</w:t>
+            </w:r>
+            <w:proofErr w:type="spellEnd"/>
             <w:r>
               <w:rPr>
                 <w:rFonts w:cstheme="minorHAnsi"/>
-                <w:i/>
-                <w:color w:val="FF0000"/>
+                <w:iCs/>
                 <w:szCs w:val="24"/>
                 <w:lang w:val="es-ES" w:eastAsia="es-ES"/>
               </w:rPr>
-              <w:fldChar w:fldCharType="end"/>
+              <w:t xml:space="preserve"> </w:t>
+            </w:r>
+            <w:proofErr w:type="spellStart"/>
+            <w:r>
+              <w:rPr>
+                <w:rFonts w:cstheme="minorHAnsi"/>
+                <w:iCs/>
+                <w:szCs w:val="24"/>
+                <w:lang w:val="es-ES" w:eastAsia="es-ES"/>
+              </w:rPr>
+              <w:t>of</w:t>
+            </w:r>
+            <w:proofErr w:type="spellEnd"/>
+            <w:r>
+              <w:rPr>
+                <w:rFonts w:cstheme="minorHAnsi"/>
+                <w:iCs/>
+                <w:szCs w:val="24"/>
+                <w:lang w:val="es-ES" w:eastAsia="es-ES"/>
+              </w:rPr>
+              <w:t xml:space="preserve"> Done de cada historia de usuario, desglosado en criterios de negocio y técnicos.</w:t>
             </w:r>
           </w:p>
         </w:tc>
@@ -2367,6 +4338,18 @@
           <w:rFonts w:eastAsia="Times New Roman" w:cstheme="minorHAnsi"/>
           <w:sz w:val="20"/>
           <w:szCs w:val="24"/>
+          <w:lang w:val="fr-FR" w:eastAsia="es-ES"/>
+        </w:rPr>
+      </w:pPr>
+    </w:p>
+    <w:p>
+      <w:pPr>
+        <w:spacing w:after="0" w:line="240" w:lineRule="auto"/>
+        <w:jc w:val="both"/>
+        <w:rPr>
+          <w:rFonts w:eastAsia="Times New Roman" w:cstheme="minorHAnsi"/>
+          <w:sz w:val="20"/>
+          <w:szCs w:val="24"/>
           <w:lang w:val="es-ES" w:eastAsia="es-ES"/>
         </w:rPr>
       </w:pPr>
@@ -2450,7 +4433,7 @@
       <w:pPr>
         <w:pStyle w:val="Ttulo1"/>
       </w:pPr>
-      <w:bookmarkStart w:id="2" w:name="_Toc241504475"/>
+      <w:bookmarkStart w:id="2" w:name="_Toc242713383"/>
       <w:r>
         <w:t>Integrantes:</w:t>
       </w:r>
@@ -2542,6 +4525,220 @@
               <w:jc w:val="both"/>
               <w:rPr>
                 <w:rFonts w:asciiTheme="minorHAnsi" w:hAnsiTheme="minorHAnsi" w:cstheme="minorHAnsi"/>
+                <w:iCs/>
+                <w:szCs w:val="24"/>
+                <w:lang w:val="es-ES" w:eastAsia="es-ES"/>
+              </w:rPr>
+            </w:pPr>
+            <w:r>
+              <w:rPr>
+                <w:rFonts w:asciiTheme="minorHAnsi" w:hAnsiTheme="minorHAnsi" w:cstheme="minorHAnsi"/>
+                <w:iCs/>
+                <w:szCs w:val="24"/>
+                <w:lang w:val="es-ES" w:eastAsia="es-ES"/>
+              </w:rPr>
+              <w:t>Alex Mauricio Puebla Allendes</w:t>
+            </w:r>
+          </w:p>
+        </w:tc>
+        <w:tc>
+          <w:tcPr>
+            <w:tcW w:w="5275" w:type="dxa"/>
+            <w:vAlign w:val="center"/>
+          </w:tcPr>
+          <w:p>
+            <w:pPr>
+              <w:jc w:val="both"/>
+              <w:rPr>
+                <w:rFonts w:asciiTheme="minorHAnsi" w:hAnsiTheme="minorHAnsi" w:cstheme="minorHAnsi"/>
+                <w:iCs/>
+                <w:szCs w:val="24"/>
+                <w:lang w:val="es-ES" w:eastAsia="es-ES"/>
+              </w:rPr>
+            </w:pPr>
+            <w:r>
+              <w:rPr>
+                <w:rFonts w:asciiTheme="minorHAnsi" w:hAnsiTheme="minorHAnsi" w:cstheme="minorHAnsi"/>
+                <w:iCs/>
+                <w:szCs w:val="24"/>
+                <w:lang w:val="es-ES" w:eastAsia="es-ES"/>
+              </w:rPr>
+              <w:t xml:space="preserve">QA </w:t>
+            </w:r>
+            <w:proofErr w:type="spellStart"/>
+            <w:r>
+              <w:rPr>
+                <w:rFonts w:asciiTheme="minorHAnsi" w:hAnsiTheme="minorHAnsi" w:cstheme="minorHAnsi"/>
+                <w:iCs/>
+                <w:szCs w:val="24"/>
+                <w:lang w:val="es-ES" w:eastAsia="es-ES"/>
+              </w:rPr>
+              <w:t>Analyst</w:t>
+            </w:r>
+            <w:proofErr w:type="spellEnd"/>
+            <w:r>
+              <w:rPr>
+                <w:rFonts w:asciiTheme="minorHAnsi" w:hAnsiTheme="minorHAnsi" w:cstheme="minorHAnsi"/>
+                <w:iCs/>
+                <w:szCs w:val="24"/>
+                <w:lang w:val="es-ES" w:eastAsia="es-ES"/>
+              </w:rPr>
+              <w:t xml:space="preserve"> &amp; Test </w:t>
+            </w:r>
+            <w:proofErr w:type="spellStart"/>
+            <w:r>
+              <w:rPr>
+                <w:rFonts w:asciiTheme="minorHAnsi" w:hAnsiTheme="minorHAnsi" w:cstheme="minorHAnsi"/>
+                <w:iCs/>
+                <w:szCs w:val="24"/>
+                <w:lang w:val="es-ES" w:eastAsia="es-ES"/>
+              </w:rPr>
+              <w:t>Strategy</w:t>
+            </w:r>
+            <w:proofErr w:type="spellEnd"/>
+            <w:r>
+              <w:rPr>
+                <w:rFonts w:asciiTheme="minorHAnsi" w:hAnsiTheme="minorHAnsi" w:cstheme="minorHAnsi"/>
+                <w:iCs/>
+                <w:szCs w:val="24"/>
+                <w:lang w:val="es-ES" w:eastAsia="es-ES"/>
+              </w:rPr>
+              <w:t xml:space="preserve"> Lead</w:t>
+            </w:r>
+          </w:p>
+        </w:tc>
+      </w:tr>
+      <w:tr>
+        <w:trPr>
+          <w:trHeight w:val="465"/>
+        </w:trPr>
+        <w:tc>
+          <w:tcPr>
+            <w:tcW w:w="3539" w:type="dxa"/>
+            <w:vAlign w:val="center"/>
+          </w:tcPr>
+          <w:p>
+            <w:pPr>
+              <w:jc w:val="both"/>
+              <w:rPr>
+                <w:rFonts w:cstheme="minorHAnsi"/>
+                <w:iCs/>
+                <w:szCs w:val="24"/>
+                <w:lang w:val="es-ES" w:eastAsia="es-ES"/>
+              </w:rPr>
+            </w:pPr>
+            <w:r>
+              <w:rPr>
+                <w:rFonts w:cstheme="minorHAnsi"/>
+                <w:iCs/>
+                <w:szCs w:val="24"/>
+                <w:lang w:val="es-ES" w:eastAsia="es-ES"/>
+              </w:rPr>
+              <w:t>José Ignacio Valdivia Mendoza</w:t>
+            </w:r>
+          </w:p>
+        </w:tc>
+        <w:tc>
+          <w:tcPr>
+            <w:tcW w:w="5275" w:type="dxa"/>
+            <w:vAlign w:val="center"/>
+          </w:tcPr>
+          <w:p>
+            <w:pPr>
+              <w:jc w:val="both"/>
+              <w:rPr>
+                <w:rFonts w:cstheme="minorHAnsi"/>
+                <w:iCs/>
+                <w:szCs w:val="24"/>
+                <w:lang w:val="es-ES" w:eastAsia="es-ES"/>
+              </w:rPr>
+            </w:pPr>
+            <w:r>
+              <w:rPr>
+                <w:rFonts w:cstheme="minorHAnsi"/>
+                <w:iCs/>
+                <w:szCs w:val="24"/>
+                <w:lang w:val="es-ES" w:eastAsia="es-ES"/>
+              </w:rPr>
+              <w:t xml:space="preserve">QA </w:t>
+            </w:r>
+            <w:proofErr w:type="spellStart"/>
+            <w:r>
+              <w:rPr>
+                <w:rFonts w:cstheme="minorHAnsi"/>
+                <w:iCs/>
+                <w:szCs w:val="24"/>
+                <w:lang w:val="es-ES" w:eastAsia="es-ES"/>
+              </w:rPr>
+              <w:t>Automation</w:t>
+            </w:r>
+            <w:proofErr w:type="spellEnd"/>
+            <w:r>
+              <w:rPr>
+                <w:rFonts w:cstheme="minorHAnsi"/>
+                <w:iCs/>
+                <w:szCs w:val="24"/>
+                <w:lang w:val="es-ES" w:eastAsia="es-ES"/>
+              </w:rPr>
+              <w:t xml:space="preserve"> </w:t>
+            </w:r>
+            <w:proofErr w:type="spellStart"/>
+            <w:r>
+              <w:rPr>
+                <w:rFonts w:cstheme="minorHAnsi"/>
+                <w:iCs/>
+                <w:szCs w:val="24"/>
+                <w:lang w:val="es-ES" w:eastAsia="es-ES"/>
+              </w:rPr>
+              <w:t>Engineer</w:t>
+            </w:r>
+            <w:proofErr w:type="spellEnd"/>
+            <w:r>
+              <w:rPr>
+                <w:rFonts w:cstheme="minorHAnsi"/>
+                <w:iCs/>
+                <w:szCs w:val="24"/>
+                <w:lang w:val="es-ES" w:eastAsia="es-ES"/>
+              </w:rPr>
+              <w:t xml:space="preserve"> &amp; Cloud </w:t>
+            </w:r>
+            <w:proofErr w:type="spellStart"/>
+            <w:r>
+              <w:rPr>
+                <w:rFonts w:cstheme="minorHAnsi"/>
+                <w:iCs/>
+                <w:szCs w:val="24"/>
+                <w:lang w:val="es-ES" w:eastAsia="es-ES"/>
+              </w:rPr>
+              <w:t>Infrastructure</w:t>
+            </w:r>
+            <w:proofErr w:type="spellEnd"/>
+            <w:r>
+              <w:rPr>
+                <w:rFonts w:cstheme="minorHAnsi"/>
+                <w:iCs/>
+                <w:szCs w:val="24"/>
+                <w:lang w:val="es-ES" w:eastAsia="es-ES"/>
+              </w:rPr>
+              <w:t xml:space="preserve"> Lead</w:t>
+            </w:r>
+          </w:p>
+        </w:tc>
+      </w:tr>
+      <w:tr>
+        <w:trPr>
+          <w:trHeight w:val="465"/>
+        </w:trPr>
+        <w:tc>
+          <w:tcPr>
+            <w:tcW w:w="3539" w:type="dxa"/>
+            <w:vAlign w:val="center"/>
+          </w:tcPr>
+          <w:p>
+            <w:pPr>
+              <w:jc w:val="both"/>
+              <w:rPr>
+                <w:rFonts w:cstheme="minorHAnsi"/>
                 <w:i/>
                 <w:szCs w:val="24"/>
                 <w:lang w:val="es-ES" w:eastAsia="es-ES"/>
@@ -2558,7 +4755,7 @@
             <w:pPr>
               <w:jc w:val="both"/>
               <w:rPr>
-                <w:rFonts w:asciiTheme="minorHAnsi" w:hAnsiTheme="minorHAnsi" w:cstheme="minorHAnsi"/>
+                <w:rFonts w:cstheme="minorHAnsi"/>
                 <w:i/>
                 <w:szCs w:val="24"/>
                 <w:lang w:val="es-ES" w:eastAsia="es-ES"/>
@@ -2645,84 +4842,6 @@
           </w:p>
         </w:tc>
       </w:tr>
-      <w:tr>
-        <w:trPr>
-          <w:trHeight w:val="465"/>
-        </w:trPr>
-        <w:tc>
-          <w:tcPr>
-            <w:tcW w:w="3539" w:type="dxa"/>
-            <w:vAlign w:val="center"/>
-          </w:tcPr>
-          <w:p>
-            <w:pPr>
-              <w:jc w:val="both"/>
-              <w:rPr>
-                <w:rFonts w:cstheme="minorHAnsi"/>
-                <w:i/>
-                <w:szCs w:val="24"/>
-                <w:lang w:val="es-ES" w:eastAsia="es-ES"/>
-              </w:rPr>
-            </w:pPr>
-          </w:p>
-        </w:tc>
-        <w:tc>
-          <w:tcPr>
-            <w:tcW w:w="5275" w:type="dxa"/>
-            <w:vAlign w:val="center"/>
-          </w:tcPr>
-          <w:p>
-            <w:pPr>
-              <w:jc w:val="both"/>
-              <w:rPr>
-                <w:rFonts w:cstheme="minorHAnsi"/>
-                <w:i/>
-                <w:szCs w:val="24"/>
-                <w:lang w:val="es-ES" w:eastAsia="es-ES"/>
-              </w:rPr>
-            </w:pPr>
-          </w:p>
-        </w:tc>
-      </w:tr>
-      <w:tr>
-        <w:trPr>
-          <w:trHeight w:val="465"/>
-        </w:trPr>
-        <w:tc>
-          <w:tcPr>
-            <w:tcW w:w="3539" w:type="dxa"/>
-            <w:vAlign w:val="center"/>
-          </w:tcPr>
-          <w:p>
-            <w:pPr>
-              <w:jc w:val="both"/>
-              <w:rPr>
-                <w:rFonts w:cstheme="minorHAnsi"/>
-                <w:i/>
-                <w:szCs w:val="24"/>
-                <w:lang w:val="es-ES" w:eastAsia="es-ES"/>
-              </w:rPr>
-            </w:pPr>
-          </w:p>
-        </w:tc>
-        <w:tc>
-          <w:tcPr>
-            <w:tcW w:w="5275" w:type="dxa"/>
-            <w:vAlign w:val="center"/>
-          </w:tcPr>
-          <w:p>
-            <w:pPr>
-              <w:jc w:val="both"/>
-              <w:rPr>
-                <w:rFonts w:cstheme="minorHAnsi"/>
-                <w:i/>
-                <w:szCs w:val="24"/>
-                <w:lang w:val="es-ES" w:eastAsia="es-ES"/>
-              </w:rPr>
-            </w:pPr>
-          </w:p>
-        </w:tc>
-      </w:tr>
     </w:tbl>
     <w:p/>
     <w:p>
@@ -2752,7 +4871,7 @@
           <w:rFonts w:asciiTheme="minorHAnsi" w:hAnsiTheme="minorHAnsi" w:cstheme="minorHAnsi"/>
         </w:rPr>
       </w:pPr>
-      <w:bookmarkStart w:id="3" w:name="_Toc241504476"/>
+      <w:bookmarkStart w:id="3" w:name="_Toc242713384"/>
       <w:r>
         <w:rPr>
           <w:rFonts w:asciiTheme="minorHAnsi" w:hAnsiTheme="minorHAnsi" w:cstheme="minorHAnsi"/>
@@ -2766,422 +4885,1072 @@
       <w:pPr>
         <w:pStyle w:val="Ttulo2"/>
       </w:pPr>
-      <w:bookmarkStart w:id="4" w:name="_Toc238070670"/>
-      <w:bookmarkStart w:id="5" w:name="_Toc241504477"/>
-      <w:r>
-        <w:t>Historia 001</w:t>
+      <w:bookmarkStart w:id="4" w:name="_Toc242713385"/>
+      <w:r>
+        <w:t>HU-001: Configuración Plug &amp; Play y recepción de URL</w:t>
       </w:r>
       <w:bookmarkEnd w:id="4"/>
+    </w:p>
+    <w:p>
+      <w:pPr>
+        <w:pStyle w:val="Ttulo3"/>
+        <w:rPr>
+          <w:rFonts w:eastAsiaTheme="majorEastAsia"/>
+        </w:rPr>
+      </w:pPr>
+      <w:bookmarkStart w:id="5" w:name="_Toc242713386"/>
+      <w:r>
+        <w:rPr>
+          <w:rFonts w:eastAsiaTheme="majorEastAsia"/>
+        </w:rPr>
+        <w:t>Definición</w:t>
+      </w:r>
       <w:bookmarkEnd w:id="5"/>
     </w:p>
     <w:p>
+      <w:r>
+        <w:t xml:space="preserve">Como usuario del sistema, quiero instalar el </w:t>
+      </w:r>
+      <w:proofErr w:type="spellStart"/>
+      <w:r>
+        <w:t>framework</w:t>
+      </w:r>
+      <w:proofErr w:type="spellEnd"/>
+      <w:r>
+        <w:t xml:space="preserve"> e ingresar la URL objetivo mediante un único archivo de configuración, para iniciar la evaluación sin requerir conocimientos técnicos avanzados.</w:t>
+      </w:r>
+    </w:p>
+    <w:p>
       <w:pPr>
         <w:pStyle w:val="Ttulo3"/>
-      </w:pPr>
-      <w:bookmarkStart w:id="6" w:name="_Toc238070671"/>
-      <w:bookmarkStart w:id="7" w:name="_Toc241504478"/>
-      <w:r>
-        <w:t>Definición</w:t>
+        <w:rPr>
+          <w:rFonts w:eastAsiaTheme="majorEastAsia"/>
+        </w:rPr>
+      </w:pPr>
+      <w:bookmarkStart w:id="6" w:name="_Toc242713387"/>
+      <w:proofErr w:type="spellStart"/>
+      <w:r>
+        <w:rPr>
+          <w:rFonts w:eastAsiaTheme="majorEastAsia"/>
+        </w:rPr>
+        <w:t>DoD</w:t>
+      </w:r>
+      <w:proofErr w:type="spellEnd"/>
+      <w:r>
+        <w:rPr>
+          <w:rFonts w:eastAsiaTheme="majorEastAsia"/>
+        </w:rPr>
+        <w:t xml:space="preserve"> de Negocio</w:t>
       </w:r>
       <w:bookmarkEnd w:id="6"/>
+    </w:p>
+    <w:p>
+      <w:pPr>
+        <w:pStyle w:val="Prrafodelista"/>
+      </w:pPr>
+      <w:r>
+        <w:t>El usuario ingresa la URL objetivo en un único archivo de configuración (.</w:t>
+      </w:r>
+      <w:proofErr w:type="spellStart"/>
+      <w:r>
+        <w:t>env</w:t>
+      </w:r>
+      <w:proofErr w:type="spellEnd"/>
+      <w:r>
+        <w:t>) sin necesidad de editar código fuente.</w:t>
+      </w:r>
+    </w:p>
+    <w:p>
+      <w:pPr>
+        <w:pStyle w:val="Prrafodelista"/>
+      </w:pPr>
+      <w:r>
+        <w:t>El sistema aborta con un mensaje amigable, sin cerrar la aplicación, cuando la URL es inválida o el host no responde.</w:t>
+      </w:r>
+    </w:p>
+    <w:p>
+      <w:pPr>
+        <w:pStyle w:val="Prrafodelista"/>
+      </w:pPr>
+      <w:r>
+        <w:t>La instalación de dependencias y la ejecución inicial se completan con un solo comando documentado.</w:t>
+      </w:r>
+    </w:p>
+    <w:p>
+      <w:pPr>
+        <w:pStyle w:val="Prrafodelista"/>
+      </w:pPr>
+      <w:r>
+        <w:t>El sistema confirma la disponibilidad del sitio receptor (HTTP 200 OK) antes de iniciar el escaneo.</w:t>
+      </w:r>
+    </w:p>
+    <w:p>
+      <w:pPr>
+        <w:pStyle w:val="Ttulo3"/>
+        <w:rPr>
+          <w:rFonts w:eastAsiaTheme="majorEastAsia"/>
+        </w:rPr>
+      </w:pPr>
+      <w:bookmarkStart w:id="7" w:name="_Toc242713388"/>
+      <w:proofErr w:type="spellStart"/>
+      <w:r>
+        <w:rPr>
+          <w:rFonts w:eastAsiaTheme="majorEastAsia"/>
+        </w:rPr>
+        <w:t>DoD</w:t>
+      </w:r>
+      <w:proofErr w:type="spellEnd"/>
+      <w:r>
+        <w:rPr>
+          <w:rFonts w:eastAsiaTheme="majorEastAsia"/>
+        </w:rPr>
+        <w:t xml:space="preserve"> Técnico</w:t>
+      </w:r>
       <w:bookmarkEnd w:id="7"/>
     </w:p>
     <w:p>
       <w:pPr>
-        <w:rPr>
-          <w:lang w:val="es-ES" w:eastAsia="es-ES"/>
-        </w:rPr>
-      </w:pPr>
-      <w:r>
-        <w:rPr>
-          <w:lang w:val="es-ES" w:eastAsia="es-ES"/>
-        </w:rPr>
-        <w:t>Como [ACTOR] quiero [ACCION A REALZIAR] para [OBJETIVO].</w:t>
+        <w:pStyle w:val="Prrafodelista"/>
+      </w:pPr>
+      <w:r>
+        <w:t xml:space="preserve">El </w:t>
+      </w:r>
+      <w:proofErr w:type="gramStart"/>
+      <w:r>
+        <w:t>archivo .</w:t>
+      </w:r>
+      <w:proofErr w:type="spellStart"/>
+      <w:r>
+        <w:t>env</w:t>
+      </w:r>
+      <w:proofErr w:type="spellEnd"/>
+      <w:proofErr w:type="gramEnd"/>
+      <w:r>
+        <w:t xml:space="preserve"> de ejemplo (TARGET_URL, CRAWL_DEPTH, MAX_PAGES) y la guía de instalación quedan documentados en el README.</w:t>
       </w:r>
     </w:p>
     <w:p>
       <w:pPr>
-        <w:pStyle w:val="Ttulo3"/>
-      </w:pPr>
-      <w:r>
-        <w:t>DoD de Negocio</w:t>
-      </w:r>
+        <w:pStyle w:val="Ttulo2"/>
+      </w:pPr>
+      <w:bookmarkStart w:id="8" w:name="_Toc242713389"/>
+      <w:r>
+        <w:t>HU-002: Escaneo automático de enlaces del DOM</w:t>
+      </w:r>
+      <w:bookmarkEnd w:id="8"/>
     </w:p>
     <w:p>
       <w:pPr>
-        <w:pStyle w:val="Prrafodelista"/>
-        <w:numPr>
-          <w:ilvl w:val="0"/>
-          <w:numId w:val="15"/>
-        </w:numPr>
+        <w:pStyle w:val="Ttulo3"/>
         <w:rPr>
-          <w:lang w:val="es-ES" w:eastAsia="es-ES"/>
+          <w:rFonts w:eastAsiaTheme="majorEastAsia"/>
         </w:rPr>
       </w:pPr>
+      <w:bookmarkStart w:id="9" w:name="_Toc242713390"/>
       <w:r>
         <w:rPr>
-          <w:lang w:val="es-ES" w:eastAsia="es-ES"/>
+          <w:rFonts w:eastAsiaTheme="majorEastAsia"/>
         </w:rPr>
-        <w:t>El sistema debe hacer A</w:t>
-      </w:r>
-    </w:p>
-    <w:p>
-      <w:pPr>
-        <w:pStyle w:val="Prrafodelista"/>
-        <w:numPr>
-          <w:ilvl w:val="0"/>
-          <w:numId w:val="15"/>
-        </w:numPr>
-        <w:rPr>
-          <w:lang w:val="es-ES" w:eastAsia="es-ES"/>
-        </w:rPr>
-      </w:pPr>
-      <w:r>
-        <w:rPr>
-          <w:lang w:val="es-ES" w:eastAsia="es-ES"/>
-        </w:rPr>
-        <w:t>El sistema debe hacer B</w:t>
-      </w:r>
-    </w:p>
-    <w:p>
-      <w:pPr>
-        <w:pStyle w:val="Prrafodelista"/>
-        <w:numPr>
-          <w:ilvl w:val="0"/>
-          <w:numId w:val="15"/>
-        </w:numPr>
-        <w:rPr>
-          <w:lang w:val="es-ES" w:eastAsia="es-ES"/>
-        </w:rPr>
-      </w:pPr>
-      <w:r>
-        <w:rPr>
-          <w:lang w:val="es-ES" w:eastAsia="es-ES"/>
-        </w:rPr>
-        <w:t>El sistema no debe hacer C</w:t>
-      </w:r>
-    </w:p>
-    <w:p>
-      <w:pPr>
-        <w:pStyle w:val="Prrafodelista"/>
-        <w:numPr>
-          <w:ilvl w:val="0"/>
-          <w:numId w:val="15"/>
-        </w:numPr>
-        <w:rPr>
-          <w:lang w:val="es-ES" w:eastAsia="es-ES"/>
-        </w:rPr>
-      </w:pPr>
-      <w:r>
-        <w:rPr>
-          <w:lang w:val="es-ES" w:eastAsia="es-ES"/>
-        </w:rPr>
-        <w:t xml:space="preserve">En caso de excepciones de tipo </w:t>
-      </w:r>
-      <w:proofErr w:type="spellStart"/>
-      <w:r>
-        <w:rPr>
-          <w:lang w:val="es-ES" w:eastAsia="es-ES"/>
-        </w:rPr>
-        <w:t>D el</w:t>
-      </w:r>
-      <w:proofErr w:type="spellEnd"/>
-      <w:r>
-        <w:rPr>
-          <w:lang w:val="es-ES" w:eastAsia="es-ES"/>
-        </w:rPr>
-        <w:t xml:space="preserve"> sistema debe realizar E.</w:t>
-      </w:r>
-    </w:p>
-    <w:p>
-      <w:pPr>
-        <w:pStyle w:val="Prrafodelista"/>
-        <w:numPr>
-          <w:ilvl w:val="0"/>
-          <w:numId w:val="15"/>
-        </w:numPr>
-        <w:rPr>
-          <w:lang w:val="es-ES" w:eastAsia="es-ES"/>
-        </w:rPr>
-      </w:pPr>
-      <w:r>
-        <w:rPr>
-          <w:lang w:val="es-ES" w:eastAsia="es-ES"/>
-        </w:rPr>
-        <w:t>Etc.</w:t>
-      </w:r>
-    </w:p>
-    <w:p>
-      <w:pPr>
-        <w:pStyle w:val="Ttulo3"/>
-      </w:pPr>
-      <w:r>
-        <w:t>DoD Técnico</w:t>
-      </w:r>
-    </w:p>
-    <w:p>
-      <w:pPr>
-        <w:pStyle w:val="Prrafodelista"/>
-        <w:numPr>
-          <w:ilvl w:val="0"/>
-          <w:numId w:val="16"/>
-        </w:numPr>
-      </w:pPr>
-      <w:r>
-        <w:t xml:space="preserve">El modelo de datos asociado al requerimiento </w:t>
-      </w:r>
-      <w:proofErr w:type="spellStart"/>
-      <w:r>
-        <w:t>esta</w:t>
-      </w:r>
-      <w:proofErr w:type="spellEnd"/>
-      <w:r>
-        <w:t xml:space="preserve"> documentado.</w:t>
-      </w:r>
-    </w:p>
-    <w:p>
-      <w:pPr>
-        <w:pStyle w:val="Prrafodelista"/>
-        <w:numPr>
-          <w:ilvl w:val="0"/>
-          <w:numId w:val="16"/>
-        </w:numPr>
-      </w:pPr>
-      <w:r>
-        <w:t>El código se encuentra subido al GitHub y con su validación de pares.</w:t>
-      </w:r>
-    </w:p>
-    <w:p>
-      <w:pPr>
-        <w:pStyle w:val="Prrafodelista"/>
-        <w:numPr>
-          <w:ilvl w:val="0"/>
-          <w:numId w:val="16"/>
-        </w:numPr>
-      </w:pPr>
-      <w:r>
-        <w:t>Los diagramas X y Z se encuentran documentados.</w:t>
-      </w:r>
-    </w:p>
-    <w:p>
-      <w:pPr>
-        <w:pStyle w:val="Prrafodelista"/>
-        <w:numPr>
-          <w:ilvl w:val="0"/>
-          <w:numId w:val="16"/>
-        </w:numPr>
-      </w:pPr>
-      <w:r>
-        <w:t>Etc.</w:t>
-      </w:r>
-    </w:p>
-    <w:p>
-      <w:pPr>
-        <w:pStyle w:val="Ttulo2"/>
-      </w:pPr>
-      <w:bookmarkStart w:id="8" w:name="_Toc238070673"/>
-      <w:bookmarkStart w:id="9" w:name="_Toc241504480"/>
-      <w:r>
-        <w:t>Historia 002</w:t>
-      </w:r>
-      <w:bookmarkEnd w:id="8"/>
+        <w:t>Definición</w:t>
+      </w:r>
       <w:bookmarkEnd w:id="9"/>
     </w:p>
     <w:p>
-      <w:pPr>
-        <w:pStyle w:val="Ttulo3"/>
-      </w:pPr>
-      <w:r>
-        <w:t>Definición</w:t>
+      <w:r>
+        <w:t>Como ingeniero de automatización, quiero que el crawler navegue la URL e indexe automáticamente los enlaces del DOM, para mapear la estructura del sitio sin programar selectores manualmente.</w:t>
       </w:r>
     </w:p>
     <w:p>
       <w:pPr>
+        <w:pStyle w:val="Ttulo3"/>
         <w:rPr>
-          <w:lang w:val="es-ES" w:eastAsia="es-ES"/>
+          <w:rFonts w:eastAsiaTheme="majorEastAsia"/>
         </w:rPr>
       </w:pPr>
+      <w:bookmarkStart w:id="10" w:name="_Toc242713391"/>
+      <w:proofErr w:type="spellStart"/>
       <w:r>
         <w:rPr>
-          <w:lang w:val="es-ES" w:eastAsia="es-ES"/>
+          <w:rFonts w:eastAsiaTheme="majorEastAsia"/>
         </w:rPr>
-        <w:t>Como [ACTOR] quiero [ACCION A REALZIAR] para [OBJETIVO].</w:t>
-      </w:r>
+        <w:t>DoD</w:t>
+      </w:r>
+      <w:proofErr w:type="spellEnd"/>
+      <w:r>
+        <w:rPr>
+          <w:rFonts w:eastAsiaTheme="majorEastAsia"/>
+        </w:rPr>
+        <w:t xml:space="preserve"> de Negocio</w:t>
+      </w:r>
+      <w:bookmarkEnd w:id="10"/>
     </w:p>
     <w:p>
       <w:pPr>
-        <w:pStyle w:val="Ttulo3"/>
-      </w:pPr>
-      <w:r>
-        <w:t>DoD de Negocio</w:t>
+        <w:pStyle w:val="Prrafodelista"/>
+      </w:pPr>
+      <w:r>
+        <w:t>El crawler recorre la página objetivo y registra todos los enlaces internos visibles en el DOM.</w:t>
       </w:r>
     </w:p>
     <w:p>
       <w:pPr>
         <w:pStyle w:val="Prrafodelista"/>
-        <w:numPr>
-          <w:ilvl w:val="0"/>
-          <w:numId w:val="15"/>
-        </w:numPr>
-        <w:rPr>
-          <w:lang w:val="es-ES" w:eastAsia="es-ES"/>
-        </w:rPr>
-      </w:pPr>
-      <w:r>
-        <w:rPr>
-          <w:lang w:val="es-ES" w:eastAsia="es-ES"/>
-        </w:rPr>
-        <w:t>El sistema debe hacer A</w:t>
+      </w:pPr>
+      <w:r>
+        <w:t>El rastreo respeta los límites de profundidad y de máximo de páginas definidos en la configuración.</w:t>
       </w:r>
     </w:p>
     <w:p>
       <w:pPr>
         <w:pStyle w:val="Prrafodelista"/>
-        <w:numPr>
-          <w:ilvl w:val="0"/>
-          <w:numId w:val="15"/>
-        </w:numPr>
-        <w:rPr>
-          <w:lang w:val="es-ES" w:eastAsia="es-ES"/>
-        </w:rPr>
-      </w:pPr>
-      <w:r>
-        <w:rPr>
-          <w:lang w:val="es-ES" w:eastAsia="es-ES"/>
-        </w:rPr>
-        <w:t>El sistema debe hacer B</w:t>
+      </w:pPr>
+      <w:r>
+        <w:t>Los enlaces externos se identifican, pero no se navegan fuera del dominio objetivo.</w:t>
       </w:r>
     </w:p>
     <w:p>
       <w:pPr>
         <w:pStyle w:val="Prrafodelista"/>
-        <w:numPr>
-          <w:ilvl w:val="0"/>
-          <w:numId w:val="15"/>
-        </w:numPr>
-        <w:rPr>
-          <w:lang w:val="es-ES" w:eastAsia="es-ES"/>
-        </w:rPr>
-      </w:pPr>
-      <w:r>
-        <w:rPr>
-          <w:lang w:val="es-ES" w:eastAsia="es-ES"/>
-        </w:rPr>
-        <w:t>El sistema no debe hacer C</w:t>
+      </w:pPr>
+      <w:r>
+        <w:t>El resultado del escaneo se persiste en un archivo JSON reutilizable por la batería de pruebas.</w:t>
       </w:r>
     </w:p>
     <w:p>
       <w:pPr>
-        <w:pStyle w:val="Prrafodelista"/>
-        <w:numPr>
-          <w:ilvl w:val="0"/>
-          <w:numId w:val="15"/>
-        </w:numPr>
+        <w:pStyle w:val="Ttulo3"/>
         <w:rPr>
-          <w:lang w:val="es-ES" w:eastAsia="es-ES"/>
+          <w:rFonts w:eastAsiaTheme="majorEastAsia"/>
         </w:rPr>
       </w:pPr>
+      <w:bookmarkStart w:id="11" w:name="_Toc242713392"/>
+      <w:proofErr w:type="spellStart"/>
       <w:r>
         <w:rPr>
-          <w:lang w:val="es-ES" w:eastAsia="es-ES"/>
+          <w:rFonts w:eastAsiaTheme="majorEastAsia"/>
         </w:rPr>
-        <w:t xml:space="preserve">En caso de excepciones de tipo </w:t>
-      </w:r>
-      <w:proofErr w:type="spellStart"/>
+        <w:t>DoD</w:t>
+      </w:r>
+      <w:proofErr w:type="spellEnd"/>
       <w:r>
         <w:rPr>
-          <w:lang w:val="es-ES" w:eastAsia="es-ES"/>
+          <w:rFonts w:eastAsiaTheme="majorEastAsia"/>
         </w:rPr>
-        <w:t>D el</w:t>
-      </w:r>
-      <w:proofErr w:type="spellEnd"/>
-      <w:r>
-        <w:rPr>
-          <w:lang w:val="es-ES" w:eastAsia="es-ES"/>
-        </w:rPr>
-        <w:t xml:space="preserve"> sistema debe realizar E.</w:t>
-      </w:r>
+        <w:t xml:space="preserve"> Técnico</w:t>
+      </w:r>
+      <w:bookmarkEnd w:id="11"/>
     </w:p>
     <w:p>
       <w:pPr>
         <w:pStyle w:val="Prrafodelista"/>
-        <w:numPr>
-          <w:ilvl w:val="0"/>
-          <w:numId w:val="15"/>
-        </w:numPr>
-        <w:rPr>
-          <w:lang w:val="es-ES" w:eastAsia="es-ES"/>
-        </w:rPr>
-      </w:pPr>
-      <w:r>
-        <w:rPr>
-          <w:lang w:val="es-ES" w:eastAsia="es-ES"/>
-        </w:rPr>
-        <w:t>Etc.</w:t>
+      </w:pPr>
+      <w:r>
+        <w:t xml:space="preserve">El esquema del JSON de enlaces (página de origen, </w:t>
+      </w:r>
+      <w:proofErr w:type="spellStart"/>
+      <w:r>
+        <w:t>href</w:t>
+      </w:r>
+      <w:proofErr w:type="spellEnd"/>
+      <w:r>
+        <w:t>, texto y estado HTTP) queda documentado.</w:t>
       </w:r>
     </w:p>
     <w:p>
       <w:pPr>
-        <w:pStyle w:val="Ttulo3"/>
-      </w:pPr>
-      <w:r>
-        <w:t>DoD Técnico</w:t>
-      </w:r>
+        <w:pStyle w:val="Ttulo2"/>
+      </w:pPr>
+      <w:bookmarkStart w:id="12" w:name="_Toc242713393"/>
+      <w:r>
+        <w:lastRenderedPageBreak/>
+        <w:t>HU-003: Identificación de componentes interactivos</w:t>
+      </w:r>
+      <w:bookmarkEnd w:id="12"/>
     </w:p>
     <w:p>
       <w:pPr>
-        <w:pStyle w:val="Prrafodelista"/>
-        <w:numPr>
-          <w:ilvl w:val="0"/>
-          <w:numId w:val="16"/>
-        </w:numPr>
-      </w:pPr>
-      <w:r>
-        <w:t xml:space="preserve">El modelo de datos asociado al requerimiento </w:t>
-      </w:r>
-      <w:proofErr w:type="spellStart"/>
-      <w:r>
-        <w:t>esta</w:t>
-      </w:r>
-      <w:proofErr w:type="spellEnd"/>
-      <w:r>
-        <w:t xml:space="preserve"> documentado.</w:t>
-      </w:r>
+        <w:pStyle w:val="Ttulo3"/>
+        <w:rPr>
+          <w:rFonts w:eastAsiaTheme="majorEastAsia"/>
+        </w:rPr>
+      </w:pPr>
+      <w:bookmarkStart w:id="13" w:name="_Toc242713394"/>
+      <w:r>
+        <w:rPr>
+          <w:rFonts w:eastAsiaTheme="majorEastAsia"/>
+        </w:rPr>
+        <w:t>Definición</w:t>
+      </w:r>
+      <w:bookmarkEnd w:id="13"/>
     </w:p>
     <w:p>
-      <w:pPr>
-        <w:pStyle w:val="Prrafodelista"/>
-        <w:numPr>
-          <w:ilvl w:val="0"/>
-          <w:numId w:val="16"/>
-        </w:numPr>
-      </w:pPr>
-      <w:r>
-        <w:t>El código se encuentra subido al GitHub y con su validación de pares.</w:t>
+      <w:r>
+        <w:t>Como analista de QA, quiero que el sistema identifique y clasifique imágenes, formularios y botones, para conocer las áreas interactivas clave del sitio evaluado.</w:t>
       </w:r>
     </w:p>
     <w:p>
       <w:pPr>
-        <w:pStyle w:val="Prrafodelista"/>
-        <w:numPr>
-          <w:ilvl w:val="0"/>
-          <w:numId w:val="16"/>
-        </w:numPr>
-      </w:pPr>
-      <w:r>
-        <w:t>Los diagramas X y Z se encuentran documentados.</w:t>
-      </w:r>
+        <w:pStyle w:val="Ttulo3"/>
+        <w:rPr>
+          <w:rFonts w:eastAsiaTheme="majorEastAsia"/>
+        </w:rPr>
+      </w:pPr>
+      <w:bookmarkStart w:id="14" w:name="_Toc242713395"/>
+      <w:proofErr w:type="spellStart"/>
+      <w:r>
+        <w:rPr>
+          <w:rFonts w:eastAsiaTheme="majorEastAsia"/>
+        </w:rPr>
+        <w:t>DoD</w:t>
+      </w:r>
+      <w:proofErr w:type="spellEnd"/>
+      <w:r>
+        <w:rPr>
+          <w:rFonts w:eastAsiaTheme="majorEastAsia"/>
+        </w:rPr>
+        <w:t xml:space="preserve"> de Negocio</w:t>
+      </w:r>
+      <w:bookmarkEnd w:id="14"/>
     </w:p>
     <w:p>
       <w:pPr>
         <w:pStyle w:val="Prrafodelista"/>
-        <w:numPr>
-          <w:ilvl w:val="0"/>
-          <w:numId w:val="16"/>
-        </w:numPr>
-      </w:pPr>
-      <w:r>
-        <w:t>Etc.</w:t>
+      </w:pPr>
+      <w:r>
+        <w:t>El sistema clasifica los elementos del DOM en enlaces, imágenes, formularios y botones.</w:t>
+      </w:r>
+    </w:p>
+    <w:p>
+      <w:pPr>
+        <w:pStyle w:val="Prrafodelista"/>
+      </w:pPr>
+      <w:r>
+        <w:t>El usuario puede filtrar el escaneo por tipo de elemento o mediante un selector CSS propio.</w:t>
+      </w:r>
+    </w:p>
+    <w:p>
+      <w:pPr>
+        <w:pStyle w:val="Prrafodelista"/>
+      </w:pPr>
+      <w:r>
+        <w:t>Cada elemento detectado se asocia a su página de origen y a un selector válido.</w:t>
+      </w:r>
+    </w:p>
+    <w:p>
+      <w:pPr>
+        <w:pStyle w:val="Prrafodelista"/>
+      </w:pPr>
+      <w:r>
+        <w:t>Los elementos sin URL propia (por ejemplo, formularios) se registran asociados a su página.</w:t>
+      </w:r>
+    </w:p>
+    <w:p>
+      <w:pPr>
+        <w:pStyle w:val="Ttulo3"/>
+        <w:rPr>
+          <w:rFonts w:eastAsiaTheme="majorEastAsia"/>
+        </w:rPr>
+      </w:pPr>
+      <w:bookmarkStart w:id="15" w:name="_Toc242713396"/>
+      <w:proofErr w:type="spellStart"/>
+      <w:r>
+        <w:rPr>
+          <w:rFonts w:eastAsiaTheme="majorEastAsia"/>
+        </w:rPr>
+        <w:t>DoD</w:t>
+      </w:r>
+      <w:proofErr w:type="spellEnd"/>
+      <w:r>
+        <w:rPr>
+          <w:rFonts w:eastAsiaTheme="majorEastAsia"/>
+        </w:rPr>
+        <w:t xml:space="preserve"> Técnico</w:t>
+      </w:r>
+      <w:bookmarkEnd w:id="15"/>
+    </w:p>
+    <w:p>
+      <w:pPr>
+        <w:pStyle w:val="Prrafodelista"/>
+      </w:pPr>
+      <w:r>
+        <w:t>Los selectores generados se validan contra el DOM mediante una prueba que confirma una coincidencia única.</w:t>
+      </w:r>
+    </w:p>
+    <w:p>
+      <w:pPr>
+        <w:pStyle w:val="Ttulo2"/>
+      </w:pPr>
+      <w:bookmarkStart w:id="16" w:name="_Toc242713397"/>
+      <w:r>
+        <w:t>HU-004: Escenarios genéricos de prueba en lenguaje natural</w:t>
+      </w:r>
+      <w:bookmarkEnd w:id="16"/>
+    </w:p>
+    <w:p>
+      <w:pPr>
+        <w:pStyle w:val="Ttulo3"/>
+        <w:rPr>
+          <w:rFonts w:eastAsiaTheme="majorEastAsia"/>
+        </w:rPr>
+      </w:pPr>
+      <w:bookmarkStart w:id="17" w:name="_Toc242713398"/>
+      <w:r>
+        <w:rPr>
+          <w:rFonts w:eastAsiaTheme="majorEastAsia"/>
+        </w:rPr>
+        <w:t>Definición</w:t>
+      </w:r>
+      <w:bookmarkEnd w:id="17"/>
+    </w:p>
+    <w:p>
+      <w:r>
+        <w:t xml:space="preserve">Como analista de QA, quiero una batería de pruebas universales redactadas en </w:t>
+      </w:r>
+      <w:proofErr w:type="spellStart"/>
+      <w:r>
+        <w:t>Gherkin</w:t>
+      </w:r>
+      <w:proofErr w:type="spellEnd"/>
+      <w:r>
+        <w:t>, para validar reglas fundamentales de salud del Front-</w:t>
+      </w:r>
+      <w:proofErr w:type="spellStart"/>
+      <w:r>
+        <w:t>End</w:t>
+      </w:r>
+      <w:proofErr w:type="spellEnd"/>
+      <w:r>
+        <w:t xml:space="preserve"> en cualquier sitio web.</w:t>
+      </w:r>
+    </w:p>
+    <w:p>
+      <w:pPr>
+        <w:pStyle w:val="Ttulo3"/>
+        <w:rPr>
+          <w:rFonts w:eastAsiaTheme="majorEastAsia"/>
+        </w:rPr>
+      </w:pPr>
+      <w:bookmarkStart w:id="18" w:name="_Toc242713399"/>
+      <w:proofErr w:type="spellStart"/>
+      <w:r>
+        <w:rPr>
+          <w:rFonts w:eastAsiaTheme="majorEastAsia"/>
+        </w:rPr>
+        <w:t>DoD</w:t>
+      </w:r>
+      <w:proofErr w:type="spellEnd"/>
+      <w:r>
+        <w:rPr>
+          <w:rFonts w:eastAsiaTheme="majorEastAsia"/>
+        </w:rPr>
+        <w:t xml:space="preserve"> de Negocio</w:t>
+      </w:r>
+      <w:bookmarkEnd w:id="18"/>
+    </w:p>
+    <w:p>
+      <w:pPr>
+        <w:pStyle w:val="Prrafodelista"/>
+      </w:pPr>
+      <w:r>
+        <w:t xml:space="preserve">El </w:t>
+      </w:r>
+      <w:proofErr w:type="spellStart"/>
+      <w:r>
+        <w:t>framework</w:t>
+      </w:r>
+      <w:proofErr w:type="spellEnd"/>
+      <w:r>
+        <w:t xml:space="preserve"> incluye pruebas genéricas universales: ausencia de errores de consola, ausencia de enlaces rotos y correcta carga de imágenes.</w:t>
+      </w:r>
+    </w:p>
+    <w:p>
+      <w:pPr>
+        <w:pStyle w:val="Prrafodelista"/>
+      </w:pPr>
+      <w:r>
+        <w:t xml:space="preserve">Los escenarios se redactan con sintaxis </w:t>
+      </w:r>
+      <w:proofErr w:type="spellStart"/>
+      <w:r>
+        <w:t>Gherkin</w:t>
+      </w:r>
+      <w:proofErr w:type="spellEnd"/>
+      <w:r>
+        <w:t xml:space="preserve"> (Dado / Cuando / Entonces) en español.</w:t>
+      </w:r>
+    </w:p>
+    <w:p>
+      <w:pPr>
+        <w:pStyle w:val="Prrafodelista"/>
+      </w:pPr>
+      <w:r>
+        <w:t>Las pruebas son agnósticas al contenido y ejecutables en cualquier sitio objetivo.</w:t>
+      </w:r>
+    </w:p>
+    <w:p>
+      <w:pPr>
+        <w:pStyle w:val="Prrafodelista"/>
+      </w:pPr>
+      <w:r>
+        <w:t>Un fallo en una regla genera un reporte claro con la evidencia asociada.</w:t>
+      </w:r>
+    </w:p>
+    <w:p>
+      <w:pPr>
+        <w:pStyle w:val="Ttulo3"/>
+        <w:rPr>
+          <w:rFonts w:eastAsiaTheme="majorEastAsia"/>
+        </w:rPr>
+      </w:pPr>
+      <w:bookmarkStart w:id="19" w:name="_Toc242713400"/>
+      <w:proofErr w:type="spellStart"/>
+      <w:r>
+        <w:rPr>
+          <w:rFonts w:eastAsiaTheme="majorEastAsia"/>
+        </w:rPr>
+        <w:t>DoD</w:t>
+      </w:r>
+      <w:proofErr w:type="spellEnd"/>
+      <w:r>
+        <w:rPr>
+          <w:rFonts w:eastAsiaTheme="majorEastAsia"/>
+        </w:rPr>
+        <w:t xml:space="preserve"> Técnico</w:t>
+      </w:r>
+      <w:bookmarkEnd w:id="19"/>
+    </w:p>
+    <w:p>
+      <w:pPr>
+        <w:pStyle w:val="Prrafodelista"/>
+      </w:pPr>
+      <w:r>
+        <w:t>El conjunto de escenarios base (</w:t>
+      </w:r>
+      <w:proofErr w:type="spellStart"/>
+      <w:r>
+        <w:t>features</w:t>
+      </w:r>
+      <w:proofErr w:type="spellEnd"/>
+      <w:r>
+        <w:t xml:space="preserve"> </w:t>
+      </w:r>
+      <w:proofErr w:type="spellStart"/>
+      <w:r>
+        <w:t>Gherkin</w:t>
+      </w:r>
+      <w:proofErr w:type="spellEnd"/>
+      <w:r>
+        <w:t>) queda versionado, documentado y es reutilizable entre proyectos.</w:t>
+      </w:r>
+    </w:p>
+    <w:p>
+      <w:pPr>
+        <w:pStyle w:val="Ttulo2"/>
+      </w:pPr>
+      <w:bookmarkStart w:id="20" w:name="_Toc242713401"/>
+      <w:r>
+        <w:t>HU-005: Esperas inteligentes y pruebas deterministas</w:t>
+      </w:r>
+      <w:bookmarkEnd w:id="20"/>
+    </w:p>
+    <w:p>
+      <w:pPr>
+        <w:pStyle w:val="Ttulo3"/>
+        <w:rPr>
+          <w:rFonts w:eastAsiaTheme="majorEastAsia"/>
+        </w:rPr>
+      </w:pPr>
+      <w:bookmarkStart w:id="21" w:name="_Toc242713402"/>
+      <w:r>
+        <w:rPr>
+          <w:rFonts w:eastAsiaTheme="majorEastAsia"/>
+        </w:rPr>
+        <w:t>Definición</w:t>
+      </w:r>
+      <w:bookmarkEnd w:id="21"/>
+    </w:p>
+    <w:p>
+      <w:r>
+        <w:t>Como ingeniero de automatización, quiero que las pruebas esperen dinámicamente a que los elementos estén listos, para evitar falsos positivos en sitios con carga asíncrona.</w:t>
+      </w:r>
+    </w:p>
+    <w:p>
+      <w:pPr>
+        <w:pStyle w:val="Ttulo3"/>
+        <w:rPr>
+          <w:rFonts w:eastAsiaTheme="majorEastAsia"/>
+        </w:rPr>
+      </w:pPr>
+      <w:bookmarkStart w:id="22" w:name="_Toc242713403"/>
+      <w:proofErr w:type="spellStart"/>
+      <w:r>
+        <w:rPr>
+          <w:rFonts w:eastAsiaTheme="majorEastAsia"/>
+        </w:rPr>
+        <w:lastRenderedPageBreak/>
+        <w:t>DoD</w:t>
+      </w:r>
+      <w:proofErr w:type="spellEnd"/>
+      <w:r>
+        <w:rPr>
+          <w:rFonts w:eastAsiaTheme="majorEastAsia"/>
+        </w:rPr>
+        <w:t xml:space="preserve"> de Negocio</w:t>
+      </w:r>
+      <w:bookmarkEnd w:id="22"/>
+    </w:p>
+    <w:p>
+      <w:pPr>
+        <w:pStyle w:val="Prrafodelista"/>
+      </w:pPr>
+      <w:r>
+        <w:t>Las pruebas esperan dinámicamente a que los elementos estén listos antes de interactuar con ellos.</w:t>
+      </w:r>
+    </w:p>
+    <w:p>
+      <w:pPr>
+        <w:pStyle w:val="Prrafodelista"/>
+      </w:pPr>
+      <w:r>
+        <w:t>Los tiempos de espera y la cantidad de reintentos son configurables desde el archivo de configuración.</w:t>
+      </w:r>
+    </w:p>
+    <w:p>
+      <w:pPr>
+        <w:pStyle w:val="Prrafodelista"/>
+      </w:pPr>
+      <w:r>
+        <w:t>Se eliminan los falsos negativos producidos por carga asíncrona o contenido dinámico.</w:t>
+      </w:r>
+    </w:p>
+    <w:p>
+      <w:pPr>
+        <w:pStyle w:val="Ttulo3"/>
+        <w:rPr>
+          <w:rFonts w:eastAsiaTheme="majorEastAsia"/>
+        </w:rPr>
+      </w:pPr>
+      <w:bookmarkStart w:id="23" w:name="_Toc242713404"/>
+      <w:proofErr w:type="spellStart"/>
+      <w:r>
+        <w:rPr>
+          <w:rFonts w:eastAsiaTheme="majorEastAsia"/>
+        </w:rPr>
+        <w:t>DoD</w:t>
+      </w:r>
+      <w:proofErr w:type="spellEnd"/>
+      <w:r>
+        <w:rPr>
+          <w:rFonts w:eastAsiaTheme="majorEastAsia"/>
+        </w:rPr>
+        <w:t xml:space="preserve"> Técnico</w:t>
+      </w:r>
+      <w:bookmarkEnd w:id="23"/>
+    </w:p>
+    <w:p>
+      <w:pPr>
+        <w:pStyle w:val="Prrafodelista"/>
+      </w:pPr>
+      <w:r>
+        <w:t xml:space="preserve">Las esperas utilizan mecanismos nativos del </w:t>
+      </w:r>
+      <w:proofErr w:type="spellStart"/>
+      <w:r>
+        <w:t>framework</w:t>
+      </w:r>
+      <w:proofErr w:type="spellEnd"/>
+      <w:r>
+        <w:t xml:space="preserve"> (</w:t>
+      </w:r>
+      <w:proofErr w:type="spellStart"/>
+      <w:r>
+        <w:t>auto-waiting</w:t>
+      </w:r>
+      <w:proofErr w:type="spellEnd"/>
+      <w:r>
+        <w:t xml:space="preserve"> / </w:t>
+      </w:r>
+      <w:proofErr w:type="spellStart"/>
+      <w:r>
+        <w:t>waitFor</w:t>
+      </w:r>
+      <w:proofErr w:type="spellEnd"/>
+      <w:r>
+        <w:t>) y no pausas fijas.</w:t>
+      </w:r>
+    </w:p>
+    <w:p>
+      <w:pPr>
+        <w:pStyle w:val="Ttulo2"/>
+      </w:pPr>
+      <w:bookmarkStart w:id="24" w:name="_Toc242713405"/>
+      <w:r>
+        <w:t>HU-006: Parametrización dinámica del volumen de pruebas</w:t>
+      </w:r>
+      <w:bookmarkEnd w:id="24"/>
+    </w:p>
+    <w:p>
+      <w:pPr>
+        <w:pStyle w:val="Ttulo3"/>
+        <w:rPr>
+          <w:rFonts w:eastAsiaTheme="majorEastAsia"/>
+        </w:rPr>
+      </w:pPr>
+      <w:bookmarkStart w:id="25" w:name="_Toc242713406"/>
+      <w:r>
+        <w:rPr>
+          <w:rFonts w:eastAsiaTheme="majorEastAsia"/>
+        </w:rPr>
+        <w:t>Definición</w:t>
+      </w:r>
+      <w:bookmarkEnd w:id="25"/>
+    </w:p>
+    <w:p>
+      <w:r>
+        <w:t>Como ingeniero de automatización, quiero que las pruebas se generen dinámicamente según los elementos descubiertos, para validar 10 o 100 elementos sin modificar el código.</w:t>
+      </w:r>
+    </w:p>
+    <w:p>
+      <w:pPr>
+        <w:pStyle w:val="Ttulo3"/>
+        <w:rPr>
+          <w:rFonts w:eastAsiaTheme="majorEastAsia"/>
+        </w:rPr>
+      </w:pPr>
+      <w:bookmarkStart w:id="26" w:name="_Toc242713407"/>
+      <w:proofErr w:type="spellStart"/>
+      <w:r>
+        <w:rPr>
+          <w:rFonts w:eastAsiaTheme="majorEastAsia"/>
+        </w:rPr>
+        <w:t>DoD</w:t>
+      </w:r>
+      <w:proofErr w:type="spellEnd"/>
+      <w:r>
+        <w:rPr>
+          <w:rFonts w:eastAsiaTheme="majorEastAsia"/>
+        </w:rPr>
+        <w:t xml:space="preserve"> de Negocio</w:t>
+      </w:r>
+      <w:bookmarkEnd w:id="26"/>
+    </w:p>
+    <w:p>
+      <w:pPr>
+        <w:pStyle w:val="Prrafodelista"/>
+      </w:pPr>
+      <w:r>
+        <w:t>Cada elemento descubierto por el crawler genera automáticamente su aserción correspondiente.</w:t>
+      </w:r>
+    </w:p>
+    <w:p>
+      <w:pPr>
+        <w:pStyle w:val="Prrafodelista"/>
+      </w:pPr>
+      <w:r>
+        <w:t>El volumen de pruebas se adapta al tamaño del sitio sin intervención manual.</w:t>
+      </w:r>
+    </w:p>
+    <w:p>
+      <w:pPr>
+        <w:pStyle w:val="Prrafodelista"/>
+      </w:pPr>
+      <w:r>
+        <w:t>Cambiar la URL objetivo no requiere modificar el código de las pruebas.</w:t>
+      </w:r>
+    </w:p>
+    <w:p>
+      <w:pPr>
+        <w:pStyle w:val="Ttulo3"/>
+        <w:rPr>
+          <w:rFonts w:eastAsiaTheme="majorEastAsia"/>
+        </w:rPr>
+      </w:pPr>
+      <w:bookmarkStart w:id="27" w:name="_Toc242713408"/>
+      <w:proofErr w:type="spellStart"/>
+      <w:r>
+        <w:rPr>
+          <w:rFonts w:eastAsiaTheme="majorEastAsia"/>
+        </w:rPr>
+        <w:t>DoD</w:t>
+      </w:r>
+      <w:proofErr w:type="spellEnd"/>
+      <w:r>
+        <w:rPr>
+          <w:rFonts w:eastAsiaTheme="majorEastAsia"/>
+        </w:rPr>
+        <w:t xml:space="preserve"> Técnico</w:t>
+      </w:r>
+      <w:bookmarkEnd w:id="27"/>
+    </w:p>
+    <w:p>
+      <w:pPr>
+        <w:pStyle w:val="Prrafodelista"/>
+      </w:pPr>
+      <w:r>
+        <w:t>La generación de pruebas es idempotente y reproducible a partir del JSON de escaneo.</w:t>
+      </w:r>
+    </w:p>
+    <w:p>
+      <w:pPr>
+        <w:pStyle w:val="Ttulo2"/>
+      </w:pPr>
+      <w:bookmarkStart w:id="28" w:name="_Toc242713409"/>
+      <w:r>
+        <w:t xml:space="preserve">HU-007: Ejecución </w:t>
+      </w:r>
+      <w:proofErr w:type="spellStart"/>
+      <w:r>
+        <w:t>cross</w:t>
+      </w:r>
+      <w:proofErr w:type="spellEnd"/>
+      <w:r>
+        <w:t>-browser en la nube</w:t>
+      </w:r>
+      <w:bookmarkEnd w:id="28"/>
+    </w:p>
+    <w:p>
+      <w:pPr>
+        <w:pStyle w:val="Ttulo3"/>
+        <w:rPr>
+          <w:rFonts w:eastAsiaTheme="majorEastAsia"/>
+        </w:rPr>
+      </w:pPr>
+      <w:bookmarkStart w:id="29" w:name="_Toc242713410"/>
+      <w:r>
+        <w:rPr>
+          <w:rFonts w:eastAsiaTheme="majorEastAsia"/>
+        </w:rPr>
+        <w:t>Definición</w:t>
+      </w:r>
+      <w:bookmarkEnd w:id="29"/>
+    </w:p>
+    <w:p>
+      <w:r>
+        <w:t xml:space="preserve">Como usuario del sistema, quiero ejecutar las pruebas en </w:t>
+      </w:r>
+      <w:proofErr w:type="spellStart"/>
+      <w:r>
+        <w:t>BrowserStack</w:t>
+      </w:r>
+      <w:proofErr w:type="spellEnd"/>
+      <w:r>
+        <w:t>, para validar el sitio en varios navegadores sin requerir infraestructura local.</w:t>
+      </w:r>
+    </w:p>
+    <w:p>
+      <w:pPr>
+        <w:pStyle w:val="Ttulo3"/>
+        <w:rPr>
+          <w:rFonts w:eastAsiaTheme="majorEastAsia"/>
+        </w:rPr>
+      </w:pPr>
+      <w:bookmarkStart w:id="30" w:name="_Toc242713411"/>
+      <w:proofErr w:type="spellStart"/>
+      <w:r>
+        <w:rPr>
+          <w:rFonts w:eastAsiaTheme="majorEastAsia"/>
+        </w:rPr>
+        <w:t>DoD</w:t>
+      </w:r>
+      <w:proofErr w:type="spellEnd"/>
+      <w:r>
+        <w:rPr>
+          <w:rFonts w:eastAsiaTheme="majorEastAsia"/>
+        </w:rPr>
+        <w:t xml:space="preserve"> de Negocio</w:t>
+      </w:r>
+      <w:bookmarkEnd w:id="30"/>
+    </w:p>
+    <w:p>
+      <w:pPr>
+        <w:pStyle w:val="Prrafodelista"/>
+      </w:pPr>
+      <w:r>
+        <w:t xml:space="preserve">El usuario ejecuta las pruebas en </w:t>
+      </w:r>
+      <w:proofErr w:type="spellStart"/>
+      <w:r>
+        <w:t>BrowserStack</w:t>
+      </w:r>
+      <w:proofErr w:type="spellEnd"/>
+      <w:r>
+        <w:t xml:space="preserve"> configurando sus credenciales, sin requerir infraestructura local.</w:t>
+      </w:r>
+    </w:p>
+    <w:p>
+      <w:pPr>
+        <w:pStyle w:val="Prrafodelista"/>
+      </w:pPr>
+      <w:r>
+        <w:t xml:space="preserve">Las pruebas corren en una matriz </w:t>
+      </w:r>
+      <w:proofErr w:type="spellStart"/>
+      <w:r>
+        <w:t>cross</w:t>
+      </w:r>
+      <w:proofErr w:type="spellEnd"/>
+      <w:r>
+        <w:t>-browser que incluye al menos Google Chrome y Mozilla Firefox.</w:t>
+      </w:r>
+    </w:p>
+    <w:p>
+      <w:pPr>
+        <w:pStyle w:val="Prrafodelista"/>
+      </w:pPr>
+      <w:r>
+        <w:t>La ejecución paralela en la nube reduce el tiempo total de revisión.</w:t>
+      </w:r>
+    </w:p>
+    <w:p>
+      <w:pPr>
+        <w:pStyle w:val="Ttulo3"/>
+        <w:rPr>
+          <w:rFonts w:eastAsiaTheme="majorEastAsia"/>
+        </w:rPr>
+      </w:pPr>
+      <w:bookmarkStart w:id="31" w:name="_Toc242713412"/>
+      <w:proofErr w:type="spellStart"/>
+      <w:r>
+        <w:rPr>
+          <w:rFonts w:eastAsiaTheme="majorEastAsia"/>
+        </w:rPr>
+        <w:t>DoD</w:t>
+      </w:r>
+      <w:proofErr w:type="spellEnd"/>
+      <w:r>
+        <w:rPr>
+          <w:rFonts w:eastAsiaTheme="majorEastAsia"/>
+        </w:rPr>
+        <w:t xml:space="preserve"> Técnico</w:t>
+      </w:r>
+      <w:bookmarkEnd w:id="31"/>
+    </w:p>
+    <w:p>
+      <w:pPr>
+        <w:pStyle w:val="Prrafodelista"/>
+      </w:pPr>
+      <w:r>
+        <w:t xml:space="preserve">Las credenciales de </w:t>
+      </w:r>
+      <w:proofErr w:type="spellStart"/>
+      <w:r>
+        <w:t>BrowserStack</w:t>
+      </w:r>
+      <w:proofErr w:type="spellEnd"/>
+      <w:r>
+        <w:t xml:space="preserve"> se gestionan por variables de entorno y nunca se versionan en el repositorio.</w:t>
+      </w:r>
+    </w:p>
+    <w:p>
+      <w:pPr>
+        <w:pStyle w:val="Ttulo2"/>
+      </w:pPr>
+      <w:bookmarkStart w:id="32" w:name="_Toc242713413"/>
+      <w:r>
+        <w:lastRenderedPageBreak/>
+        <w:t>HU-008: Diagnóstico y reportes con evidencias</w:t>
+      </w:r>
+      <w:bookmarkEnd w:id="32"/>
+    </w:p>
+    <w:p>
+      <w:pPr>
+        <w:pStyle w:val="Ttulo3"/>
+        <w:rPr>
+          <w:rFonts w:eastAsiaTheme="majorEastAsia"/>
+        </w:rPr>
+      </w:pPr>
+      <w:bookmarkStart w:id="33" w:name="_Toc242713414"/>
+      <w:r>
+        <w:rPr>
+          <w:rFonts w:eastAsiaTheme="majorEastAsia"/>
+        </w:rPr>
+        <w:t>Definición</w:t>
+      </w:r>
+      <w:bookmarkEnd w:id="33"/>
+    </w:p>
+    <w:p>
+      <w:r>
+        <w:t>Como usuario del sistema, quiero un informe consolidado con evidencias de la ejecución, para interpretar rápidamente el estado de salud del sitio evaluado.</w:t>
+      </w:r>
+    </w:p>
+    <w:p>
+      <w:pPr>
+        <w:pStyle w:val="Ttulo3"/>
+        <w:rPr>
+          <w:rFonts w:eastAsiaTheme="majorEastAsia"/>
+        </w:rPr>
+      </w:pPr>
+      <w:bookmarkStart w:id="34" w:name="_Toc242713415"/>
+      <w:proofErr w:type="spellStart"/>
+      <w:r>
+        <w:rPr>
+          <w:rFonts w:eastAsiaTheme="majorEastAsia"/>
+        </w:rPr>
+        <w:t>DoD</w:t>
+      </w:r>
+      <w:proofErr w:type="spellEnd"/>
+      <w:r>
+        <w:rPr>
+          <w:rFonts w:eastAsiaTheme="majorEastAsia"/>
+        </w:rPr>
+        <w:t xml:space="preserve"> de Negocio</w:t>
+      </w:r>
+      <w:bookmarkEnd w:id="34"/>
+    </w:p>
+    <w:p>
+      <w:pPr>
+        <w:pStyle w:val="Prrafodelista"/>
+      </w:pPr>
+      <w:r>
+        <w:t>Los resultados de cada escenario se visualizan en el reporte HTML y en el panel de control.</w:t>
+      </w:r>
+    </w:p>
+    <w:p>
+      <w:pPr>
+        <w:pStyle w:val="Prrafodelista"/>
+      </w:pPr>
+      <w:r>
+        <w:t>El reporte adjunta evidencia visual (video) y el registro (log) de los errores detectados.</w:t>
+      </w:r>
+    </w:p>
+    <w:p>
+      <w:pPr>
+        <w:pStyle w:val="Prrafodelista"/>
+      </w:pPr>
+      <w:r>
+        <w:t>El diagnóstico presenta un resumen ejecutivo legible para perfiles no técnicos.</w:t>
+      </w:r>
+    </w:p>
+    <w:p>
+      <w:pPr>
+        <w:pStyle w:val="Ttulo3"/>
+        <w:rPr>
+          <w:rFonts w:eastAsiaTheme="majorEastAsia"/>
+        </w:rPr>
+      </w:pPr>
+      <w:bookmarkStart w:id="35" w:name="_Toc242713416"/>
+      <w:proofErr w:type="spellStart"/>
+      <w:r>
+        <w:rPr>
+          <w:rFonts w:eastAsiaTheme="majorEastAsia"/>
+        </w:rPr>
+        <w:t>DoD</w:t>
+      </w:r>
+      <w:proofErr w:type="spellEnd"/>
+      <w:r>
+        <w:rPr>
+          <w:rFonts w:eastAsiaTheme="majorEastAsia"/>
+        </w:rPr>
+        <w:t xml:space="preserve"> Técnico</w:t>
+      </w:r>
+      <w:bookmarkEnd w:id="35"/>
+    </w:p>
+    <w:p>
+      <w:pPr>
+        <w:pStyle w:val="Prrafodelista"/>
+      </w:pPr>
+      <w:r>
+        <w:t>El reporte y el panel exponen métricas consistentes (total, aprobadas, rechazadas) a partir de una misma fuente de resultados.</w:t>
       </w:r>
     </w:p>
     <w:p>
@@ -3207,7 +5976,7 @@
 </file>
 
 <file path=word/endnotes.xml><?xml version="1.0" encoding="utf-8"?>
-<w:endnotes xmlns:wpc="http://schemas.microsoft.com/office/word/2010/wordprocessingCanvas" xmlns:cx="http://schemas.microsoft.com/office/drawing/2014/chartex" xmlns:cx1="http://schemas.microsoft.com/office/drawing/2015/9/8/chartex" xmlns:cx2="http://schemas.microsoft.com/office/drawing/2015/10/21/chartex" xmlns:cx3="http://schemas.microsoft.com/office/drawing/2016/5/9/chartex" xmlns:cx4="http://schemas.microsoft.com/office/drawing/2016/5/10/chartex" xmlns:cx5="http://schemas.microsoft.com/office/drawing/2016/5/11/chartex" xmlns:cx6="http://schemas.microsoft.com/office/drawing/2016/5/12/chartex" xmlns:cx7="http://schemas.microsoft.com/office/drawing/2016/5/13/chartex" xmlns:cx8="http://schemas.microsoft.com/office/drawing/2016/5/14/chartex" xmlns:mc="http://schemas.openxmlformats.org/markup-compatibility/2006" xmlns:m="http://schemas.openxmlformats.org/officeDocument/2006/math" xmlns:aink="http://schemas.microsoft.com/office/drawing/2016/ink" xmlns:am3d="http://schemas.microsoft.com/office/drawing/2017/model3d" xmlns:oel="http://schemas.microsoft.com/office/2019/extlst" xmlns:r="http://schemas.openxmlformats.org/officeDocument/2006/relationships" xmlns:wp14="http://schemas.microsoft.com/office/word/2010/wordprocessingDrawing" xmlns:wp="http://schemas.openxmlformats.org/drawingml/2006/wordprocessingDrawing" xmlns:wpg="http://schemas.microsoft.com/office/word/2010/wordprocessingGroup" xmlns:wpi="http://schemas.microsoft.com/office/word/2010/wordprocessingInk" xmlns:wps="http://schemas.microsoft.com/office/word/2010/wordprocessingShape" xmlns:o="urn:schemas-microsoft-com:office:office" xmlns:v="urn:schemas-microsoft-com:vml" xmlns:w10="urn:schemas-microsoft-com:office:word" xmlns:w="http://schemas.openxmlformats.org/wordprocessingml/2006/main" xmlns:w14="http://schemas.microsoft.com/office/word/2010/wordml" xmlns:w15="http://schemas.microsoft.com/office/word/2012/wordml" xmlns:w16cex="http://schemas.microsoft.com/office/word/2018/wordml/cex" xmlns:w16cid="http://schemas.microsoft.com/office/word/2016/wordml/cid" xmlns:w16="http://schemas.microsoft.com/office/word/2018/wordml" xmlns:w16sdtdh="http://schemas.microsoft.com/office/word/2020/wordml/sdtdatahash" xmlns:w16sdtfl="http://schemas.microsoft.com/office/word/2024/wordml/sdtformatlock" xmlns:w16se="http://schemas.microsoft.com/office/word/2015/wordml/symex" xmlns:w16du="http://schemas.microsoft.com/office/word/2023/wordml/word16du" xmlns:wne="http://schemas.microsoft.com/office/word/2006/wordml" mc:Ignorable="w14 w15 w16se w16cid w16 w16cex w16sdtdh w16sdtfl w16du wp14">
+<w:endnotes xmlns:wpc="http://schemas.microsoft.com/office/word/2010/wordprocessingCanvas" xmlns:cx="http://schemas.microsoft.com/office/drawing/2014/chartex" xmlns:cx1="http://schemas.microsoft.com/office/drawing/2015/9/8/chartex" xmlns:cx2="http://schemas.microsoft.com/office/drawing/2015/10/21/chartex" xmlns:cx3="http://schemas.microsoft.com/office/drawing/2016/5/9/chartex" xmlns:cx4="http://schemas.microsoft.com/office/drawing/2016/5/10/chartex" xmlns:cx5="http://schemas.microsoft.com/office/drawing/2016/5/11/chartex" xmlns:cx6="http://schemas.microsoft.com/office/drawing/2016/5/12/chartex" xmlns:cx7="http://schemas.microsoft.com/office/drawing/2016/5/13/chartex" xmlns:cx8="http://schemas.microsoft.com/office/drawing/2016/5/14/chartex" xmlns:mc="http://schemas.openxmlformats.org/markup-compatibility/2006" xmlns:aink="http://schemas.microsoft.com/office/drawing/2016/ink" xmlns:am3d="http://schemas.microsoft.com/office/drawing/2017/model3d" xmlns:o="urn:schemas-microsoft-com:office:office" xmlns:r="http://schemas.openxmlformats.org/officeDocument/2006/relationships" xmlns:m="http://schemas.openxmlformats.org/officeDocument/2006/math" xmlns:v="urn:schemas-microsoft-com:vml" xmlns:wp14="http://schemas.microsoft.com/office/word/2010/wordprocessingDrawing" xmlns:wp="http://schemas.openxmlformats.org/drawingml/2006/wordprocessingDrawing" xmlns:w10="urn:schemas-microsoft-com:office:word" xmlns:w="http://schemas.openxmlformats.org/wordprocessingml/2006/main" xmlns:w14="http://schemas.microsoft.com/office/word/2010/wordml" xmlns:w15="http://schemas.microsoft.com/office/word/2012/wordml" xmlns:w16cex="http://schemas.microsoft.com/office/word/2018/wordml/cex" xmlns:w16cid="http://schemas.microsoft.com/office/word/2016/wordml/cid" xmlns:w16="http://schemas.microsoft.com/office/word/2018/wordml" xmlns:w16sdtdh="http://schemas.microsoft.com/office/word/2020/wordml/sdtdatahash" xmlns:w16se="http://schemas.microsoft.com/office/word/2015/wordml/symex" xmlns:wpg="http://schemas.microsoft.com/office/word/2010/wordprocessingGroup" xmlns:wpi="http://schemas.microsoft.com/office/word/2010/wordprocessingInk" xmlns:wne="http://schemas.microsoft.com/office/word/2006/wordml" xmlns:wps="http://schemas.microsoft.com/office/word/2010/wordprocessingShape" mc:Ignorable="w14 w15 w16se w16cid w16 w16cex w16sdtdh wp14">
   <w:endnote w:type="separator" w:id="-1">
     <w:p>
       <w:pPr>
@@ -3232,7 +6001,7 @@
 </file>
 
 <file path=word/footer1.xml><?xml version="1.0" encoding="utf-8"?>
-<w:ftr xmlns:wpc="http://schemas.microsoft.com/office/word/2010/wordprocessingCanvas" xmlns:cx="http://schemas.microsoft.com/office/drawing/2014/chartex" xmlns:cx1="http://schemas.microsoft.com/office/drawing/2015/9/8/chartex" xmlns:cx2="http://schemas.microsoft.com/office/drawing/2015/10/21/chartex" xmlns:cx3="http://schemas.microsoft.com/office/drawing/2016/5/9/chartex" xmlns:cx4="http://schemas.microsoft.com/office/drawing/2016/5/10/chartex" xmlns:cx5="http://schemas.microsoft.com/office/drawing/2016/5/11/chartex" xmlns:cx6="http://schemas.microsoft.com/office/drawing/2016/5/12/chartex" xmlns:cx7="http://schemas.microsoft.com/office/drawing/2016/5/13/chartex" xmlns:cx8="http://schemas.microsoft.com/office/drawing/2016/5/14/chartex" xmlns:mc="http://schemas.openxmlformats.org/markup-compatibility/2006" xmlns:m="http://schemas.openxmlformats.org/officeDocument/2006/math" xmlns:aink="http://schemas.microsoft.com/office/drawing/2016/ink" xmlns:am3d="http://schemas.microsoft.com/office/drawing/2017/model3d" xmlns:oel="http://schemas.microsoft.com/office/2019/extlst" xmlns:r="http://schemas.openxmlformats.org/officeDocument/2006/relationships" xmlns:wp14="http://schemas.microsoft.com/office/word/2010/wordprocessingDrawing" xmlns:wp="http://schemas.openxmlformats.org/drawingml/2006/wordprocessingDrawing" xmlns:wpg="http://schemas.microsoft.com/office/word/2010/wordprocessingGroup" xmlns:wpi="http://schemas.microsoft.com/office/word/2010/wordprocessingInk" xmlns:wps="http://schemas.microsoft.com/office/word/2010/wordprocessingShape" xmlns:o="urn:schemas-microsoft-com:office:office" xmlns:v="urn:schemas-microsoft-com:vml" xmlns:w10="urn:schemas-microsoft-com:office:word" xmlns:w="http://schemas.openxmlformats.org/wordprocessingml/2006/main" xmlns:w14="http://schemas.microsoft.com/office/word/2010/wordml" xmlns:w15="http://schemas.microsoft.com/office/word/2012/wordml" xmlns:w16cex="http://schemas.microsoft.com/office/word/2018/wordml/cex" xmlns:w16cid="http://schemas.microsoft.com/office/word/2016/wordml/cid" xmlns:w16="http://schemas.microsoft.com/office/word/2018/wordml" xmlns:w16sdtdh="http://schemas.microsoft.com/office/word/2020/wordml/sdtdatahash" xmlns:w16sdtfl="http://schemas.microsoft.com/office/word/2024/wordml/sdtformatlock" xmlns:w16se="http://schemas.microsoft.com/office/word/2015/wordml/symex" xmlns:w16du="http://schemas.microsoft.com/office/word/2023/wordml/word16du" xmlns:wne="http://schemas.microsoft.com/office/word/2006/wordml" mc:Ignorable="w14 w15 w16se w16cid w16 w16cex w16sdtdh w16sdtfl w16du wp14">
+<w:ftr xmlns:wpc="http://schemas.microsoft.com/office/word/2010/wordprocessingCanvas" xmlns:cx="http://schemas.microsoft.com/office/drawing/2014/chartex" xmlns:cx1="http://schemas.microsoft.com/office/drawing/2015/9/8/chartex" xmlns:cx2="http://schemas.microsoft.com/office/drawing/2015/10/21/chartex" xmlns:cx3="http://schemas.microsoft.com/office/drawing/2016/5/9/chartex" xmlns:cx4="http://schemas.microsoft.com/office/drawing/2016/5/10/chartex" xmlns:cx5="http://schemas.microsoft.com/office/drawing/2016/5/11/chartex" xmlns:cx6="http://schemas.microsoft.com/office/drawing/2016/5/12/chartex" xmlns:cx7="http://schemas.microsoft.com/office/drawing/2016/5/13/chartex" xmlns:cx8="http://schemas.microsoft.com/office/drawing/2016/5/14/chartex" xmlns:mc="http://schemas.openxmlformats.org/markup-compatibility/2006" xmlns:aink="http://schemas.microsoft.com/office/drawing/2016/ink" xmlns:am3d="http://schemas.microsoft.com/office/drawing/2017/model3d" xmlns:o="urn:schemas-microsoft-com:office:office" xmlns:r="http://schemas.openxmlformats.org/officeDocument/2006/relationships" xmlns:m="http://schemas.openxmlformats.org/officeDocument/2006/math" xmlns:v="urn:schemas-microsoft-com:vml" xmlns:wp14="http://schemas.microsoft.com/office/word/2010/wordprocessingDrawing" xmlns:wp="http://schemas.openxmlformats.org/drawingml/2006/wordprocessingDrawing" xmlns:w10="urn:schemas-microsoft-com:office:word" xmlns:w="http://schemas.openxmlformats.org/wordprocessingml/2006/main" xmlns:w14="http://schemas.microsoft.com/office/word/2010/wordml" xmlns:w15="http://schemas.microsoft.com/office/word/2012/wordml" xmlns:w16cex="http://schemas.microsoft.com/office/word/2018/wordml/cex" xmlns:w16cid="http://schemas.microsoft.com/office/word/2016/wordml/cid" xmlns:w16="http://schemas.microsoft.com/office/word/2018/wordml" xmlns:w16sdtdh="http://schemas.microsoft.com/office/word/2020/wordml/sdtdatahash" xmlns:w16se="http://schemas.microsoft.com/office/word/2015/wordml/symex" xmlns:wpg="http://schemas.microsoft.com/office/word/2010/wordprocessingGroup" xmlns:wpi="http://schemas.microsoft.com/office/word/2010/wordprocessingInk" xmlns:wne="http://schemas.microsoft.com/office/word/2006/wordml" xmlns:wps="http://schemas.microsoft.com/office/word/2010/wordprocessingShape" mc:Ignorable="w14 w15 w16se w16cid w16 w16cex w16sdtdh wp14">
   <w:p>
     <w:pPr>
       <w:pStyle w:val="Piedepgina"/>
@@ -3242,7 +6011,7 @@
 </file>
 
 <file path=word/footer2.xml><?xml version="1.0" encoding="utf-8"?>
-<w:ftr xmlns:wpc="http://schemas.microsoft.com/office/word/2010/wordprocessingCanvas" xmlns:cx="http://schemas.microsoft.com/office/drawing/2014/chartex" xmlns:cx1="http://schemas.microsoft.com/office/drawing/2015/9/8/chartex" xmlns:cx2="http://schemas.microsoft.com/office/drawing/2015/10/21/chartex" xmlns:cx3="http://schemas.microsoft.com/office/drawing/2016/5/9/chartex" xmlns:cx4="http://schemas.microsoft.com/office/drawing/2016/5/10/chartex" xmlns:cx5="http://schemas.microsoft.com/office/drawing/2016/5/11/chartex" xmlns:cx6="http://schemas.microsoft.com/office/drawing/2016/5/12/chartex" xmlns:cx7="http://schemas.microsoft.com/office/drawing/2016/5/13/chartex" xmlns:cx8="http://schemas.microsoft.com/office/drawing/2016/5/14/chartex" xmlns:mc="http://schemas.openxmlformats.org/markup-compatibility/2006" xmlns:m="http://schemas.openxmlformats.org/officeDocument/2006/math" xmlns:aink="http://schemas.microsoft.com/office/drawing/2016/ink" xmlns:am3d="http://schemas.microsoft.com/office/drawing/2017/model3d" xmlns:oel="http://schemas.microsoft.com/office/2019/extlst" xmlns:r="http://schemas.openxmlformats.org/officeDocument/2006/relationships" xmlns:wp14="http://schemas.microsoft.com/office/word/2010/wordprocessingDrawing" xmlns:wp="http://schemas.openxmlformats.org/drawingml/2006/wordprocessingDrawing" xmlns:wpg="http://schemas.microsoft.com/office/word/2010/wordprocessingGroup" xmlns:wpi="http://schemas.microsoft.com/office/word/2010/wordprocessingInk" xmlns:wps="http://schemas.microsoft.com/office/word/2010/wordprocessingShape" xmlns:o="urn:schemas-microsoft-com:office:office" xmlns:v="urn:schemas-microsoft-com:vml" xmlns:w10="urn:schemas-microsoft-com:office:word" xmlns:w="http://schemas.openxmlformats.org/wordprocessingml/2006/main" xmlns:w14="http://schemas.microsoft.com/office/word/2010/wordml" xmlns:w15="http://schemas.microsoft.com/office/word/2012/wordml" xmlns:w16cex="http://schemas.microsoft.com/office/word/2018/wordml/cex" xmlns:w16cid="http://schemas.microsoft.com/office/word/2016/wordml/cid" xmlns:w16="http://schemas.microsoft.com/office/word/2018/wordml" xmlns:w16sdtdh="http://schemas.microsoft.com/office/word/2020/wordml/sdtdatahash" xmlns:w16sdtfl="http://schemas.microsoft.com/office/word/2024/wordml/sdtformatlock" xmlns:w16se="http://schemas.microsoft.com/office/word/2015/wordml/symex" xmlns:w16du="http://schemas.microsoft.com/office/word/2023/wordml/word16du" xmlns:wne="http://schemas.microsoft.com/office/word/2006/wordml" mc:Ignorable="w14 w15 w16se w16cid w16 w16cex w16sdtdh w16sdtfl w16du wp14">
+<w:ftr xmlns:wpc="http://schemas.microsoft.com/office/word/2010/wordprocessingCanvas" xmlns:cx="http://schemas.microsoft.com/office/drawing/2014/chartex" xmlns:cx1="http://schemas.microsoft.com/office/drawing/2015/9/8/chartex" xmlns:cx2="http://schemas.microsoft.com/office/drawing/2015/10/21/chartex" xmlns:cx3="http://schemas.microsoft.com/office/drawing/2016/5/9/chartex" xmlns:cx4="http://schemas.microsoft.com/office/drawing/2016/5/10/chartex" xmlns:cx5="http://schemas.microsoft.com/office/drawing/2016/5/11/chartex" xmlns:cx6="http://schemas.microsoft.com/office/drawing/2016/5/12/chartex" xmlns:cx7="http://schemas.microsoft.com/office/drawing/2016/5/13/chartex" xmlns:cx8="http://schemas.microsoft.com/office/drawing/2016/5/14/chartex" xmlns:mc="http://schemas.openxmlformats.org/markup-compatibility/2006" xmlns:aink="http://schemas.microsoft.com/office/drawing/2016/ink" xmlns:am3d="http://schemas.microsoft.com/office/drawing/2017/model3d" xmlns:o="urn:schemas-microsoft-com:office:office" xmlns:r="http://schemas.openxmlformats.org/officeDocument/2006/relationships" xmlns:m="http://schemas.openxmlformats.org/officeDocument/2006/math" xmlns:v="urn:schemas-microsoft-com:vml" xmlns:wp14="http://schemas.microsoft.com/office/word/2010/wordprocessingDrawing" xmlns:wp="http://schemas.openxmlformats.org/drawingml/2006/wordprocessingDrawing" xmlns:w10="urn:schemas-microsoft-com:office:word" xmlns:w="http://schemas.openxmlformats.org/wordprocessingml/2006/main" xmlns:w14="http://schemas.microsoft.com/office/word/2010/wordml" xmlns:w15="http://schemas.microsoft.com/office/word/2012/wordml" xmlns:w16cex="http://schemas.microsoft.com/office/word/2018/wordml/cex" xmlns:w16cid="http://schemas.microsoft.com/office/word/2016/wordml/cid" xmlns:w16="http://schemas.microsoft.com/office/word/2018/wordml" xmlns:w16sdtdh="http://schemas.microsoft.com/office/word/2020/wordml/sdtdatahash" xmlns:w16se="http://schemas.microsoft.com/office/word/2015/wordml/symex" xmlns:wpg="http://schemas.microsoft.com/office/word/2010/wordprocessingGroup" xmlns:wpi="http://schemas.microsoft.com/office/word/2010/wordprocessingInk" xmlns:wne="http://schemas.microsoft.com/office/word/2006/wordml" xmlns:wps="http://schemas.microsoft.com/office/word/2010/wordprocessingShape" mc:Ignorable="w14 w15 w16se w16cid w16 w16cex w16sdtdh wp14">
   <w:sdt>
     <w:sdtPr>
       <w:id w:val="14532529"/>
@@ -3251,6 +6020,7 @@
         <w:docPartUnique/>
       </w:docPartObj>
     </w:sdtPr>
+    <w:sdtEndPr/>
     <w:sdtContent>
       <w:p>
         <w:pPr>
@@ -3270,13 +6040,7 @@
           <w:rPr>
             <w:noProof/>
           </w:rPr>
-          <w:t>1</w:t>
-        </w:r>
-        <w:r>
-          <w:rPr>
-            <w:noProof/>
-          </w:rPr>
-          <w:t>3</w:t>
+          <w:t>13</w:t>
         </w:r>
         <w:r>
           <w:rPr>
@@ -3296,7 +6060,7 @@
 </file>
 
 <file path=word/footer3.xml><?xml version="1.0" encoding="utf-8"?>
-<w:ftr xmlns:wpc="http://schemas.microsoft.com/office/word/2010/wordprocessingCanvas" xmlns:cx="http://schemas.microsoft.com/office/drawing/2014/chartex" xmlns:cx1="http://schemas.microsoft.com/office/drawing/2015/9/8/chartex" xmlns:cx2="http://schemas.microsoft.com/office/drawing/2015/10/21/chartex" xmlns:cx3="http://schemas.microsoft.com/office/drawing/2016/5/9/chartex" xmlns:cx4="http://schemas.microsoft.com/office/drawing/2016/5/10/chartex" xmlns:cx5="http://schemas.microsoft.com/office/drawing/2016/5/11/chartex" xmlns:cx6="http://schemas.microsoft.com/office/drawing/2016/5/12/chartex" xmlns:cx7="http://schemas.microsoft.com/office/drawing/2016/5/13/chartex" xmlns:cx8="http://schemas.microsoft.com/office/drawing/2016/5/14/chartex" xmlns:mc="http://schemas.openxmlformats.org/markup-compatibility/2006" xmlns:m="http://schemas.openxmlformats.org/officeDocument/2006/math" xmlns:aink="http://schemas.microsoft.com/office/drawing/2016/ink" xmlns:am3d="http://schemas.microsoft.com/office/drawing/2017/model3d" xmlns:oel="http://schemas.microsoft.com/office/2019/extlst" xmlns:r="http://schemas.openxmlformats.org/officeDocument/2006/relationships" xmlns:wp14="http://schemas.microsoft.com/office/word/2010/wordprocessingDrawing" xmlns:wp="http://schemas.openxmlformats.org/drawingml/2006/wordprocessingDrawing" xmlns:wpg="http://schemas.microsoft.com/office/word/2010/wordprocessingGroup" xmlns:wpi="http://schemas.microsoft.com/office/word/2010/wordprocessingInk" xmlns:wps="http://schemas.microsoft.com/office/word/2010/wordprocessingShape" xmlns:o="urn:schemas-microsoft-com:office:office" xmlns:v="urn:schemas-microsoft-com:vml" xmlns:w10="urn:schemas-microsoft-com:office:word" xmlns:w="http://schemas.openxmlformats.org/wordprocessingml/2006/main" xmlns:w14="http://schemas.microsoft.com/office/word/2010/wordml" xmlns:w15="http://schemas.microsoft.com/office/word/2012/wordml" xmlns:w16cex="http://schemas.microsoft.com/office/word/2018/wordml/cex" xmlns:w16cid="http://schemas.microsoft.com/office/word/2016/wordml/cid" xmlns:w16="http://schemas.microsoft.com/office/word/2018/wordml" xmlns:w16sdtdh="http://schemas.microsoft.com/office/word/2020/wordml/sdtdatahash" xmlns:w16sdtfl="http://schemas.microsoft.com/office/word/2024/wordml/sdtformatlock" xmlns:w16se="http://schemas.microsoft.com/office/word/2015/wordml/symex" xmlns:w16du="http://schemas.microsoft.com/office/word/2023/wordml/word16du" xmlns:wne="http://schemas.microsoft.com/office/word/2006/wordml" mc:Ignorable="w14 w15 w16se w16cid w16 w16cex w16sdtdh w16sdtfl w16du wp14">
+<w:ftr xmlns:wpc="http://schemas.microsoft.com/office/word/2010/wordprocessingCanvas" xmlns:cx="http://schemas.microsoft.com/office/drawing/2014/chartex" xmlns:cx1="http://schemas.microsoft.com/office/drawing/2015/9/8/chartex" xmlns:cx2="http://schemas.microsoft.com/office/drawing/2015/10/21/chartex" xmlns:cx3="http://schemas.microsoft.com/office/drawing/2016/5/9/chartex" xmlns:cx4="http://schemas.microsoft.com/office/drawing/2016/5/10/chartex" xmlns:cx5="http://schemas.microsoft.com/office/drawing/2016/5/11/chartex" xmlns:cx6="http://schemas.microsoft.com/office/drawing/2016/5/12/chartex" xmlns:cx7="http://schemas.microsoft.com/office/drawing/2016/5/13/chartex" xmlns:cx8="http://schemas.microsoft.com/office/drawing/2016/5/14/chartex" xmlns:mc="http://schemas.openxmlformats.org/markup-compatibility/2006" xmlns:aink="http://schemas.microsoft.com/office/drawing/2016/ink" xmlns:am3d="http://schemas.microsoft.com/office/drawing/2017/model3d" xmlns:o="urn:schemas-microsoft-com:office:office" xmlns:r="http://schemas.openxmlformats.org/officeDocument/2006/relationships" xmlns:m="http://schemas.openxmlformats.org/officeDocument/2006/math" xmlns:v="urn:schemas-microsoft-com:vml" xmlns:wp14="http://schemas.microsoft.com/office/word/2010/wordprocessingDrawing" xmlns:wp="http://schemas.openxmlformats.org/drawingml/2006/wordprocessingDrawing" xmlns:w10="urn:schemas-microsoft-com:office:word" xmlns:w="http://schemas.openxmlformats.org/wordprocessingml/2006/main" xmlns:w14="http://schemas.microsoft.com/office/word/2010/wordml" xmlns:w15="http://schemas.microsoft.com/office/word/2012/wordml" xmlns:w16cex="http://schemas.microsoft.com/office/word/2018/wordml/cex" xmlns:w16cid="http://schemas.microsoft.com/office/word/2016/wordml/cid" xmlns:w16="http://schemas.microsoft.com/office/word/2018/wordml" xmlns:w16sdtdh="http://schemas.microsoft.com/office/word/2020/wordml/sdtdatahash" xmlns:w16se="http://schemas.microsoft.com/office/word/2015/wordml/symex" xmlns:wpg="http://schemas.microsoft.com/office/word/2010/wordprocessingGroup" xmlns:wpi="http://schemas.microsoft.com/office/word/2010/wordprocessingInk" xmlns:wne="http://schemas.microsoft.com/office/word/2006/wordml" xmlns:wps="http://schemas.microsoft.com/office/word/2010/wordprocessingShape" mc:Ignorable="w14 w15 w16se w16cid w16 w16cex w16sdtdh wp14">
   <w:p>
     <w:pPr>
       <w:pStyle w:val="Piedepgina"/>
@@ -3306,7 +6070,7 @@
 </file>
 
 <file path=word/footnotes.xml><?xml version="1.0" encoding="utf-8"?>
-<w:footnotes xmlns:wpc="http://schemas.microsoft.com/office/word/2010/wordprocessingCanvas" xmlns:cx="http://schemas.microsoft.com/office/drawing/2014/chartex" xmlns:cx1="http://schemas.microsoft.com/office/drawing/2015/9/8/chartex" xmlns:cx2="http://schemas.microsoft.com/office/drawing/2015/10/21/chartex" xmlns:cx3="http://schemas.microsoft.com/office/drawing/2016/5/9/chartex" xmlns:cx4="http://schemas.microsoft.com/office/drawing/2016/5/10/chartex" xmlns:cx5="http://schemas.microsoft.com/office/drawing/2016/5/11/chartex" xmlns:cx6="http://schemas.microsoft.com/office/drawing/2016/5/12/chartex" xmlns:cx7="http://schemas.microsoft.com/office/drawing/2016/5/13/chartex" xmlns:cx8="http://schemas.microsoft.com/office/drawing/2016/5/14/chartex" xmlns:mc="http://schemas.openxmlformats.org/markup-compatibility/2006" xmlns:m="http://schemas.openxmlformats.org/officeDocument/2006/math" xmlns:aink="http://schemas.microsoft.com/office/drawing/2016/ink" xmlns:am3d="http://schemas.microsoft.com/office/drawing/2017/model3d" xmlns:oel="http://schemas.microsoft.com/office/2019/extlst" xmlns:r="http://schemas.openxmlformats.org/officeDocument/2006/relationships" xmlns:wp14="http://schemas.microsoft.com/office/word/2010/wordprocessingDrawing" xmlns:wp="http://schemas.openxmlformats.org/drawingml/2006/wordprocessingDrawing" xmlns:wpg="http://schemas.microsoft.com/office/word/2010/wordprocessingGroup" xmlns:wpi="http://schemas.microsoft.com/office/word/2010/wordprocessingInk" xmlns:wps="http://schemas.microsoft.com/office/word/2010/wordprocessingShape" xmlns:o="urn:schemas-microsoft-com:office:office" xmlns:v="urn:schemas-microsoft-com:vml" xmlns:w10="urn:schemas-microsoft-com:office:word" xmlns:w="http://schemas.openxmlformats.org/wordprocessingml/2006/main" xmlns:w14="http://schemas.microsoft.com/office/word/2010/wordml" xmlns:w15="http://schemas.microsoft.com/office/word/2012/wordml" xmlns:w16cex="http://schemas.microsoft.com/office/word/2018/wordml/cex" xmlns:w16cid="http://schemas.microsoft.com/office/word/2016/wordml/cid" xmlns:w16="http://schemas.microsoft.com/office/word/2018/wordml" xmlns:w16sdtdh="http://schemas.microsoft.com/office/word/2020/wordml/sdtdatahash" xmlns:w16sdtfl="http://schemas.microsoft.com/office/word/2024/wordml/sdtformatlock" xmlns:w16se="http://schemas.microsoft.com/office/word/2015/wordml/symex" xmlns:w16du="http://schemas.microsoft.com/office/word/2023/wordml/word16du" xmlns:wne="http://schemas.microsoft.com/office/word/2006/wordml" mc:Ignorable="w14 w15 w16se w16cid w16 w16cex w16sdtdh w16sdtfl w16du wp14">
+<w:footnotes xmlns:wpc="http://schemas.microsoft.com/office/word/2010/wordprocessingCanvas" xmlns:cx="http://schemas.microsoft.com/office/drawing/2014/chartex" xmlns:cx1="http://schemas.microsoft.com/office/drawing/2015/9/8/chartex" xmlns:cx2="http://schemas.microsoft.com/office/drawing/2015/10/21/chartex" xmlns:cx3="http://schemas.microsoft.com/office/drawing/2016/5/9/chartex" xmlns:cx4="http://schemas.microsoft.com/office/drawing/2016/5/10/chartex" xmlns:cx5="http://schemas.microsoft.com/office/drawing/2016/5/11/chartex" xmlns:cx6="http://schemas.microsoft.com/office/drawing/2016/5/12/chartex" xmlns:cx7="http://schemas.microsoft.com/office/drawing/2016/5/13/chartex" xmlns:cx8="http://schemas.microsoft.com/office/drawing/2016/5/14/chartex" xmlns:mc="http://schemas.openxmlformats.org/markup-compatibility/2006" xmlns:aink="http://schemas.microsoft.com/office/drawing/2016/ink" xmlns:am3d="http://schemas.microsoft.com/office/drawing/2017/model3d" xmlns:o="urn:schemas-microsoft-com:office:office" xmlns:r="http://schemas.openxmlformats.org/officeDocument/2006/relationships" xmlns:m="http://schemas.openxmlformats.org/officeDocument/2006/math" xmlns:v="urn:schemas-microsoft-com:vml" xmlns:wp14="http://schemas.microsoft.com/office/word/2010/wordprocessingDrawing" xmlns:wp="http://schemas.openxmlformats.org/drawingml/2006/wordprocessingDrawing" xmlns:w10="urn:schemas-microsoft-com:office:word" xmlns:w="http://schemas.openxmlformats.org/wordprocessingml/2006/main" xmlns:w14="http://schemas.microsoft.com/office/word/2010/wordml" xmlns:w15="http://schemas.microsoft.com/office/word/2012/wordml" xmlns:w16cex="http://schemas.microsoft.com/office/word/2018/wordml/cex" xmlns:w16cid="http://schemas.microsoft.com/office/word/2016/wordml/cid" xmlns:w16="http://schemas.microsoft.com/office/word/2018/wordml" xmlns:w16sdtdh="http://schemas.microsoft.com/office/word/2020/wordml/sdtdatahash" xmlns:w16se="http://schemas.microsoft.com/office/word/2015/wordml/symex" xmlns:wpg="http://schemas.microsoft.com/office/word/2010/wordprocessingGroup" xmlns:wpi="http://schemas.microsoft.com/office/word/2010/wordprocessingInk" xmlns:wne="http://schemas.microsoft.com/office/word/2006/wordml" xmlns:wps="http://schemas.microsoft.com/office/word/2010/wordprocessingShape" mc:Ignorable="w14 w15 w16se w16cid w16 w16cex w16sdtdh wp14">
   <w:footnote w:type="separator" w:id="-1">
     <w:p>
       <w:pPr>
@@ -3331,7 +6095,7 @@
 </file>
 
 <file path=word/header1.xml><?xml version="1.0" encoding="utf-8"?>
-<w:hdr xmlns:wpc="http://schemas.microsoft.com/office/word/2010/wordprocessingCanvas" xmlns:cx="http://schemas.microsoft.com/office/drawing/2014/chartex" xmlns:cx1="http://schemas.microsoft.com/office/drawing/2015/9/8/chartex" xmlns:cx2="http://schemas.microsoft.com/office/drawing/2015/10/21/chartex" xmlns:cx3="http://schemas.microsoft.com/office/drawing/2016/5/9/chartex" xmlns:cx4="http://schemas.microsoft.com/office/drawing/2016/5/10/chartex" xmlns:cx5="http://schemas.microsoft.com/office/drawing/2016/5/11/chartex" xmlns:cx6="http://schemas.microsoft.com/office/drawing/2016/5/12/chartex" xmlns:cx7="http://schemas.microsoft.com/office/drawing/2016/5/13/chartex" xmlns:cx8="http://schemas.microsoft.com/office/drawing/2016/5/14/chartex" xmlns:mc="http://schemas.openxmlformats.org/markup-compatibility/2006" xmlns:m="http://schemas.openxmlformats.org/officeDocument/2006/math" xmlns:aink="http://schemas.microsoft.com/office/drawing/2016/ink" xmlns:am3d="http://schemas.microsoft.com/office/drawing/2017/model3d" xmlns:oel="http://schemas.microsoft.com/office/2019/extlst" xmlns:r="http://schemas.openxmlformats.org/officeDocument/2006/relationships" xmlns:wp14="http://schemas.microsoft.com/office/word/2010/wordprocessingDrawing" xmlns:wp="http://schemas.openxmlformats.org/drawingml/2006/wordprocessingDrawing" xmlns:wpg="http://schemas.microsoft.com/office/word/2010/wordprocessingGroup" xmlns:wpi="http://schemas.microsoft.com/office/word/2010/wordprocessingInk" xmlns:wps="http://schemas.microsoft.com/office/word/2010/wordprocessingShape" xmlns:o="urn:schemas-microsoft-com:office:office" xmlns:v="urn:schemas-microsoft-com:vml" xmlns:w10="urn:schemas-microsoft-com:office:word" xmlns:w="http://schemas.openxmlformats.org/wordprocessingml/2006/main" xmlns:w14="http://schemas.microsoft.com/office/word/2010/wordml" xmlns:w15="http://schemas.microsoft.com/office/word/2012/wordml" xmlns:w16cex="http://schemas.microsoft.com/office/word/2018/wordml/cex" xmlns:w16cid="http://schemas.microsoft.com/office/word/2016/wordml/cid" xmlns:w16="http://schemas.microsoft.com/office/word/2018/wordml" xmlns:w16sdtdh="http://schemas.microsoft.com/office/word/2020/wordml/sdtdatahash" xmlns:w16sdtfl="http://schemas.microsoft.com/office/word/2024/wordml/sdtformatlock" xmlns:w16se="http://schemas.microsoft.com/office/word/2015/wordml/symex" xmlns:w16du="http://schemas.microsoft.com/office/word/2023/wordml/word16du" xmlns:wne="http://schemas.microsoft.com/office/word/2006/wordml" mc:Ignorable="w14 w15 w16se w16cid w16 w16cex w16sdtdh w16sdtfl w16du wp14">
+<w:hdr xmlns:wpc="http://schemas.microsoft.com/office/word/2010/wordprocessingCanvas" xmlns:cx="http://schemas.microsoft.com/office/drawing/2014/chartex" xmlns:cx1="http://schemas.microsoft.com/office/drawing/2015/9/8/chartex" xmlns:cx2="http://schemas.microsoft.com/office/drawing/2015/10/21/chartex" xmlns:cx3="http://schemas.microsoft.com/office/drawing/2016/5/9/chartex" xmlns:cx4="http://schemas.microsoft.com/office/drawing/2016/5/10/chartex" xmlns:cx5="http://schemas.microsoft.com/office/drawing/2016/5/11/chartex" xmlns:cx6="http://schemas.microsoft.com/office/drawing/2016/5/12/chartex" xmlns:cx7="http://schemas.microsoft.com/office/drawing/2016/5/13/chartex" xmlns:cx8="http://schemas.microsoft.com/office/drawing/2016/5/14/chartex" xmlns:mc="http://schemas.openxmlformats.org/markup-compatibility/2006" xmlns:aink="http://schemas.microsoft.com/office/drawing/2016/ink" xmlns:am3d="http://schemas.microsoft.com/office/drawing/2017/model3d" xmlns:o="urn:schemas-microsoft-com:office:office" xmlns:r="http://schemas.openxmlformats.org/officeDocument/2006/relationships" xmlns:m="http://schemas.openxmlformats.org/officeDocument/2006/math" xmlns:v="urn:schemas-microsoft-com:vml" xmlns:wp14="http://schemas.microsoft.com/office/word/2010/wordprocessingDrawing" xmlns:wp="http://schemas.openxmlformats.org/drawingml/2006/wordprocessingDrawing" xmlns:w10="urn:schemas-microsoft-com:office:word" xmlns:w="http://schemas.openxmlformats.org/wordprocessingml/2006/main" xmlns:w14="http://schemas.microsoft.com/office/word/2010/wordml" xmlns:w15="http://schemas.microsoft.com/office/word/2012/wordml" xmlns:w16cex="http://schemas.microsoft.com/office/word/2018/wordml/cex" xmlns:w16cid="http://schemas.microsoft.com/office/word/2016/wordml/cid" xmlns:w16="http://schemas.microsoft.com/office/word/2018/wordml" xmlns:w16sdtdh="http://schemas.microsoft.com/office/word/2020/wordml/sdtdatahash" xmlns:w16se="http://schemas.microsoft.com/office/word/2015/wordml/symex" xmlns:wpg="http://schemas.microsoft.com/office/word/2010/wordprocessingGroup" xmlns:wpi="http://schemas.microsoft.com/office/word/2010/wordprocessingInk" xmlns:wne="http://schemas.microsoft.com/office/word/2006/wordml" xmlns:wps="http://schemas.microsoft.com/office/word/2010/wordprocessingShape" mc:Ignorable="w14 w15 w16se w16cid w16 w16cex w16sdtdh wp14">
   <w:p>
     <w:pPr>
       <w:pStyle w:val="Encabezado"/>
@@ -3341,7 +6105,7 @@
 </file>
 
 <file path=word/header2.xml><?xml version="1.0" encoding="utf-8"?>
-<w:hdr xmlns:wpc="http://schemas.microsoft.com/office/word/2010/wordprocessingCanvas" xmlns:cx="http://schemas.microsoft.com/office/drawing/2014/chartex" xmlns:cx1="http://schemas.microsoft.com/office/drawing/2015/9/8/chartex" xmlns:cx2="http://schemas.microsoft.com/office/drawing/2015/10/21/chartex" xmlns:cx3="http://schemas.microsoft.com/office/drawing/2016/5/9/chartex" xmlns:cx4="http://schemas.microsoft.com/office/drawing/2016/5/10/chartex" xmlns:cx5="http://schemas.microsoft.com/office/drawing/2016/5/11/chartex" xmlns:cx6="http://schemas.microsoft.com/office/drawing/2016/5/12/chartex" xmlns:cx7="http://schemas.microsoft.com/office/drawing/2016/5/13/chartex" xmlns:cx8="http://schemas.microsoft.com/office/drawing/2016/5/14/chartex" xmlns:mc="http://schemas.openxmlformats.org/markup-compatibility/2006" xmlns:m="http://schemas.openxmlformats.org/officeDocument/2006/math" xmlns:aink="http://schemas.microsoft.com/office/drawing/2016/ink" xmlns:am3d="http://schemas.microsoft.com/office/drawing/2017/model3d" xmlns:oel="http://schemas.microsoft.com/office/2019/extlst" xmlns:r="http://schemas.openxmlformats.org/officeDocument/2006/relationships" xmlns:wp14="http://schemas.microsoft.com/office/word/2010/wordprocessingDrawing" xmlns:wp="http://schemas.openxmlformats.org/drawingml/2006/wordprocessingDrawing" xmlns:wpg="http://schemas.microsoft.com/office/word/2010/wordprocessingGroup" xmlns:wpi="http://schemas.microsoft.com/office/word/2010/wordprocessingInk" xmlns:wps="http://schemas.microsoft.com/office/word/2010/wordprocessingShape" xmlns:o="urn:schemas-microsoft-com:office:office" xmlns:v="urn:schemas-microsoft-com:vml" xmlns:w10="urn:schemas-microsoft-com:office:word" xmlns:w="http://schemas.openxmlformats.org/wordprocessingml/2006/main" xmlns:w14="http://schemas.microsoft.com/office/word/2010/wordml" xmlns:w15="http://schemas.microsoft.com/office/word/2012/wordml" xmlns:w16cex="http://schemas.microsoft.com/office/word/2018/wordml/cex" xmlns:w16cid="http://schemas.microsoft.com/office/word/2016/wordml/cid" xmlns:w16="http://schemas.microsoft.com/office/word/2018/wordml" xmlns:w16sdtdh="http://schemas.microsoft.com/office/word/2020/wordml/sdtdatahash" xmlns:w16sdtfl="http://schemas.microsoft.com/office/word/2024/wordml/sdtformatlock" xmlns:w16se="http://schemas.microsoft.com/office/word/2015/wordml/symex" xmlns:w16du="http://schemas.microsoft.com/office/word/2023/wordml/word16du" xmlns:wne="http://schemas.microsoft.com/office/word/2006/wordml" mc:Ignorable="w14 w15 w16se w16cid w16 w16cex w16sdtdh w16sdtfl w16du wp14">
+<w:hdr xmlns:wpc="http://schemas.microsoft.com/office/word/2010/wordprocessingCanvas" xmlns:cx="http://schemas.microsoft.com/office/drawing/2014/chartex" xmlns:cx1="http://schemas.microsoft.com/office/drawing/2015/9/8/chartex" xmlns:cx2="http://schemas.microsoft.com/office/drawing/2015/10/21/chartex" xmlns:cx3="http://schemas.microsoft.com/office/drawing/2016/5/9/chartex" xmlns:cx4="http://schemas.microsoft.com/office/drawing/2016/5/10/chartex" xmlns:cx5="http://schemas.microsoft.com/office/drawing/2016/5/11/chartex" xmlns:cx6="http://schemas.microsoft.com/office/drawing/2016/5/12/chartex" xmlns:cx7="http://schemas.microsoft.com/office/drawing/2016/5/13/chartex" xmlns:cx8="http://schemas.microsoft.com/office/drawing/2016/5/14/chartex" xmlns:mc="http://schemas.openxmlformats.org/markup-compatibility/2006" xmlns:aink="http://schemas.microsoft.com/office/drawing/2016/ink" xmlns:am3d="http://schemas.microsoft.com/office/drawing/2017/model3d" xmlns:o="urn:schemas-microsoft-com:office:office" xmlns:r="http://schemas.openxmlformats.org/officeDocument/2006/relationships" xmlns:m="http://schemas.openxmlformats.org/officeDocument/2006/math" xmlns:v="urn:schemas-microsoft-com:vml" xmlns:wp14="http://schemas.microsoft.com/office/word/2010/wordprocessingDrawing" xmlns:wp="http://schemas.openxmlformats.org/drawingml/2006/wordprocessingDrawing" xmlns:w10="urn:schemas-microsoft-com:office:word" xmlns:w="http://schemas.openxmlformats.org/wordprocessingml/2006/main" xmlns:w14="http://schemas.microsoft.com/office/word/2010/wordml" xmlns:w15="http://schemas.microsoft.com/office/word/2012/wordml" xmlns:w16cex="http://schemas.microsoft.com/office/word/2018/wordml/cex" xmlns:w16cid="http://schemas.microsoft.com/office/word/2016/wordml/cid" xmlns:w16="http://schemas.microsoft.com/office/word/2018/wordml" xmlns:w16sdtdh="http://schemas.microsoft.com/office/word/2020/wordml/sdtdatahash" xmlns:w16se="http://schemas.microsoft.com/office/word/2015/wordml/symex" xmlns:wpg="http://schemas.microsoft.com/office/word/2010/wordprocessingGroup" xmlns:wpi="http://schemas.microsoft.com/office/word/2010/wordprocessingInk" xmlns:wne="http://schemas.microsoft.com/office/word/2006/wordml" xmlns:wps="http://schemas.microsoft.com/office/word/2010/wordprocessingShape" mc:Ignorable="w14 w15 w16se w16cid w16 w16cex w16sdtdh wp14">
   <w:p>
     <w:pPr>
       <w:pStyle w:val="Encabezado"/>
@@ -3361,6 +6125,7 @@
         <w:dataBinding w:prefixMappings="xmlns:ns0='http://schemas.microsoft.com/office/2006/coverPageProps'" w:xpath="/ns0:CoverPageProperties[1]/ns0:Abstract[1]" w:storeItemID="{55AF091B-3C7A-41E3-B477-F2FDAA23CFDA}"/>
         <w:text/>
       </w:sdtPr>
+      <w:sdtEndPr/>
       <w:sdtContent>
         <w:proofErr w:type="spellStart"/>
         <w:r>
@@ -3475,7 +6240,7 @@
 </file>
 
 <file path=word/header3.xml><?xml version="1.0" encoding="utf-8"?>
-<w:hdr xmlns:wpc="http://schemas.microsoft.com/office/word/2010/wordprocessingCanvas" xmlns:cx="http://schemas.microsoft.com/office/drawing/2014/chartex" xmlns:cx1="http://schemas.microsoft.com/office/drawing/2015/9/8/chartex" xmlns:cx2="http://schemas.microsoft.com/office/drawing/2015/10/21/chartex" xmlns:cx3="http://schemas.microsoft.com/office/drawing/2016/5/9/chartex" xmlns:cx4="http://schemas.microsoft.com/office/drawing/2016/5/10/chartex" xmlns:cx5="http://schemas.microsoft.com/office/drawing/2016/5/11/chartex" xmlns:cx6="http://schemas.microsoft.com/office/drawing/2016/5/12/chartex" xmlns:cx7="http://schemas.microsoft.com/office/drawing/2016/5/13/chartex" xmlns:cx8="http://schemas.microsoft.com/office/drawing/2016/5/14/chartex" xmlns:mc="http://schemas.openxmlformats.org/markup-compatibility/2006" xmlns:m="http://schemas.openxmlformats.org/officeDocument/2006/math" xmlns:aink="http://schemas.microsoft.com/office/drawing/2016/ink" xmlns:am3d="http://schemas.microsoft.com/office/drawing/2017/model3d" xmlns:oel="http://schemas.microsoft.com/office/2019/extlst" xmlns:r="http://schemas.openxmlformats.org/officeDocument/2006/relationships" xmlns:wp14="http://schemas.microsoft.com/office/word/2010/wordprocessingDrawing" xmlns:wp="http://schemas.openxmlformats.org/drawingml/2006/wordprocessingDrawing" xmlns:wpg="http://schemas.microsoft.com/office/word/2010/wordprocessingGroup" xmlns:wpi="http://schemas.microsoft.com/office/word/2010/wordprocessingInk" xmlns:wps="http://schemas.microsoft.com/office/word/2010/wordprocessingShape" xmlns:o="urn:schemas-microsoft-com:office:office" xmlns:v="urn:schemas-microsoft-com:vml" xmlns:w10="urn:schemas-microsoft-com:office:word" xmlns:w="http://schemas.openxmlformats.org/wordprocessingml/2006/main" xmlns:w14="http://schemas.microsoft.com/office/word/2010/wordml" xmlns:w15="http://schemas.microsoft.com/office/word/2012/wordml" xmlns:w16cex="http://schemas.microsoft.com/office/word/2018/wordml/cex" xmlns:w16cid="http://schemas.microsoft.com/office/word/2016/wordml/cid" xmlns:w16="http://schemas.microsoft.com/office/word/2018/wordml" xmlns:w16sdtdh="http://schemas.microsoft.com/office/word/2020/wordml/sdtdatahash" xmlns:w16sdtfl="http://schemas.microsoft.com/office/word/2024/wordml/sdtformatlock" xmlns:w16se="http://schemas.microsoft.com/office/word/2015/wordml/symex" xmlns:w16du="http://schemas.microsoft.com/office/word/2023/wordml/word16du" xmlns:wne="http://schemas.microsoft.com/office/word/2006/wordml" mc:Ignorable="w14 w15 w16se w16cid w16 w16cex w16sdtdh w16sdtfl w16du wp14">
+<w:hdr xmlns:wpc="http://schemas.microsoft.com/office/word/2010/wordprocessingCanvas" xmlns:cx="http://schemas.microsoft.com/office/drawing/2014/chartex" xmlns:cx1="http://schemas.microsoft.com/office/drawing/2015/9/8/chartex" xmlns:cx2="http://schemas.microsoft.com/office/drawing/2015/10/21/chartex" xmlns:cx3="http://schemas.microsoft.com/office/drawing/2016/5/9/chartex" xmlns:cx4="http://schemas.microsoft.com/office/drawing/2016/5/10/chartex" xmlns:cx5="http://schemas.microsoft.com/office/drawing/2016/5/11/chartex" xmlns:cx6="http://schemas.microsoft.com/office/drawing/2016/5/12/chartex" xmlns:cx7="http://schemas.microsoft.com/office/drawing/2016/5/13/chartex" xmlns:cx8="http://schemas.microsoft.com/office/drawing/2016/5/14/chartex" xmlns:mc="http://schemas.openxmlformats.org/markup-compatibility/2006" xmlns:aink="http://schemas.microsoft.com/office/drawing/2016/ink" xmlns:am3d="http://schemas.microsoft.com/office/drawing/2017/model3d" xmlns:o="urn:schemas-microsoft-com:office:office" xmlns:r="http://schemas.openxmlformats.org/officeDocument/2006/relationships" xmlns:m="http://schemas.openxmlformats.org/officeDocument/2006/math" xmlns:v="urn:schemas-microsoft-com:vml" xmlns:wp14="http://schemas.microsoft.com/office/word/2010/wordprocessingDrawing" xmlns:wp="http://schemas.openxmlformats.org/drawingml/2006/wordprocessingDrawing" xmlns:w10="urn:schemas-microsoft-com:office:word" xmlns:w="http://schemas.openxmlformats.org/wordprocessingml/2006/main" xmlns:w14="http://schemas.microsoft.com/office/word/2010/wordml" xmlns:w15="http://schemas.microsoft.com/office/word/2012/wordml" xmlns:w16cex="http://schemas.microsoft.com/office/word/2018/wordml/cex" xmlns:w16cid="http://schemas.microsoft.com/office/word/2016/wordml/cid" xmlns:w16="http://schemas.microsoft.com/office/word/2018/wordml" xmlns:w16sdtdh="http://schemas.microsoft.com/office/word/2020/wordml/sdtdatahash" xmlns:w16se="http://schemas.microsoft.com/office/word/2015/wordml/symex" xmlns:wpg="http://schemas.microsoft.com/office/word/2010/wordprocessingGroup" xmlns:wpi="http://schemas.microsoft.com/office/word/2010/wordprocessingInk" xmlns:wne="http://schemas.microsoft.com/office/word/2006/wordml" xmlns:wps="http://schemas.microsoft.com/office/word/2010/wordprocessingShape" mc:Ignorable="w14 w15 w16se w16cid w16 w16cex w16sdtdh wp14">
   <w:p>
     <w:pPr>
       <w:pStyle w:val="Encabezado"/>
@@ -3527,7 +6292,7 @@
 </file>
 
 <file path=word/numbering.xml><?xml version="1.0" encoding="utf-8"?>
-<w:numbering xmlns:wpc="http://schemas.microsoft.com/office/word/2010/wordprocessingCanvas" xmlns:cx="http://schemas.microsoft.com/office/drawing/2014/chartex" xmlns:cx1="http://schemas.microsoft.com/office/drawing/2015/9/8/chartex" xmlns:cx2="http://schemas.microsoft.com/office/drawing/2015/10/21/chartex" xmlns:cx3="http://schemas.microsoft.com/office/drawing/2016/5/9/chartex" xmlns:cx4="http://schemas.microsoft.com/office/drawing/2016/5/10/chartex" xmlns:cx5="http://schemas.microsoft.com/office/drawing/2016/5/11/chartex" xmlns:cx6="http://schemas.microsoft.com/office/drawing/2016/5/12/chartex" xmlns:cx7="http://schemas.microsoft.com/office/drawing/2016/5/13/chartex" xmlns:cx8="http://schemas.microsoft.com/office/drawing/2016/5/14/chartex" xmlns:mc="http://schemas.openxmlformats.org/markup-compatibility/2006" xmlns:m="http://schemas.openxmlformats.org/officeDocument/2006/math" xmlns:aink="http://schemas.microsoft.com/office/drawing/2016/ink" xmlns:am3d="http://schemas.microsoft.com/office/drawing/2017/model3d" xmlns:oel="http://schemas.microsoft.com/office/2019/extlst" xmlns:r="http://schemas.openxmlformats.org/officeDocument/2006/relationships" xmlns:wp14="http://schemas.microsoft.com/office/word/2010/wordprocessingDrawing" xmlns:wp="http://schemas.openxmlformats.org/drawingml/2006/wordprocessingDrawing" xmlns:wpg="http://schemas.microsoft.com/office/word/2010/wordprocessingGroup" xmlns:wpi="http://schemas.microsoft.com/office/word/2010/wordprocessingInk" xmlns:wps="http://schemas.microsoft.com/office/word/2010/wordprocessingShape" xmlns:o="urn:schemas-microsoft-com:office:office" xmlns:v="urn:schemas-microsoft-com:vml" xmlns:w10="urn:schemas-microsoft-com:office:word" xmlns:w="http://schemas.openxmlformats.org/wordprocessingml/2006/main" xmlns:w14="http://schemas.microsoft.com/office/word/2010/wordml" xmlns:w15="http://schemas.microsoft.com/office/word/2012/wordml" xmlns:w16cex="http://schemas.microsoft.com/office/word/2018/wordml/cex" xmlns:w16cid="http://schemas.microsoft.com/office/word/2016/wordml/cid" xmlns:w16="http://schemas.microsoft.com/office/word/2018/wordml" xmlns:w16sdtdh="http://schemas.microsoft.com/office/word/2020/wordml/sdtdatahash" xmlns:w16sdtfl="http://schemas.microsoft.com/office/word/2024/wordml/sdtformatlock" xmlns:w16se="http://schemas.microsoft.com/office/word/2015/wordml/symex" xmlns:w16du="http://schemas.microsoft.com/office/word/2023/wordml/word16du" xmlns:wne="http://schemas.microsoft.com/office/word/2006/wordml" mc:Ignorable="w14 w15 w16se w16cid w16 w16cex w16sdtdh w16sdtfl w16du wp14">
+<w:numbering xmlns:wpc="http://schemas.microsoft.com/office/word/2010/wordprocessingCanvas" xmlns:cx="http://schemas.microsoft.com/office/drawing/2014/chartex" xmlns:cx1="http://schemas.microsoft.com/office/drawing/2015/9/8/chartex" xmlns:cx2="http://schemas.microsoft.com/office/drawing/2015/10/21/chartex" xmlns:cx3="http://schemas.microsoft.com/office/drawing/2016/5/9/chartex" xmlns:cx4="http://schemas.microsoft.com/office/drawing/2016/5/10/chartex" xmlns:cx5="http://schemas.microsoft.com/office/drawing/2016/5/11/chartex" xmlns:cx6="http://schemas.microsoft.com/office/drawing/2016/5/12/chartex" xmlns:cx7="http://schemas.microsoft.com/office/drawing/2016/5/13/chartex" xmlns:cx8="http://schemas.microsoft.com/office/drawing/2016/5/14/chartex" xmlns:mc="http://schemas.openxmlformats.org/markup-compatibility/2006" xmlns:aink="http://schemas.microsoft.com/office/drawing/2016/ink" xmlns:am3d="http://schemas.microsoft.com/office/drawing/2017/model3d" xmlns:o="urn:schemas-microsoft-com:office:office" xmlns:r="http://schemas.openxmlformats.org/officeDocument/2006/relationships" xmlns:m="http://schemas.openxmlformats.org/officeDocument/2006/math" xmlns:v="urn:schemas-microsoft-com:vml" xmlns:wp14="http://schemas.microsoft.com/office/word/2010/wordprocessingDrawing" xmlns:wp="http://schemas.openxmlformats.org/drawingml/2006/wordprocessingDrawing" xmlns:w10="urn:schemas-microsoft-com:office:word" xmlns:w="http://schemas.openxmlformats.org/wordprocessingml/2006/main" xmlns:w14="http://schemas.microsoft.com/office/word/2010/wordml" xmlns:w15="http://schemas.microsoft.com/office/word/2012/wordml" xmlns:w16cex="http://schemas.microsoft.com/office/word/2018/wordml/cex" xmlns:w16cid="http://schemas.microsoft.com/office/word/2016/wordml/cid" xmlns:w16="http://schemas.microsoft.com/office/word/2018/wordml" xmlns:w16sdtdh="http://schemas.microsoft.com/office/word/2020/wordml/sdtdatahash" xmlns:w16se="http://schemas.microsoft.com/office/word/2015/wordml/symex" xmlns:wpg="http://schemas.microsoft.com/office/word/2010/wordprocessingGroup" xmlns:wpi="http://schemas.microsoft.com/office/word/2010/wordprocessingInk" xmlns:wne="http://schemas.microsoft.com/office/word/2006/wordml" xmlns:wps="http://schemas.microsoft.com/office/word/2010/wordprocessingShape" mc:Ignorable="w14 w15 w16se w16cid w16 w16cex w16sdtdh wp14">
   <w:abstractNum w:abstractNumId="0" w15:restartNumberingAfterBreak="0">
     <w:nsid w:val="042A6B37"/>
     <w:multiLevelType w:val="hybridMultilevel"/>
@@ -5266,59 +8031,59 @@
       </w:rPr>
     </w:lvl>
   </w:abstractNum>
-  <w:num w:numId="1" w16cid:durableId="317540622">
+  <w:num w:numId="1">
     <w:abstractNumId w:val="0"/>
   </w:num>
-  <w:num w:numId="2" w16cid:durableId="2045672853">
+  <w:num w:numId="2">
     <w:abstractNumId w:val="8"/>
   </w:num>
-  <w:num w:numId="3" w16cid:durableId="1798642824">
+  <w:num w:numId="3">
     <w:abstractNumId w:val="1"/>
   </w:num>
-  <w:num w:numId="4" w16cid:durableId="983237737">
+  <w:num w:numId="4">
     <w:abstractNumId w:val="12"/>
   </w:num>
-  <w:num w:numId="5" w16cid:durableId="490171255">
+  <w:num w:numId="5">
     <w:abstractNumId w:val="13"/>
   </w:num>
-  <w:num w:numId="6" w16cid:durableId="340814691">
+  <w:num w:numId="6">
     <w:abstractNumId w:val="2"/>
   </w:num>
-  <w:num w:numId="7" w16cid:durableId="1344936245">
+  <w:num w:numId="7">
     <w:abstractNumId w:val="7"/>
   </w:num>
-  <w:num w:numId="8" w16cid:durableId="1353531980">
+  <w:num w:numId="8">
     <w:abstractNumId w:val="10"/>
   </w:num>
-  <w:num w:numId="9" w16cid:durableId="1518156833">
+  <w:num w:numId="9">
     <w:abstractNumId w:val="5"/>
   </w:num>
-  <w:num w:numId="10" w16cid:durableId="1113330907">
+  <w:num w:numId="10">
     <w:abstractNumId w:val="4"/>
   </w:num>
-  <w:num w:numId="11" w16cid:durableId="526329763">
+  <w:num w:numId="11">
     <w:abstractNumId w:val="11"/>
   </w:num>
-  <w:num w:numId="12" w16cid:durableId="67458668">
+  <w:num w:numId="12">
     <w:abstractNumId w:val="6"/>
   </w:num>
-  <w:num w:numId="13" w16cid:durableId="137234301">
+  <w:num w:numId="13">
     <w:abstractNumId w:val="14"/>
   </w:num>
-  <w:num w:numId="14" w16cid:durableId="1609047238">
+  <w:num w:numId="14">
     <w:abstractNumId w:val="15"/>
   </w:num>
-  <w:num w:numId="15" w16cid:durableId="1788617836">
+  <w:num w:numId="15">
     <w:abstractNumId w:val="3"/>
   </w:num>
-  <w:num w:numId="16" w16cid:durableId="1547984290">
+  <w:num w:numId="16">
     <w:abstractNumId w:val="9"/>
   </w:num>
 </w:numbering>
 </file>
 
 <file path=word/styles.xml><?xml version="1.0" encoding="utf-8"?>
-<w:styles xmlns:mc="http://schemas.openxmlformats.org/markup-compatibility/2006" xmlns:r="http://schemas.openxmlformats.org/officeDocument/2006/relationships" xmlns:w="http://schemas.openxmlformats.org/wordprocessingml/2006/main" xmlns:w14="http://schemas.microsoft.com/office/word/2010/wordml" xmlns:w15="http://schemas.microsoft.com/office/word/2012/wordml" xmlns:w16cex="http://schemas.microsoft.com/office/word/2018/wordml/cex" xmlns:w16cid="http://schemas.microsoft.com/office/word/2016/wordml/cid" xmlns:w16="http://schemas.microsoft.com/office/word/2018/wordml" xmlns:w16sdtdh="http://schemas.microsoft.com/office/word/2020/wordml/sdtdatahash" xmlns:w16sdtfl="http://schemas.microsoft.com/office/word/2024/wordml/sdtformatlock" xmlns:w16se="http://schemas.microsoft.com/office/word/2015/wordml/symex" xmlns:w16du="http://schemas.microsoft.com/office/word/2023/wordml/word16du" mc:Ignorable="w14 w15 w16se w16cid w16 w16cex w16sdtdh w16sdtfl w16du">
+<w:styles xmlns:mc="http://schemas.openxmlformats.org/markup-compatibility/2006" xmlns:r="http://schemas.openxmlformats.org/officeDocument/2006/relationships" xmlns:w="http://schemas.openxmlformats.org/wordprocessingml/2006/main" xmlns:w14="http://schemas.microsoft.com/office/word/2010/wordml" xmlns:w15="http://schemas.microsoft.com/office/word/2012/wordml" xmlns:w16cex="http://schemas.microsoft.com/office/word/2018/wordml/cex" xmlns:w16cid="http://schemas.microsoft.com/office/word/2016/wordml/cid" xmlns:w16="http://schemas.microsoft.com/office/word/2018/wordml" xmlns:w16sdtdh="http://schemas.microsoft.com/office/word/2020/wordml/sdtdatahash" xmlns:w16se="http://schemas.microsoft.com/office/word/2015/wordml/symex" mc:Ignorable="w14 w15 w16se w16cid w16 w16cex w16sdtdh">
   <w:docDefaults>
     <w:rPrDefault>
       <w:rPr>
@@ -6672,7 +9437,7 @@
 </file>
 
 <file path=word/glossary/document.xml><?xml version="1.0" encoding="utf-8"?>
-<w:glossaryDocument xmlns:wpc="http://schemas.microsoft.com/office/word/2010/wordprocessingCanvas" xmlns:cx="http://schemas.microsoft.com/office/drawing/2014/chartex" xmlns:cx1="http://schemas.microsoft.com/office/drawing/2015/9/8/chartex" xmlns:cx2="http://schemas.microsoft.com/office/drawing/2015/10/21/chartex" xmlns:cx3="http://schemas.microsoft.com/office/drawing/2016/5/9/chartex" xmlns:cx4="http://schemas.microsoft.com/office/drawing/2016/5/10/chartex" xmlns:cx5="http://schemas.microsoft.com/office/drawing/2016/5/11/chartex" xmlns:cx6="http://schemas.microsoft.com/office/drawing/2016/5/12/chartex" xmlns:cx7="http://schemas.microsoft.com/office/drawing/2016/5/13/chartex" xmlns:cx8="http://schemas.microsoft.com/office/drawing/2016/5/14/chartex" xmlns:mc="http://schemas.openxmlformats.org/markup-compatibility/2006" xmlns:m="http://schemas.openxmlformats.org/officeDocument/2006/math" xmlns:aink="http://schemas.microsoft.com/office/drawing/2016/ink" xmlns:am3d="http://schemas.microsoft.com/office/drawing/2017/model3d" xmlns:oel="http://schemas.microsoft.com/office/2019/extlst" xmlns:r="http://schemas.openxmlformats.org/officeDocument/2006/relationships" xmlns:wp14="http://schemas.microsoft.com/office/word/2010/wordprocessingDrawing" xmlns:wp="http://schemas.openxmlformats.org/drawingml/2006/wordprocessingDrawing" xmlns:wpg="http://schemas.microsoft.com/office/word/2010/wordprocessingGroup" xmlns:wpi="http://schemas.microsoft.com/office/word/2010/wordprocessingInk" xmlns:wps="http://schemas.microsoft.com/office/word/2010/wordprocessingShape" xmlns:o="urn:schemas-microsoft-com:office:office" xmlns:v="urn:schemas-microsoft-com:vml" xmlns:w10="urn:schemas-microsoft-com:office:word" xmlns:w="http://schemas.openxmlformats.org/wordprocessingml/2006/main" xmlns:w14="http://schemas.microsoft.com/office/word/2010/wordml" xmlns:w15="http://schemas.microsoft.com/office/word/2012/wordml" xmlns:w16cex="http://schemas.microsoft.com/office/word/2018/wordml/cex" xmlns:w16cid="http://schemas.microsoft.com/office/word/2016/wordml/cid" xmlns:w16="http://schemas.microsoft.com/office/word/2018/wordml" xmlns:w16sdtdh="http://schemas.microsoft.com/office/word/2020/wordml/sdtdatahash" xmlns:w16sdtfl="http://schemas.microsoft.com/office/word/2024/wordml/sdtformatlock" xmlns:w16se="http://schemas.microsoft.com/office/word/2015/wordml/symex" xmlns:w16du="http://schemas.microsoft.com/office/word/2023/wordml/word16du" xmlns:wne="http://schemas.microsoft.com/office/word/2006/wordml" mc:Ignorable="w14 w15 w16se w16cid w16 w16cex w16sdtdh w16sdtfl w16du wp14">
+<w:glossaryDocument xmlns:wpc="http://schemas.microsoft.com/office/word/2010/wordprocessingCanvas" xmlns:cx="http://schemas.microsoft.com/office/drawing/2014/chartex" xmlns:cx1="http://schemas.microsoft.com/office/drawing/2015/9/8/chartex" xmlns:cx2="http://schemas.microsoft.com/office/drawing/2015/10/21/chartex" xmlns:cx3="http://schemas.microsoft.com/office/drawing/2016/5/9/chartex" xmlns:cx4="http://schemas.microsoft.com/office/drawing/2016/5/10/chartex" xmlns:cx5="http://schemas.microsoft.com/office/drawing/2016/5/11/chartex" xmlns:cx6="http://schemas.microsoft.com/office/drawing/2016/5/12/chartex" xmlns:cx7="http://schemas.microsoft.com/office/drawing/2016/5/13/chartex" xmlns:cx8="http://schemas.microsoft.com/office/drawing/2016/5/14/chartex" xmlns:mc="http://schemas.openxmlformats.org/markup-compatibility/2006" xmlns:aink="http://schemas.microsoft.com/office/drawing/2016/ink" xmlns:am3d="http://schemas.microsoft.com/office/drawing/2017/model3d" xmlns:o="urn:schemas-microsoft-com:office:office" xmlns:r="http://schemas.openxmlformats.org/officeDocument/2006/relationships" xmlns:m="http://schemas.openxmlformats.org/officeDocument/2006/math" xmlns:v="urn:schemas-microsoft-com:vml" xmlns:wp14="http://schemas.microsoft.com/office/word/2010/wordprocessingDrawing" xmlns:wp="http://schemas.openxmlformats.org/drawingml/2006/wordprocessingDrawing" xmlns:w10="urn:schemas-microsoft-com:office:word" xmlns:w="http://schemas.openxmlformats.org/wordprocessingml/2006/main" xmlns:w14="http://schemas.microsoft.com/office/word/2010/wordml" xmlns:w15="http://schemas.microsoft.com/office/word/2012/wordml" xmlns:w16cex="http://schemas.microsoft.com/office/word/2018/wordml/cex" xmlns:w16cid="http://schemas.microsoft.com/office/word/2016/wordml/cid" xmlns:w16="http://schemas.microsoft.com/office/word/2018/wordml" xmlns:w16sdtdh="http://schemas.microsoft.com/office/word/2020/wordml/sdtdatahash" xmlns:w16se="http://schemas.microsoft.com/office/word/2015/wordml/symex" xmlns:wpg="http://schemas.microsoft.com/office/word/2010/wordprocessingGroup" xmlns:wpi="http://schemas.microsoft.com/office/word/2010/wordprocessingInk" xmlns:wne="http://schemas.microsoft.com/office/word/2006/wordml" xmlns:wps="http://schemas.microsoft.com/office/word/2010/wordprocessingShape" mc:Ignorable="w14 w15 w16se w16cid w16 w16cex w16sdtdh wp14">
   <w:docParts>
     <w:docPart>
       <w:docPartPr>
@@ -6742,7 +9507,7 @@
 </file>
 
 <file path=word/glossary/fontTable.xml><?xml version="1.0" encoding="utf-8"?>
-<w:fonts xmlns:mc="http://schemas.openxmlformats.org/markup-compatibility/2006" xmlns:r="http://schemas.openxmlformats.org/officeDocument/2006/relationships" xmlns:w="http://schemas.openxmlformats.org/wordprocessingml/2006/main" xmlns:w14="http://schemas.microsoft.com/office/word/2010/wordml" xmlns:w15="http://schemas.microsoft.com/office/word/2012/wordml" xmlns:w16cex="http://schemas.microsoft.com/office/word/2018/wordml/cex" xmlns:w16cid="http://schemas.microsoft.com/office/word/2016/wordml/cid" xmlns:w16="http://schemas.microsoft.com/office/word/2018/wordml" xmlns:w16sdtdh="http://schemas.microsoft.com/office/word/2020/wordml/sdtdatahash" xmlns:w16sdtfl="http://schemas.microsoft.com/office/word/2024/wordml/sdtformatlock" xmlns:w16se="http://schemas.microsoft.com/office/word/2015/wordml/symex" xmlns:w16du="http://schemas.microsoft.com/office/word/2023/wordml/word16du" mc:Ignorable="w14 w15 w16se w16cid w16 w16cex w16sdtdh w16sdtfl w16du">
+<w:fonts xmlns:mc="http://schemas.openxmlformats.org/markup-compatibility/2006" xmlns:r="http://schemas.openxmlformats.org/officeDocument/2006/relationships" xmlns:w="http://schemas.openxmlformats.org/wordprocessingml/2006/main" xmlns:w14="http://schemas.microsoft.com/office/word/2010/wordml" xmlns:w15="http://schemas.microsoft.com/office/word/2012/wordml" xmlns:w16cex="http://schemas.microsoft.com/office/word/2018/wordml/cex" xmlns:w16cid="http://schemas.microsoft.com/office/word/2016/wordml/cid" xmlns:w16="http://schemas.microsoft.com/office/word/2018/wordml" xmlns:w16sdtdh="http://schemas.microsoft.com/office/word/2020/wordml/sdtdatahash" xmlns:w16se="http://schemas.microsoft.com/office/word/2015/wordml/symex" mc:Ignorable="w14 w15 w16se w16cid w16 w16cex w16sdtdh">
   <w:font w:name="Times New Roman">
     <w:panose1 w:val="02020603050405020304"/>
     <w:charset w:val="00"/>
@@ -6753,7 +9518,7 @@
   <w:font w:name="Symbol">
     <w:panose1 w:val="05050102010706020507"/>
     <w:charset w:val="02"/>
-    <w:family w:val="decorative"/>
+    <w:family w:val="roman"/>
     <w:pitch w:val="variable"/>
     <w:sig w:usb0="00000000" w:usb1="10000000" w:usb2="00000000" w:usb3="00000000" w:csb0="80000000" w:csb1="00000000"/>
   </w:font>
@@ -6766,10 +9531,10 @@
   </w:font>
   <w:font w:name="Wingdings">
     <w:panose1 w:val="05000000000000000000"/>
-    <w:charset w:val="4D"/>
-    <w:family w:val="decorative"/>
+    <w:charset w:val="02"/>
+    <w:family w:val="auto"/>
     <w:pitch w:val="variable"/>
-    <w:sig w:usb0="00000003" w:usb1="00000000" w:usb2="00000000" w:usb3="00000000" w:csb0="80000001" w:csb1="00000000"/>
+    <w:sig w:usb0="00000000" w:usb1="10000000" w:usb2="00000000" w:usb3="00000000" w:csb0="80000000" w:csb1="00000000"/>
   </w:font>
   <w:font w:name="Calibri">
     <w:panose1 w:val="020F0502020204030204"/>
@@ -6798,13 +9563,12 @@
     <w:charset w:val="00"/>
     <w:family w:val="swiss"/>
     <w:pitch w:val="variable"/>
-    <w:sig w:usb0="E0002AFF" w:usb1="C0007843" w:usb2="00000009" w:usb3="00000000" w:csb0="000001FF" w:csb1="00000000"/>
+    <w:sig w:usb0="E0002EFF" w:usb1="C000785B" w:usb2="00000009" w:usb3="00000000" w:csb0="000001FF" w:csb1="00000000"/>
   </w:font>
   <w:font w:name="Tahoma">
     <w:panose1 w:val="020B0604030504040204"/>
     <w:charset w:val="00"/>
     <w:family w:val="swiss"/>
-    <w:notTrueType/>
     <w:pitch w:val="variable"/>
     <w:sig w:usb0="E1002EFF" w:usb1="C000605B" w:usb2="00000029" w:usb3="00000000" w:csb0="000101FF" w:csb1="00000000"/>
   </w:font>
@@ -6816,27 +9580,18 @@
     <w:pitch w:val="fixed"/>
     <w:sig w:usb0="E00002FF" w:usb1="6AC7FDFB" w:usb2="08000012" w:usb3="00000000" w:csb0="0002009F" w:csb1="00000000"/>
   </w:font>
-  <w:font w:name="Aptos">
-    <w:panose1 w:val="020B0004020202020204"/>
+  <w:font w:name="Yu Mincho">
+    <w:charset w:val="80"/>
+    <w:family w:val="roman"/>
+    <w:pitch w:val="variable"/>
+    <w:sig w:usb0="800002E7" w:usb1="2AC7FCFF" w:usb2="00000012" w:usb3="00000000" w:csb0="0002009F" w:csb1="00000000"/>
+  </w:font>
+  <w:font w:name="Calibri Light">
+    <w:panose1 w:val="020F0302020204030204"/>
     <w:charset w:val="00"/>
     <w:family w:val="swiss"/>
     <w:pitch w:val="variable"/>
-    <w:sig w:usb0="20000287" w:usb1="00000003" w:usb2="00000000" w:usb3="00000000" w:csb0="0000019F" w:csb1="00000000"/>
-  </w:font>
-  <w:font w:name="Yu Mincho">
-    <w:panose1 w:val="02020400000000000000"/>
-    <w:charset w:val="80"/>
-    <w:family w:val="roman"/>
-    <w:notTrueType/>
-    <w:pitch w:val="variable"/>
-    <w:sig w:usb0="800002E7" w:usb1="2AC7FCFF" w:usb2="00000012" w:usb3="00000000" w:csb0="0002009F" w:csb1="00000000"/>
-  </w:font>
-  <w:font w:name="Aptos Display">
-    <w:panose1 w:val="020B0004020202020204"/>
-    <w:charset w:val="01"/>
-    <w:family w:val="swiss"/>
-    <w:pitch w:val="variable"/>
-    <w:sig w:usb0="20000287" w:usb1="00000003" w:usb2="00000000" w:usb3="00000000" w:csb0="0000019F" w:csb1="00000000"/>
+    <w:sig w:usb0="E4002EFF" w:usb1="C200247B" w:usb2="00000009" w:usb3="00000000" w:csb0="000001FF" w:csb1="00000000"/>
   </w:font>
   <w:font w:name="Yu Gothic Light">
     <w:panose1 w:val="020B0300000000000000"/>
@@ -6849,7 +9604,7 @@
 </file>
 
 <file path=word/glossary/settings.xml><?xml version="1.0" encoding="utf-8"?>
-<w:settings xmlns:mc="http://schemas.openxmlformats.org/markup-compatibility/2006" xmlns:m="http://schemas.openxmlformats.org/officeDocument/2006/math" xmlns:r="http://schemas.openxmlformats.org/officeDocument/2006/relationships" xmlns:sl="http://schemas.openxmlformats.org/schemaLibrary/2006/main" xmlns:o="urn:schemas-microsoft-com:office:office" xmlns:v="urn:schemas-microsoft-com:vml" xmlns:w10="urn:schemas-microsoft-com:office:word" xmlns:w="http://schemas.openxmlformats.org/wordprocessingml/2006/main" xmlns:w14="http://schemas.microsoft.com/office/word/2010/wordml" xmlns:w15="http://schemas.microsoft.com/office/word/2012/wordml" xmlns:w16cex="http://schemas.microsoft.com/office/word/2018/wordml/cex" xmlns:w16cid="http://schemas.microsoft.com/office/word/2016/wordml/cid" xmlns:w16="http://schemas.microsoft.com/office/word/2018/wordml" xmlns:w16sdtdh="http://schemas.microsoft.com/office/word/2020/wordml/sdtdatahash" xmlns:w16sdtfl="http://schemas.microsoft.com/office/word/2024/wordml/sdtformatlock" xmlns:w16se="http://schemas.microsoft.com/office/word/2015/wordml/symex" xmlns:w16du="http://schemas.microsoft.com/office/word/2023/wordml/word16du" mc:Ignorable="w14 w15 w16se w16cid w16 w16cex w16sdtdh w16sdtfl w16du">
+<w:settings xmlns:mc="http://schemas.openxmlformats.org/markup-compatibility/2006" xmlns:o="urn:schemas-microsoft-com:office:office" xmlns:r="http://schemas.openxmlformats.org/officeDocument/2006/relationships" xmlns:m="http://schemas.openxmlformats.org/officeDocument/2006/math" xmlns:v="urn:schemas-microsoft-com:vml" xmlns:w10="urn:schemas-microsoft-com:office:word" xmlns:w="http://schemas.openxmlformats.org/wordprocessingml/2006/main" xmlns:w14="http://schemas.microsoft.com/office/word/2010/wordml" xmlns:w15="http://schemas.microsoft.com/office/word/2012/wordml" xmlns:w16cex="http://schemas.microsoft.com/office/word/2018/wordml/cex" xmlns:w16cid="http://schemas.microsoft.com/office/word/2016/wordml/cid" xmlns:w16="http://schemas.microsoft.com/office/word/2018/wordml" xmlns:w16sdtdh="http://schemas.microsoft.com/office/word/2020/wordml/sdtdatahash" xmlns:w16se="http://schemas.microsoft.com/office/word/2015/wordml/symex" xmlns:sl="http://schemas.openxmlformats.org/schemaLibrary/2006/main" mc:Ignorable="w14 w15 w16se w16cid w16 w16cex w16sdtdh">
   <w:view w:val="normal"/>
   <w:defaultTabStop w:val="708"/>
   <w:hyphenationZone w:val="425"/>
@@ -6876,6 +9631,8 @@
     <w:rsid w:val="00687CD9"/>
     <w:rsid w:val="006E2FCC"/>
     <w:rsid w:val="00704192"/>
+    <w:rsid w:val="007602FE"/>
+    <w:rsid w:val="007F1D50"/>
     <w:rsid w:val="00825B36"/>
     <w:rsid w:val="009007E1"/>
     <w:rsid w:val="00960213"/>
@@ -6912,7 +9669,7 @@
 </file>
 
 <file path=word/glossary/styles.xml><?xml version="1.0" encoding="utf-8"?>
-<w:styles xmlns:mc="http://schemas.openxmlformats.org/markup-compatibility/2006" xmlns:r="http://schemas.openxmlformats.org/officeDocument/2006/relationships" xmlns:w="http://schemas.openxmlformats.org/wordprocessingml/2006/main" xmlns:w14="http://schemas.microsoft.com/office/word/2010/wordml" xmlns:w15="http://schemas.microsoft.com/office/word/2012/wordml" xmlns:w16cex="http://schemas.microsoft.com/office/word/2018/wordml/cex" xmlns:w16cid="http://schemas.microsoft.com/office/word/2016/wordml/cid" xmlns:w16="http://schemas.microsoft.com/office/word/2018/wordml" xmlns:w16sdtdh="http://schemas.microsoft.com/office/word/2020/wordml/sdtdatahash" xmlns:w16sdtfl="http://schemas.microsoft.com/office/word/2024/wordml/sdtformatlock" xmlns:w16se="http://schemas.microsoft.com/office/word/2015/wordml/symex" xmlns:w16du="http://schemas.microsoft.com/office/word/2023/wordml/word16du" mc:Ignorable="w14 w15 w16se w16cid w16 w16cex w16sdtdh w16sdtfl w16du">
+<w:styles xmlns:mc="http://schemas.openxmlformats.org/markup-compatibility/2006" xmlns:r="http://schemas.openxmlformats.org/officeDocument/2006/relationships" xmlns:w="http://schemas.openxmlformats.org/wordprocessingml/2006/main" xmlns:w14="http://schemas.microsoft.com/office/word/2010/wordml" xmlns:w15="http://schemas.microsoft.com/office/word/2012/wordml" xmlns:w16cex="http://schemas.microsoft.com/office/word/2018/wordml/cex" xmlns:w16cid="http://schemas.microsoft.com/office/word/2016/wordml/cid" xmlns:w16="http://schemas.microsoft.com/office/word/2018/wordml" xmlns:w16sdtdh="http://schemas.microsoft.com/office/word/2020/wordml/sdtdatahash" xmlns:w16se="http://schemas.microsoft.com/office/word/2015/wordml/symex" mc:Ignorable="w14 w15 w16se w16cid w16 w16cex w16sdtdh">
   <w:docDefaults>
     <w:rPrDefault>
       <w:rPr>
@@ -7341,7 +10098,7 @@
 </file>
 
 <file path=word/glossary/webSettings.xml><?xml version="1.0" encoding="utf-8"?>
-<w:webSettings xmlns:mc="http://schemas.openxmlformats.org/markup-compatibility/2006" xmlns:r="http://schemas.openxmlformats.org/officeDocument/2006/relationships" xmlns:w="http://schemas.openxmlformats.org/wordprocessingml/2006/main" xmlns:w14="http://schemas.microsoft.com/office/word/2010/wordml" xmlns:w15="http://schemas.microsoft.com/office/word/2012/wordml" xmlns:w16cex="http://schemas.microsoft.com/office/word/2018/wordml/cex" xmlns:w16cid="http://schemas.microsoft.com/office/word/2016/wordml/cid" xmlns:w16="http://schemas.microsoft.com/office/word/2018/wordml" xmlns:w16sdtdh="http://schemas.microsoft.com/office/word/2020/wordml/sdtdatahash" xmlns:w16sdtfl="http://schemas.microsoft.com/office/word/2024/wordml/sdtformatlock" xmlns:w16se="http://schemas.microsoft.com/office/word/2015/wordml/symex" xmlns:w16du="http://schemas.microsoft.com/office/word/2023/wordml/word16du" mc:Ignorable="w14 w15 w16se w16cid w16 w16cex w16sdtdh w16sdtfl w16du">
+<w:webSettings xmlns:mc="http://schemas.openxmlformats.org/markup-compatibility/2006" xmlns:r="http://schemas.openxmlformats.org/officeDocument/2006/relationships" xmlns:w="http://schemas.openxmlformats.org/wordprocessingml/2006/main" xmlns:w14="http://schemas.microsoft.com/office/word/2010/wordml" xmlns:w15="http://schemas.microsoft.com/office/word/2012/wordml" xmlns:w16cex="http://schemas.microsoft.com/office/word/2018/wordml/cex" xmlns:w16cid="http://schemas.microsoft.com/office/word/2016/wordml/cid" xmlns:w16="http://schemas.microsoft.com/office/word/2018/wordml" xmlns:w16sdtdh="http://schemas.microsoft.com/office/word/2020/wordml/sdtdatahash" xmlns:w16se="http://schemas.microsoft.com/office/word/2015/wordml/symex" mc:Ignorable="w14 w15 w16se w16cid w16 w16cex w16sdtdh">
   <w:optimizeForBrowser/>
 </w:webSettings>
 </file>
@@ -7631,7 +10388,7 @@
 
 <file path=customXml/item1.xml><?xml version="1.0" encoding="utf-8"?>
 <CoverPageProperties xmlns="http://schemas.microsoft.com/office/2006/coverPageProps">
-  <PublishDate/>
+  <PublishDate>2026-09-30T00:00:00</PublishDate>
   <Abstract>Definition of Done</Abstract>
   <CompanyAddress/>
   <CompanyPhone/>
@@ -7641,29 +10398,6 @@
 </file>
 
 <file path=customXml/item2.xml><?xml version="1.0" encoding="utf-8"?>
-<b:Sources xmlns:b="http://schemas.openxmlformats.org/officeDocument/2006/bibliography" xmlns="http://schemas.openxmlformats.org/officeDocument/2006/bibliography" SelectedStyle="\APA.XSL" StyleName="APA"/>
-</file>
-
-<file path=customXml/item3.xml><?xml version="1.0" encoding="utf-8"?>
-<p:properties xmlns:p="http://schemas.microsoft.com/office/2006/metadata/properties" xmlns:xsi="http://www.w3.org/2001/XMLSchema-instance" xmlns:pc="http://schemas.microsoft.com/office/infopath/2007/PartnerControls">
-  <documentManagement>
-    <lcf76f155ced4ddcb4097134ff3c332f xmlns="e1e7bc46-bed0-459f-9452-a76b1c5b695e">
-      <Terms xmlns="http://schemas.microsoft.com/office/infopath/2007/PartnerControls"/>
-    </lcf76f155ced4ddcb4097134ff3c332f>
-  </documentManagement>
-</p:properties>
-</file>
-
-<file path=customXml/item4.xml><?xml version="1.0" encoding="utf-8"?>
-<?mso-contentType ?>
-<FormTemplates xmlns="http://schemas.microsoft.com/sharepoint/v3/contenttype/forms">
-  <Display>DocumentLibraryForm</Display>
-  <Edit>DocumentLibraryForm</Edit>
-  <New>DocumentLibraryForm</New>
-</FormTemplates>
-</file>
-
-<file path=customXml/item5.xml><?xml version="1.0" encoding="utf-8"?>
 <ct:contentTypeSchema xmlns:ct="http://schemas.microsoft.com/office/2006/metadata/contentType" xmlns:ma="http://schemas.microsoft.com/office/2006/metadata/properties/metaAttributes" ct:_="" ma:_="" ma:contentTypeName="Documento" ma:contentTypeID="0x0101005395107FFD641345A10C8A5ACACB9D20" ma:contentTypeVersion="13" ma:contentTypeDescription="Crear nuevo documento." ma:contentTypeScope="" ma:versionID="7407f70e7181b908656026f379795b2c">
   <xsd:schema xmlns:xsd="http://www.w3.org/2001/XMLSchema" xmlns:xs="http://www.w3.org/2001/XMLSchema" xmlns:p="http://schemas.microsoft.com/office/2006/metadata/properties" xmlns:ns2="e1e7bc46-bed0-459f-9452-a76b1c5b695e" xmlns:ns3="bb8cf7e1-610f-40a0-8f00-126b9d139fde" targetNamespace="http://schemas.microsoft.com/office/2006/metadata/properties" ma:root="true" ma:fieldsID="b29ea8901729e1eaaa4e48e09148c760" ns2:_="" ns3:_="">
     <xsd:import namespace="e1e7bc46-bed0-459f-9452-a76b1c5b695e"/>
@@ -7880,6 +10614,29 @@
 </ct:contentTypeSchema>
 </file>
 
+<file path=customXml/item3.xml><?xml version="1.0" encoding="utf-8"?>
+<?mso-contentType ?>
+<FormTemplates xmlns="http://schemas.microsoft.com/sharepoint/v3/contenttype/forms">
+  <Display>DocumentLibraryForm</Display>
+  <Edit>DocumentLibraryForm</Edit>
+  <New>DocumentLibraryForm</New>
+</FormTemplates>
+</file>
+
+<file path=customXml/item4.xml><?xml version="1.0" encoding="utf-8"?>
+<p:properties xmlns:p="http://schemas.microsoft.com/office/2006/metadata/properties" xmlns:xsi="http://www.w3.org/2001/XMLSchema-instance" xmlns:pc="http://schemas.microsoft.com/office/infopath/2007/PartnerControls">
+  <documentManagement>
+    <lcf76f155ced4ddcb4097134ff3c332f xmlns="e1e7bc46-bed0-459f-9452-a76b1c5b695e">
+      <Terms xmlns="http://schemas.microsoft.com/office/infopath/2007/PartnerControls"/>
+    </lcf76f155ced4ddcb4097134ff3c332f>
+  </documentManagement>
+</p:properties>
+</file>
+
+<file path=customXml/item5.xml><?xml version="1.0" encoding="utf-8"?>
+<b:Sources xmlns:b="http://schemas.openxmlformats.org/officeDocument/2006/bibliography" xmlns="http://schemas.openxmlformats.org/officeDocument/2006/bibliography" SelectedStyle="\APA.XSL" StyleName="APA"/>
+</file>
+
 <file path=customXml/itemProps1.xml><?xml version="1.0" encoding="utf-8"?>
 <ds:datastoreItem xmlns:ds="http://schemas.openxmlformats.org/officeDocument/2006/customXml" ds:itemID="{55AF091B-3C7A-41E3-B477-F2FDAA23CFDA}">
   <ds:schemaRefs>
@@ -7889,32 +10646,6 @@
 </file>
 
 <file path=customXml/itemProps2.xml><?xml version="1.0" encoding="utf-8"?>
-<ds:datastoreItem xmlns:ds="http://schemas.openxmlformats.org/officeDocument/2006/customXml" ds:itemID="{BD6EC776-6679-4C69-98E3-6D068EA0A3C9}">
-  <ds:schemaRefs>
-    <ds:schemaRef ds:uri="http://schemas.openxmlformats.org/officeDocument/2006/bibliography"/>
-  </ds:schemaRefs>
-</ds:datastoreItem>
-</file>
-
-<file path=customXml/itemProps3.xml><?xml version="1.0" encoding="utf-8"?>
-<ds:datastoreItem xmlns:ds="http://schemas.openxmlformats.org/officeDocument/2006/customXml" ds:itemID="{E1036DFC-1D85-404D-898C-621D06C0EB1C}">
-  <ds:schemaRefs>
-    <ds:schemaRef ds:uri="http://schemas.microsoft.com/office/2006/metadata/properties"/>
-    <ds:schemaRef ds:uri="http://schemas.microsoft.com/office/infopath/2007/PartnerControls"/>
-    <ds:schemaRef ds:uri="e1e7bc46-bed0-459f-9452-a76b1c5b695e"/>
-  </ds:schemaRefs>
-</ds:datastoreItem>
-</file>
-
-<file path=customXml/itemProps4.xml><?xml version="1.0" encoding="utf-8"?>
-<ds:datastoreItem xmlns:ds="http://schemas.openxmlformats.org/officeDocument/2006/customXml" ds:itemID="{EE9AAF0E-D63F-459F-A0FB-CDCE9F728F33}">
-  <ds:schemaRefs>
-    <ds:schemaRef ds:uri="http://schemas.microsoft.com/sharepoint/v3/contenttype/forms"/>
-  </ds:schemaRefs>
-</ds:datastoreItem>
-</file>
-
-<file path=customXml/itemProps5.xml><?xml version="1.0" encoding="utf-8"?>
 <ds:datastoreItem xmlns:ds="http://schemas.openxmlformats.org/officeDocument/2006/customXml" ds:itemID="{444115BD-C1C6-48AD-B714-E1866627071D}">
   <ds:schemaRefs>
     <ds:schemaRef ds:uri="http://schemas.microsoft.com/office/2006/metadata/contentType"/>
@@ -7931,4 +10662,30 @@
     <ds:schemaRef ds:uri="http://schemas.microsoft.com/internal/obd"/>
   </ds:schemaRefs>
 </ds:datastoreItem>
+</file>
+
+<file path=customXml/itemProps3.xml><?xml version="1.0" encoding="utf-8"?>
+<ds:datastoreItem xmlns:ds="http://schemas.openxmlformats.org/officeDocument/2006/customXml" ds:itemID="{EE9AAF0E-D63F-459F-A0FB-CDCE9F728F33}">
+  <ds:schemaRefs>
+    <ds:schemaRef ds:uri="http://schemas.microsoft.com/sharepoint/v3/contenttype/forms"/>
+  </ds:schemaRefs>
+</ds:datastoreItem>
+</file>
+
+<file path=customXml/itemProps4.xml><?xml version="1.0" encoding="utf-8"?>
+<ds:datastoreItem xmlns:ds="http://schemas.openxmlformats.org/officeDocument/2006/customXml" ds:itemID="{E1036DFC-1D85-404D-898C-621D06C0EB1C}">
+  <ds:schemaRefs>
+    <ds:schemaRef ds:uri="http://schemas.microsoft.com/office/2006/metadata/properties"/>
+    <ds:schemaRef ds:uri="http://schemas.microsoft.com/office/infopath/2007/PartnerControls"/>
+    <ds:schemaRef ds:uri="e1e7bc46-bed0-459f-9452-a76b1c5b695e"/>
+  </ds:schemaRefs>
+</ds:datastoreItem>
+</file>
+
+<file path=customXml/itemProps5.xml><?xml version="1.0" encoding="utf-8"?>
+<ds:datastoreItem xmlns:ds="http://schemas.openxmlformats.org/officeDocument/2006/customXml" ds:itemID="{BD6EC776-6679-4C69-98E3-6D068EA0A3C9}">
+  <ds:schemaRefs>
+    <ds:schemaRef ds:uri="http://schemas.openxmlformats.org/officeDocument/2006/bibliography"/>
+  </ds:schemaRefs>
+</ds:datastoreItem>
 </file>
--- a/Fase 2/Evidencias Proyecto (version Agil)/Documento 04- Definition of Done.docx
+++ b/Fase 2/Evidencias Proyecto (version Agil)/Documento 04- Definition of Done.docx
@@ -5953,11 +5953,7 @@
         <w:t>El reporte y el panel exponen métricas consistentes (total, aprobadas, rechazadas) a partir de una misma fuente de resultados.</w:t>
       </w:r>
     </w:p>
-    <w:p>
-      <w:r>
-        <w:br w:type="page"/>
-      </w:r>
-    </w:p>
+    <w:p/>
     <w:sectPr>
       <w:headerReference w:type="even" r:id="rId12"/>
       <w:headerReference w:type="default" r:id="rId13"/>
@@ -9616,6 +9612,7 @@
   </w:compat>
   <w:rsids>
     <w:rsidRoot w:val="00960213"/>
+    <w:rsid w:val="00034D14"/>
     <w:rsid w:val="000609BA"/>
     <w:rsid w:val="00194DF5"/>
     <w:rsid w:val="001B14B7"/>
@@ -9643,6 +9640,7 @@
     <w:rsid w:val="00C861E5"/>
     <w:rsid w:val="00CF44FB"/>
     <w:rsid w:val="00DD693D"/>
+    <w:rsid w:val="00E12887"/>
     <w:rsid w:val="00EC21D5"/>
     <w:rsid w:val="00F03101"/>
     <w:rsid w:val="00F0486C"/>
